--- a/docs/BaoCao_BTL.docx
+++ b/docs/BaoCao_BTL.docx
@@ -334,6 +334,80 @@
     </w:p>
     <w:p>
       <w:pPr>
+        <w:spacing w:before="400"/>
+        <w:jc w:val="center"/>
+        <w:rPr>
+          <w:rFonts w:hint="default"/>
+          <w:b/>
+          <w:bCs/>
+          <w:color w:val="auto"/>
+          <w:lang w:val="en-US"/>
+        </w:rPr>
+      </w:pPr>
+      <w:r>
+        <w:rPr>
+          <w:rFonts w:hint="default"/>
+          <w:b/>
+          <w:bCs/>
+          <w:color w:val="auto"/>
+          <w:lang w:val="en-US"/>
+        </w:rPr>
+        <w:t>TÓM TẮT</w:t>
+      </w:r>
+    </w:p>
+    <w:p>
+      <w:pPr>
+        <w:spacing w:before="400"/>
+        <w:jc w:val="both"/>
+        <w:rPr>
+          <w:rFonts w:hint="default"/>
+          <w:lang w:val="en-US"/>
+        </w:rPr>
+      </w:pPr>
+      <w:r>
+        <w:rPr>
+          <w:rFonts w:hint="default"/>
+          <w:lang w:val="en-US"/>
+        </w:rPr>
+        <w:t>Trong kỷ nguyên bùng nổ thông tin, Tóm tắt văn bản tự động đóng vai trò quan trọng giúp con người tối ưu hóa thời gian tiếp thu tri thức. Tuy nhiên, các phương pháp Tóm tắt Trích xuất (Extractive Summarization) truyền thống như Lead-3 hay TextRank thường gặp phải hiện tượng thiên kiến vị trí (Lead-bias) hoặc thất bại trong việc thấu hiểu ngữ nghĩa sâu, trong khi các mô hình ngôn ngữ lớn (LLMs) lại tiêu tốn quá nhiều tài nguyên tính toán và tiềm ẩn rủi ro sinh "ảo giác" thông tin (Hallucination).</w:t>
+      </w:r>
+    </w:p>
+    <w:p>
+      <w:pPr>
+        <w:spacing w:before="400"/>
+        <w:jc w:val="both"/>
+        <w:rPr>
+          <w:rFonts w:hint="default"/>
+          <w:lang w:val="en-US"/>
+        </w:rPr>
+      </w:pPr>
+      <w:r>
+        <w:rPr>
+          <w:rFonts w:hint="default"/>
+          <w:lang w:val="en-US"/>
+        </w:rPr>
+        <w:t>Để giải quyết triệt để rào cản này, nhóm đề xuất một kiến trúc hệ thống lai hoạt động qua 2 giai đoạn chuyên biệt, cân bằng hoàn hảo giữa độ chính xác học sâu và tốc độ thời gian thực. Ở giai đoạn 1 (Representation Learning), hệ thống áp dụng kỹ thuật ROUGE-1 Oracle Matching kết hợp chiến thuật Phân cực Nhãn (Margin Binarization) để Tinh chỉnh có giám sát (Supervised Fine-Tuning) mạng Siamese-BERT (SBERT). Quá trình này giúp khắc phục thành công hiện tượng Dị hướng (Anisotropy) của kiến trúc Transformer, nắn chỉnh lại không gian biểu diễn vector ngữ nghĩa. Ở giai đoạn 2 (Diversity-Aware Selection), hệ thống tích hợp thuật toán phân cụm toán học K-Means kết hợp Lấy điểm vị trí và màng lọc Post-Filtering, giúp mô hình kết xuất được các ý chính nằm rải rác toàn văn bản mà không bị rơi vào bẫy Lead-bias.</w:t>
+      </w:r>
+    </w:p>
+    <w:p>
+      <w:pPr>
+        <w:spacing w:before="400"/>
+        <w:jc w:val="both"/>
+        <w:rPr>
+          <w:rFonts w:hint="default"/>
+          <w:lang w:val="en-US"/>
+        </w:rPr>
+      </w:pPr>
+      <w:r>
+        <w:rPr>
+          <w:rFonts w:hint="default"/>
+          <w:lang w:val="en-US"/>
+        </w:rPr>
+        <w:t>Thực nghiệm trên bộ dữ liệu VietNews (Tiếng Việt) và CNN/DailyMail (Tiếng Anh) chứng minh sự vượt trội của phương pháp đề xuất. Điển hình trên Tiếng Việt, độ sắc nét phân cụm (Silhouette Score) tăng vọt +34.9%, kéo theo ROUGE-1 bứt tốc lên mốc ~47.00% và giữ vững chỉ số Đa dạng (Diversity) ở mức 0.7535, chiến thắng các mô hình baseline. Bên cạnh giá trị học thuật, Đồ án còn đóng góp một hệ thống phần mềm thực tiễn: Toàn bộ kiến trúc AI được tối ưu hóa bộ nhớ (RAM) bằng Singleton Pattern và Lazy Loading, đóng gói bằng Docker và triển khai thành công dưới dạng một Web Application Full-Stack hoàn chỉnh, sẵn sàng ứng dụng vào môi trường sản xuất thực tế cho các doanh nghiệp.</w:t>
+      </w:r>
+    </w:p>
+    <w:p>
+      <w:pPr>
         <w:spacing w:before="0" w:beforeLines="0" w:after="0" w:afterLines="0" w:line="240" w:lineRule="auto"/>
         <w:ind w:left="0" w:leftChars="0" w:right="0" w:rightChars="0" w:firstLine="0" w:firstLineChars="0"/>
         <w:jc w:val="center"/>
@@ -369,10 +443,12 @@
     <w:sdt>
       <w:sdtPr>
         <w:rPr>
-          <w:rFonts w:ascii="SimSun" w:hAnsi="SimSun" w:eastAsia="SimSun" w:cstheme="minorBidi"/>
-          <w:color w:val="1F2937"/>
-          <w:sz w:val="21"/>
-          <w:szCs w:val="22"/>
+          <w:rFonts w:hint="default" w:ascii="Times New Roman" w:hAnsi="Times New Roman" w:eastAsia="SimSun" w:cs="Times New Roman"/>
+          <w:b/>
+          <w:bCs/>
+          <w:color w:val="auto"/>
+          <w:sz w:val="26"/>
+          <w:szCs w:val="26"/>
           <w:lang w:val="en-US" w:eastAsia="en-US" w:bidi="ar-SA"/>
         </w:rPr>
         <w:id w:val="147479963"/>
@@ -384,7 +460,7 @@
       </w:sdtPr>
       <w:sdtEndPr>
         <w:rPr>
-          <w:rFonts w:ascii="Times New Roman" w:hAnsi="Times New Roman" w:eastAsiaTheme="minorEastAsia" w:cstheme="minorBidi"/>
+          <w:rFonts w:hint="default" w:ascii="Times New Roman" w:hAnsi="Times New Roman" w:eastAsiaTheme="minorEastAsia" w:cstheme="minorBidi"/>
           <w:color w:val="auto"/>
           <w:sz w:val="26"/>
           <w:szCs w:val="22"/>
@@ -397,14 +473,42 @@
             <w:spacing w:before="0" w:beforeLines="0" w:after="0" w:afterLines="0" w:line="240" w:lineRule="auto"/>
             <w:ind w:left="0" w:leftChars="0" w:right="0" w:rightChars="0" w:firstLine="0" w:firstLineChars="0"/>
             <w:jc w:val="center"/>
+            <w:rPr>
+              <w:rFonts w:hint="default" w:ascii="Times New Roman" w:hAnsi="Times New Roman" w:eastAsia="SimSun" w:cs="Times New Roman"/>
+              <w:b/>
+              <w:bCs/>
+              <w:color w:val="auto"/>
+              <w:sz w:val="26"/>
+              <w:szCs w:val="26"/>
+              <w:lang w:val="en-US" w:eastAsia="en-US" w:bidi="ar-SA"/>
+            </w:rPr>
           </w:pPr>
           <w:r>
             <w:rPr>
-              <w:rFonts w:ascii="SimSun" w:hAnsi="SimSun" w:eastAsia="SimSun"/>
-              <w:sz w:val="21"/>
-            </w:rPr>
-            <w:t>Catalog</w:t>
-          </w:r>
+              <w:rFonts w:hint="default" w:ascii="Times New Roman" w:hAnsi="Times New Roman" w:eastAsia="SimSun" w:cs="Times New Roman"/>
+              <w:b/>
+              <w:bCs/>
+              <w:color w:val="auto"/>
+              <w:sz w:val="26"/>
+              <w:szCs w:val="26"/>
+              <w:lang w:val="en-US" w:eastAsia="en-US" w:bidi="ar-SA"/>
+            </w:rPr>
+            <w:t>MỤC LỤC</w:t>
+          </w:r>
+        </w:p>
+        <w:p>
+          <w:pPr>
+            <w:spacing w:before="0" w:beforeLines="0" w:after="0" w:afterLines="0" w:line="240" w:lineRule="auto"/>
+            <w:ind w:left="0" w:leftChars="0" w:right="0" w:rightChars="0" w:firstLine="0" w:firstLineChars="0"/>
+            <w:jc w:val="center"/>
+            <w:rPr>
+              <w:rFonts w:hint="default" w:ascii="Times New Roman" w:hAnsi="Times New Roman" w:eastAsia="SimSun" w:cs="Times New Roman"/>
+              <w:color w:val="auto"/>
+              <w:sz w:val="26"/>
+              <w:szCs w:val="26"/>
+              <w:lang w:val="en-US" w:eastAsia="en-US" w:bidi="ar-SA"/>
+            </w:rPr>
+          </w:pPr>
         </w:p>
         <w:p>
           <w:pPr>
@@ -412,6 +516,9 @@
             <w:tabs>
               <w:tab w:val="right" w:leader="dot" w:pos="9076"/>
             </w:tabs>
+            <w:rPr>
+              <w:color w:val="auto"/>
+            </w:rPr>
           </w:pPr>
           <w:r>
             <w:rPr>
@@ -455,6 +562,7 @@
           <w:r>
             <w:rPr>
               <w:rFonts w:ascii="Times New Roman" w:hAnsi="Times New Roman" w:eastAsiaTheme="minorEastAsia" w:cstheme="minorBidi"/>
+              <w:color w:val="auto"/>
               <w:szCs w:val="22"/>
               <w:lang w:val="en-US" w:eastAsia="en-US" w:bidi="ar-SA"/>
             </w:rPr>
@@ -463,6 +571,7 @@
           <w:r>
             <w:rPr>
               <w:rFonts w:ascii="Times New Roman" w:hAnsi="Times New Roman" w:eastAsiaTheme="minorEastAsia" w:cstheme="minorBidi"/>
+              <w:color w:val="auto"/>
               <w:szCs w:val="22"/>
               <w:lang w:val="en-US" w:eastAsia="en-US" w:bidi="ar-SA"/>
             </w:rPr>
@@ -471,26 +580,45 @@
           <w:r>
             <w:rPr>
               <w:rFonts w:hint="default" w:ascii="Times New Roman" w:hAnsi="Times New Roman" w:cs="Times New Roman"/>
+              <w:color w:val="auto"/>
               <w:szCs w:val="26"/>
             </w:rPr>
             <w:t>CHƯƠNG 1. GIỚI THIỆU ĐỀ TÀI</w:t>
           </w:r>
           <w:r>
+            <w:rPr>
+              <w:color w:val="auto"/>
+            </w:rPr>
             <w:tab/>
           </w:r>
           <w:r>
+            <w:rPr>
+              <w:color w:val="auto"/>
+            </w:rPr>
             <w:fldChar w:fldCharType="begin"/>
           </w:r>
           <w:r>
+            <w:rPr>
+              <w:color w:val="auto"/>
+            </w:rPr>
             <w:instrText xml:space="preserve"> PAGEREF _Toc21231 \h </w:instrText>
           </w:r>
           <w:r>
+            <w:rPr>
+              <w:color w:val="auto"/>
+            </w:rPr>
             <w:fldChar w:fldCharType="separate"/>
           </w:r>
           <w:r>
+            <w:rPr>
+              <w:color w:val="auto"/>
+            </w:rPr>
             <w:t>1</w:t>
           </w:r>
           <w:r>
+            <w:rPr>
+              <w:color w:val="auto"/>
+            </w:rPr>
             <w:fldChar w:fldCharType="end"/>
           </w:r>
           <w:r>
@@ -509,6 +637,9 @@
             <w:tabs>
               <w:tab w:val="right" w:leader="dot" w:pos="9076"/>
             </w:tabs>
+            <w:rPr>
+              <w:color w:val="auto"/>
+            </w:rPr>
           </w:pPr>
           <w:r>
             <w:rPr>
@@ -522,6 +653,7 @@
           <w:r>
             <w:rPr>
               <w:rFonts w:ascii="Times New Roman" w:hAnsi="Times New Roman" w:eastAsiaTheme="minorEastAsia" w:cstheme="minorBidi"/>
+              <w:color w:val="auto"/>
               <w:szCs w:val="22"/>
               <w:lang w:val="en-US" w:eastAsia="en-US" w:bidi="ar-SA"/>
             </w:rPr>
@@ -530,6 +662,7 @@
           <w:r>
             <w:rPr>
               <w:rFonts w:ascii="Times New Roman" w:hAnsi="Times New Roman" w:eastAsiaTheme="minorEastAsia" w:cstheme="minorBidi"/>
+              <w:color w:val="auto"/>
               <w:szCs w:val="22"/>
               <w:lang w:val="en-US" w:eastAsia="en-US" w:bidi="ar-SA"/>
             </w:rPr>
@@ -538,26 +671,45 @@
           <w:r>
             <w:rPr>
               <w:rFonts w:hint="default" w:ascii="Times New Roman" w:hAnsi="Times New Roman" w:cs="Times New Roman"/>
+              <w:color w:val="auto"/>
               <w:szCs w:val="26"/>
             </w:rPr>
             <w:t>1.1. Đặt vấn đề và Lý do chọn đề tài</w:t>
           </w:r>
           <w:r>
+            <w:rPr>
+              <w:color w:val="auto"/>
+            </w:rPr>
             <w:tab/>
           </w:r>
           <w:r>
+            <w:rPr>
+              <w:color w:val="auto"/>
+            </w:rPr>
             <w:fldChar w:fldCharType="begin"/>
           </w:r>
           <w:r>
+            <w:rPr>
+              <w:color w:val="auto"/>
+            </w:rPr>
             <w:instrText xml:space="preserve"> PAGEREF _Toc32426 \h </w:instrText>
           </w:r>
           <w:r>
+            <w:rPr>
+              <w:color w:val="auto"/>
+            </w:rPr>
             <w:fldChar w:fldCharType="separate"/>
           </w:r>
           <w:r>
+            <w:rPr>
+              <w:color w:val="auto"/>
+            </w:rPr>
             <w:t>1</w:t>
           </w:r>
           <w:r>
+            <w:rPr>
+              <w:color w:val="auto"/>
+            </w:rPr>
             <w:fldChar w:fldCharType="end"/>
           </w:r>
           <w:r>
@@ -576,6 +728,9 @@
             <w:tabs>
               <w:tab w:val="right" w:leader="dot" w:pos="9076"/>
             </w:tabs>
+            <w:rPr>
+              <w:color w:val="auto"/>
+            </w:rPr>
           </w:pPr>
           <w:r>
             <w:rPr>
@@ -589,6 +744,7 @@
           <w:r>
             <w:rPr>
               <w:rFonts w:ascii="Times New Roman" w:hAnsi="Times New Roman" w:eastAsiaTheme="minorEastAsia" w:cstheme="minorBidi"/>
+              <w:color w:val="auto"/>
               <w:szCs w:val="22"/>
               <w:lang w:val="en-US" w:eastAsia="en-US" w:bidi="ar-SA"/>
             </w:rPr>
@@ -597,6 +753,7 @@
           <w:r>
             <w:rPr>
               <w:rFonts w:ascii="Times New Roman" w:hAnsi="Times New Roman" w:eastAsiaTheme="minorEastAsia" w:cstheme="minorBidi"/>
+              <w:color w:val="auto"/>
               <w:szCs w:val="22"/>
               <w:lang w:val="en-US" w:eastAsia="en-US" w:bidi="ar-SA"/>
             </w:rPr>
@@ -605,26 +762,45 @@
           <w:r>
             <w:rPr>
               <w:rFonts w:hint="default" w:ascii="Times New Roman" w:hAnsi="Times New Roman" w:cs="Times New Roman"/>
+              <w:color w:val="auto"/>
               <w:szCs w:val="26"/>
             </w:rPr>
             <w:t>1.2. Mục tiêu nghiên cứu</w:t>
           </w:r>
           <w:r>
+            <w:rPr>
+              <w:color w:val="auto"/>
+            </w:rPr>
             <w:tab/>
           </w:r>
           <w:r>
+            <w:rPr>
+              <w:color w:val="auto"/>
+            </w:rPr>
             <w:fldChar w:fldCharType="begin"/>
           </w:r>
           <w:r>
+            <w:rPr>
+              <w:color w:val="auto"/>
+            </w:rPr>
             <w:instrText xml:space="preserve"> PAGEREF _Toc11920 \h </w:instrText>
           </w:r>
           <w:r>
+            <w:rPr>
+              <w:color w:val="auto"/>
+            </w:rPr>
             <w:fldChar w:fldCharType="separate"/>
           </w:r>
           <w:r>
+            <w:rPr>
+              <w:color w:val="auto"/>
+            </w:rPr>
             <w:t>2</w:t>
           </w:r>
           <w:r>
+            <w:rPr>
+              <w:color w:val="auto"/>
+            </w:rPr>
             <w:fldChar w:fldCharType="end"/>
           </w:r>
           <w:r>
@@ -643,6 +819,9 @@
             <w:tabs>
               <w:tab w:val="right" w:leader="dot" w:pos="9076"/>
             </w:tabs>
+            <w:rPr>
+              <w:color w:val="auto"/>
+            </w:rPr>
           </w:pPr>
           <w:r>
             <w:rPr>
@@ -656,6 +835,7 @@
           <w:r>
             <w:rPr>
               <w:rFonts w:ascii="Times New Roman" w:hAnsi="Times New Roman" w:eastAsiaTheme="minorEastAsia" w:cstheme="minorBidi"/>
+              <w:color w:val="auto"/>
               <w:szCs w:val="22"/>
               <w:lang w:val="en-US" w:eastAsia="en-US" w:bidi="ar-SA"/>
             </w:rPr>
@@ -664,6 +844,7 @@
           <w:r>
             <w:rPr>
               <w:rFonts w:ascii="Times New Roman" w:hAnsi="Times New Roman" w:eastAsiaTheme="minorEastAsia" w:cstheme="minorBidi"/>
+              <w:color w:val="auto"/>
               <w:szCs w:val="22"/>
               <w:lang w:val="en-US" w:eastAsia="en-US" w:bidi="ar-SA"/>
             </w:rPr>
@@ -672,26 +853,45 @@
           <w:r>
             <w:rPr>
               <w:rFonts w:hint="default" w:ascii="Times New Roman" w:hAnsi="Times New Roman" w:cs="Times New Roman"/>
+              <w:color w:val="auto"/>
               <w:szCs w:val="26"/>
             </w:rPr>
             <w:t>1.3. Phạm vi nghiên cứu</w:t>
           </w:r>
           <w:r>
+            <w:rPr>
+              <w:color w:val="auto"/>
+            </w:rPr>
             <w:tab/>
           </w:r>
           <w:r>
+            <w:rPr>
+              <w:color w:val="auto"/>
+            </w:rPr>
             <w:fldChar w:fldCharType="begin"/>
           </w:r>
           <w:r>
+            <w:rPr>
+              <w:color w:val="auto"/>
+            </w:rPr>
             <w:instrText xml:space="preserve"> PAGEREF _Toc26637 \h </w:instrText>
           </w:r>
           <w:r>
+            <w:rPr>
+              <w:color w:val="auto"/>
+            </w:rPr>
             <w:fldChar w:fldCharType="separate"/>
           </w:r>
           <w:r>
+            <w:rPr>
+              <w:color w:val="auto"/>
+            </w:rPr>
             <w:t>3</w:t>
           </w:r>
           <w:r>
+            <w:rPr>
+              <w:color w:val="auto"/>
+            </w:rPr>
             <w:fldChar w:fldCharType="end"/>
           </w:r>
           <w:r>
@@ -710,6 +910,9 @@
             <w:tabs>
               <w:tab w:val="right" w:leader="dot" w:pos="9076"/>
             </w:tabs>
+            <w:rPr>
+              <w:color w:val="auto"/>
+            </w:rPr>
           </w:pPr>
           <w:r>
             <w:rPr>
@@ -723,6 +926,7 @@
           <w:r>
             <w:rPr>
               <w:rFonts w:ascii="Times New Roman" w:hAnsi="Times New Roman" w:eastAsiaTheme="minorEastAsia" w:cstheme="minorBidi"/>
+              <w:color w:val="auto"/>
               <w:szCs w:val="22"/>
               <w:lang w:val="en-US" w:eastAsia="en-US" w:bidi="ar-SA"/>
             </w:rPr>
@@ -731,6 +935,7 @@
           <w:r>
             <w:rPr>
               <w:rFonts w:ascii="Times New Roman" w:hAnsi="Times New Roman" w:eastAsiaTheme="minorEastAsia" w:cstheme="minorBidi"/>
+              <w:color w:val="auto"/>
               <w:szCs w:val="22"/>
               <w:lang w:val="en-US" w:eastAsia="en-US" w:bidi="ar-SA"/>
             </w:rPr>
@@ -739,26 +944,45 @@
           <w:r>
             <w:rPr>
               <w:rFonts w:hint="default" w:ascii="Times New Roman" w:hAnsi="Times New Roman" w:cs="Times New Roman"/>
+              <w:color w:val="auto"/>
               <w:szCs w:val="26"/>
             </w:rPr>
             <w:t>1.4. Phương pháp nghiên cứu</w:t>
           </w:r>
           <w:r>
+            <w:rPr>
+              <w:color w:val="auto"/>
+            </w:rPr>
             <w:tab/>
           </w:r>
           <w:r>
+            <w:rPr>
+              <w:color w:val="auto"/>
+            </w:rPr>
             <w:fldChar w:fldCharType="begin"/>
           </w:r>
           <w:r>
+            <w:rPr>
+              <w:color w:val="auto"/>
+            </w:rPr>
             <w:instrText xml:space="preserve"> PAGEREF _Toc30906 \h </w:instrText>
           </w:r>
           <w:r>
+            <w:rPr>
+              <w:color w:val="auto"/>
+            </w:rPr>
             <w:fldChar w:fldCharType="separate"/>
           </w:r>
           <w:r>
+            <w:rPr>
+              <w:color w:val="auto"/>
+            </w:rPr>
             <w:t>4</w:t>
           </w:r>
           <w:r>
+            <w:rPr>
+              <w:color w:val="auto"/>
+            </w:rPr>
             <w:fldChar w:fldCharType="end"/>
           </w:r>
           <w:r>
@@ -777,6 +1001,9 @@
             <w:tabs>
               <w:tab w:val="right" w:leader="dot" w:pos="9076"/>
             </w:tabs>
+            <w:rPr>
+              <w:color w:val="auto"/>
+            </w:rPr>
           </w:pPr>
           <w:r>
             <w:rPr>
@@ -790,6 +1017,7 @@
           <w:r>
             <w:rPr>
               <w:rFonts w:ascii="Times New Roman" w:hAnsi="Times New Roman" w:eastAsiaTheme="minorEastAsia" w:cstheme="minorBidi"/>
+              <w:color w:val="auto"/>
               <w:szCs w:val="22"/>
               <w:lang w:val="en-US" w:eastAsia="en-US" w:bidi="ar-SA"/>
             </w:rPr>
@@ -798,6 +1026,7 @@
           <w:r>
             <w:rPr>
               <w:rFonts w:ascii="Times New Roman" w:hAnsi="Times New Roman" w:eastAsiaTheme="minorEastAsia" w:cstheme="minorBidi"/>
+              <w:color w:val="auto"/>
               <w:szCs w:val="22"/>
               <w:lang w:val="en-US" w:eastAsia="en-US" w:bidi="ar-SA"/>
             </w:rPr>
@@ -806,26 +1035,45 @@
           <w:r>
             <w:rPr>
               <w:rFonts w:hint="default" w:ascii="Times New Roman" w:hAnsi="Times New Roman" w:cs="Times New Roman"/>
+              <w:color w:val="auto"/>
               <w:szCs w:val="26"/>
             </w:rPr>
             <w:t>1.5. Ý nghĩa của đề tài</w:t>
           </w:r>
           <w:r>
+            <w:rPr>
+              <w:color w:val="auto"/>
+            </w:rPr>
             <w:tab/>
           </w:r>
           <w:r>
+            <w:rPr>
+              <w:color w:val="auto"/>
+            </w:rPr>
             <w:fldChar w:fldCharType="begin"/>
           </w:r>
           <w:r>
+            <w:rPr>
+              <w:color w:val="auto"/>
+            </w:rPr>
             <w:instrText xml:space="preserve"> PAGEREF _Toc1332 \h </w:instrText>
           </w:r>
           <w:r>
+            <w:rPr>
+              <w:color w:val="auto"/>
+            </w:rPr>
             <w:fldChar w:fldCharType="separate"/>
           </w:r>
           <w:r>
+            <w:rPr>
+              <w:color w:val="auto"/>
+            </w:rPr>
             <w:t>4</w:t>
           </w:r>
           <w:r>
+            <w:rPr>
+              <w:color w:val="auto"/>
+            </w:rPr>
             <w:fldChar w:fldCharType="end"/>
           </w:r>
           <w:r>
@@ -844,6 +1092,9 @@
             <w:tabs>
               <w:tab w:val="right" w:leader="dot" w:pos="9076"/>
             </w:tabs>
+            <w:rPr>
+              <w:color w:val="auto"/>
+            </w:rPr>
           </w:pPr>
           <w:r>
             <w:rPr>
@@ -857,6 +1108,7 @@
           <w:r>
             <w:rPr>
               <w:rFonts w:ascii="Times New Roman" w:hAnsi="Times New Roman" w:eastAsiaTheme="minorEastAsia" w:cstheme="minorBidi"/>
+              <w:color w:val="auto"/>
               <w:szCs w:val="22"/>
               <w:lang w:val="en-US" w:eastAsia="en-US" w:bidi="ar-SA"/>
             </w:rPr>
@@ -865,6 +1117,7 @@
           <w:r>
             <w:rPr>
               <w:rFonts w:ascii="Times New Roman" w:hAnsi="Times New Roman" w:eastAsiaTheme="minorEastAsia" w:cstheme="minorBidi"/>
+              <w:color w:val="auto"/>
               <w:szCs w:val="22"/>
               <w:lang w:val="en-US" w:eastAsia="en-US" w:bidi="ar-SA"/>
             </w:rPr>
@@ -873,26 +1126,45 @@
           <w:r>
             <w:rPr>
               <w:rFonts w:hint="default" w:ascii="Times New Roman" w:hAnsi="Times New Roman" w:cs="Times New Roman"/>
+              <w:color w:val="auto"/>
               <w:szCs w:val="26"/>
             </w:rPr>
             <w:t>CHƯƠNG 2. CƠ SỞ LÝ THUYẾT</w:t>
           </w:r>
           <w:r>
+            <w:rPr>
+              <w:color w:val="auto"/>
+            </w:rPr>
             <w:tab/>
           </w:r>
           <w:r>
+            <w:rPr>
+              <w:color w:val="auto"/>
+            </w:rPr>
             <w:fldChar w:fldCharType="begin"/>
           </w:r>
           <w:r>
+            <w:rPr>
+              <w:color w:val="auto"/>
+            </w:rPr>
             <w:instrText xml:space="preserve"> PAGEREF _Toc625 \h </w:instrText>
           </w:r>
           <w:r>
+            <w:rPr>
+              <w:color w:val="auto"/>
+            </w:rPr>
             <w:fldChar w:fldCharType="separate"/>
           </w:r>
           <w:r>
+            <w:rPr>
+              <w:color w:val="auto"/>
+            </w:rPr>
             <w:t>5</w:t>
           </w:r>
           <w:r>
+            <w:rPr>
+              <w:color w:val="auto"/>
+            </w:rPr>
             <w:fldChar w:fldCharType="end"/>
           </w:r>
           <w:r>
@@ -911,6 +1183,9 @@
             <w:tabs>
               <w:tab w:val="right" w:leader="dot" w:pos="9076"/>
             </w:tabs>
+            <w:rPr>
+              <w:color w:val="auto"/>
+            </w:rPr>
           </w:pPr>
           <w:r>
             <w:rPr>
@@ -924,6 +1199,7 @@
           <w:r>
             <w:rPr>
               <w:rFonts w:ascii="Times New Roman" w:hAnsi="Times New Roman" w:eastAsiaTheme="minorEastAsia" w:cstheme="minorBidi"/>
+              <w:color w:val="auto"/>
               <w:szCs w:val="22"/>
               <w:lang w:val="en-US" w:eastAsia="en-US" w:bidi="ar-SA"/>
             </w:rPr>
@@ -932,6 +1208,7 @@
           <w:r>
             <w:rPr>
               <w:rFonts w:ascii="Times New Roman" w:hAnsi="Times New Roman" w:eastAsiaTheme="minorEastAsia" w:cstheme="minorBidi"/>
+              <w:color w:val="auto"/>
               <w:szCs w:val="22"/>
               <w:lang w:val="en-US" w:eastAsia="en-US" w:bidi="ar-SA"/>
             </w:rPr>
@@ -940,26 +1217,45 @@
           <w:r>
             <w:rPr>
               <w:rFonts w:hint="default" w:ascii="Times New Roman" w:hAnsi="Times New Roman" w:cs="Times New Roman"/>
+              <w:color w:val="auto"/>
               <w:szCs w:val="26"/>
             </w:rPr>
             <w:t>2.1. Tổng quan về Bài toán Tóm tắt văn bản (Text Summarization)</w:t>
           </w:r>
           <w:r>
+            <w:rPr>
+              <w:color w:val="auto"/>
+            </w:rPr>
             <w:tab/>
           </w:r>
           <w:r>
+            <w:rPr>
+              <w:color w:val="auto"/>
+            </w:rPr>
             <w:fldChar w:fldCharType="begin"/>
           </w:r>
           <w:r>
+            <w:rPr>
+              <w:color w:val="auto"/>
+            </w:rPr>
             <w:instrText xml:space="preserve"> PAGEREF _Toc18476 \h </w:instrText>
           </w:r>
           <w:r>
+            <w:rPr>
+              <w:color w:val="auto"/>
+            </w:rPr>
             <w:fldChar w:fldCharType="separate"/>
           </w:r>
           <w:r>
+            <w:rPr>
+              <w:color w:val="auto"/>
+            </w:rPr>
             <w:t>5</w:t>
           </w:r>
           <w:r>
+            <w:rPr>
+              <w:color w:val="auto"/>
+            </w:rPr>
             <w:fldChar w:fldCharType="end"/>
           </w:r>
           <w:r>
@@ -978,6 +1274,9 @@
             <w:tabs>
               <w:tab w:val="right" w:leader="dot" w:pos="9076"/>
             </w:tabs>
+            <w:rPr>
+              <w:color w:val="auto"/>
+            </w:rPr>
           </w:pPr>
           <w:r>
             <w:rPr>
@@ -991,6 +1290,7 @@
           <w:r>
             <w:rPr>
               <w:rFonts w:ascii="Times New Roman" w:hAnsi="Times New Roman" w:eastAsiaTheme="minorEastAsia" w:cstheme="minorBidi"/>
+              <w:color w:val="auto"/>
               <w:szCs w:val="22"/>
               <w:lang w:val="en-US" w:eastAsia="en-US" w:bidi="ar-SA"/>
             </w:rPr>
@@ -999,6 +1299,7 @@
           <w:r>
             <w:rPr>
               <w:rFonts w:ascii="Times New Roman" w:hAnsi="Times New Roman" w:eastAsiaTheme="minorEastAsia" w:cstheme="minorBidi"/>
+              <w:color w:val="auto"/>
               <w:szCs w:val="22"/>
               <w:lang w:val="en-US" w:eastAsia="en-US" w:bidi="ar-SA"/>
             </w:rPr>
@@ -1007,26 +1308,45 @@
           <w:r>
             <w:rPr>
               <w:rFonts w:hint="default" w:ascii="Times New Roman" w:hAnsi="Times New Roman" w:cs="Times New Roman"/>
+              <w:color w:val="auto"/>
               <w:szCs w:val="26"/>
             </w:rPr>
             <w:t>2.2. Phân loại Bài toán Tóm tắt: Trích xuất (Extractive) và Sinh (Abstractive)</w:t>
           </w:r>
           <w:r>
+            <w:rPr>
+              <w:color w:val="auto"/>
+            </w:rPr>
             <w:tab/>
           </w:r>
           <w:r>
+            <w:rPr>
+              <w:color w:val="auto"/>
+            </w:rPr>
             <w:fldChar w:fldCharType="begin"/>
           </w:r>
           <w:r>
+            <w:rPr>
+              <w:color w:val="auto"/>
+            </w:rPr>
             <w:instrText xml:space="preserve"> PAGEREF _Toc3674 \h </w:instrText>
           </w:r>
           <w:r>
+            <w:rPr>
+              <w:color w:val="auto"/>
+            </w:rPr>
             <w:fldChar w:fldCharType="separate"/>
           </w:r>
           <w:r>
+            <w:rPr>
+              <w:color w:val="auto"/>
+            </w:rPr>
             <w:t>6</w:t>
           </w:r>
           <w:r>
+            <w:rPr>
+              <w:color w:val="auto"/>
+            </w:rPr>
             <w:fldChar w:fldCharType="end"/>
           </w:r>
           <w:r>
@@ -1045,6 +1365,9 @@
             <w:tabs>
               <w:tab w:val="right" w:leader="dot" w:pos="9076"/>
             </w:tabs>
+            <w:rPr>
+              <w:color w:val="auto"/>
+            </w:rPr>
           </w:pPr>
           <w:r>
             <w:rPr>
@@ -1058,6 +1381,7 @@
           <w:r>
             <w:rPr>
               <w:rFonts w:ascii="Times New Roman" w:hAnsi="Times New Roman" w:eastAsiaTheme="minorEastAsia" w:cstheme="minorBidi"/>
+              <w:color w:val="auto"/>
               <w:szCs w:val="22"/>
               <w:lang w:val="en-US" w:eastAsia="en-US" w:bidi="ar-SA"/>
             </w:rPr>
@@ -1066,6 +1390,7 @@
           <w:r>
             <w:rPr>
               <w:rFonts w:ascii="Times New Roman" w:hAnsi="Times New Roman" w:eastAsiaTheme="minorEastAsia" w:cstheme="minorBidi"/>
+              <w:color w:val="auto"/>
               <w:szCs w:val="22"/>
               <w:lang w:val="en-US" w:eastAsia="en-US" w:bidi="ar-SA"/>
             </w:rPr>
@@ -1074,26 +1399,45 @@
           <w:r>
             <w:rPr>
               <w:rFonts w:hint="default" w:ascii="Times New Roman" w:hAnsi="Times New Roman" w:cs="Times New Roman"/>
+              <w:color w:val="auto"/>
               <w:szCs w:val="26"/>
             </w:rPr>
             <w:t>2.3. Kiến trúc Transformer</w:t>
           </w:r>
           <w:r>
+            <w:rPr>
+              <w:color w:val="auto"/>
+            </w:rPr>
             <w:tab/>
           </w:r>
           <w:r>
+            <w:rPr>
+              <w:color w:val="auto"/>
+            </w:rPr>
             <w:fldChar w:fldCharType="begin"/>
           </w:r>
           <w:r>
+            <w:rPr>
+              <w:color w:val="auto"/>
+            </w:rPr>
             <w:instrText xml:space="preserve"> PAGEREF _Toc18080 \h </w:instrText>
           </w:r>
           <w:r>
+            <w:rPr>
+              <w:color w:val="auto"/>
+            </w:rPr>
             <w:fldChar w:fldCharType="separate"/>
           </w:r>
           <w:r>
+            <w:rPr>
+              <w:color w:val="auto"/>
+            </w:rPr>
             <w:t>6</w:t>
           </w:r>
           <w:r>
+            <w:rPr>
+              <w:color w:val="auto"/>
+            </w:rPr>
             <w:fldChar w:fldCharType="end"/>
           </w:r>
           <w:r>
@@ -1112,6 +1456,9 @@
             <w:tabs>
               <w:tab w:val="right" w:leader="dot" w:pos="9076"/>
             </w:tabs>
+            <w:rPr>
+              <w:color w:val="auto"/>
+            </w:rPr>
           </w:pPr>
           <w:r>
             <w:rPr>
@@ -1125,6 +1472,7 @@
           <w:r>
             <w:rPr>
               <w:rFonts w:ascii="Times New Roman" w:hAnsi="Times New Roman" w:eastAsiaTheme="minorEastAsia" w:cstheme="minorBidi"/>
+              <w:color w:val="auto"/>
               <w:szCs w:val="22"/>
               <w:lang w:val="en-US" w:eastAsia="en-US" w:bidi="ar-SA"/>
             </w:rPr>
@@ -1133,6 +1481,7 @@
           <w:r>
             <w:rPr>
               <w:rFonts w:ascii="Times New Roman" w:hAnsi="Times New Roman" w:eastAsiaTheme="minorEastAsia" w:cstheme="minorBidi"/>
+              <w:color w:val="auto"/>
               <w:szCs w:val="22"/>
               <w:lang w:val="en-US" w:eastAsia="en-US" w:bidi="ar-SA"/>
             </w:rPr>
@@ -1141,6 +1490,7 @@
           <w:r>
             <w:rPr>
               <w:rFonts w:hint="default" w:ascii="Times New Roman" w:hAnsi="Times New Roman" w:cs="Times New Roman"/>
+              <w:color w:val="auto"/>
               <w:szCs w:val="26"/>
             </w:rPr>
             <w:t>2.</w:t>
@@ -1148,6 +1498,7 @@
           <w:r>
             <w:rPr>
               <w:rFonts w:hint="default" w:cs="Times New Roman"/>
+              <w:color w:val="auto"/>
               <w:szCs w:val="26"/>
               <w:lang w:val="en-US"/>
             </w:rPr>
@@ -1156,26 +1507,45 @@
           <w:r>
             <w:rPr>
               <w:rFonts w:hint="default" w:ascii="Times New Roman" w:hAnsi="Times New Roman" w:cs="Times New Roman"/>
+              <w:color w:val="auto"/>
               <w:szCs w:val="26"/>
             </w:rPr>
             <w:t>. Mô hình Ngôn ngữ BERT (2018)</w:t>
           </w:r>
           <w:r>
+            <w:rPr>
+              <w:color w:val="auto"/>
+            </w:rPr>
             <w:tab/>
           </w:r>
           <w:r>
+            <w:rPr>
+              <w:color w:val="auto"/>
+            </w:rPr>
             <w:fldChar w:fldCharType="begin"/>
           </w:r>
           <w:r>
+            <w:rPr>
+              <w:color w:val="auto"/>
+            </w:rPr>
             <w:instrText xml:space="preserve"> PAGEREF _Toc19082 \h </w:instrText>
           </w:r>
           <w:r>
+            <w:rPr>
+              <w:color w:val="auto"/>
+            </w:rPr>
             <w:fldChar w:fldCharType="separate"/>
           </w:r>
           <w:r>
+            <w:rPr>
+              <w:color w:val="auto"/>
+            </w:rPr>
             <w:t>8</w:t>
           </w:r>
           <w:r>
+            <w:rPr>
+              <w:color w:val="auto"/>
+            </w:rPr>
             <w:fldChar w:fldCharType="end"/>
           </w:r>
           <w:r>
@@ -1194,6 +1564,9 @@
             <w:tabs>
               <w:tab w:val="right" w:leader="dot" w:pos="9076"/>
             </w:tabs>
+            <w:rPr>
+              <w:color w:val="auto"/>
+            </w:rPr>
           </w:pPr>
           <w:r>
             <w:rPr>
@@ -1207,6 +1580,7 @@
           <w:r>
             <w:rPr>
               <w:rFonts w:ascii="Times New Roman" w:hAnsi="Times New Roman" w:eastAsiaTheme="minorEastAsia" w:cstheme="minorBidi"/>
+              <w:color w:val="auto"/>
               <w:szCs w:val="22"/>
               <w:lang w:val="en-US" w:eastAsia="en-US" w:bidi="ar-SA"/>
             </w:rPr>
@@ -1215,6 +1589,7 @@
           <w:r>
             <w:rPr>
               <w:rFonts w:ascii="Times New Roman" w:hAnsi="Times New Roman" w:eastAsiaTheme="minorEastAsia" w:cstheme="minorBidi"/>
+              <w:color w:val="auto"/>
               <w:szCs w:val="22"/>
               <w:lang w:val="en-US" w:eastAsia="en-US" w:bidi="ar-SA"/>
             </w:rPr>
@@ -1223,6 +1598,7 @@
           <w:r>
             <w:rPr>
               <w:rFonts w:hint="default" w:ascii="Times New Roman" w:hAnsi="Times New Roman" w:cs="Times New Roman"/>
+              <w:color w:val="auto"/>
               <w:szCs w:val="26"/>
             </w:rPr>
             <w:t>2.</w:t>
@@ -1230,6 +1606,7 @@
           <w:r>
             <w:rPr>
               <w:rFonts w:hint="default" w:cs="Times New Roman"/>
+              <w:color w:val="auto"/>
               <w:szCs w:val="26"/>
               <w:lang w:val="en-US"/>
             </w:rPr>
@@ -1238,26 +1615,45 @@
           <w:r>
             <w:rPr>
               <w:rFonts w:hint="default" w:ascii="Times New Roman" w:hAnsi="Times New Roman" w:cs="Times New Roman"/>
+              <w:color w:val="auto"/>
               <w:szCs w:val="26"/>
             </w:rPr>
             <w:t>. Giải pháp Đột phá: Sentence-BERT (Bi-Encoder)</w:t>
           </w:r>
           <w:r>
+            <w:rPr>
+              <w:color w:val="auto"/>
+            </w:rPr>
             <w:tab/>
           </w:r>
           <w:r>
+            <w:rPr>
+              <w:color w:val="auto"/>
+            </w:rPr>
             <w:fldChar w:fldCharType="begin"/>
           </w:r>
           <w:r>
+            <w:rPr>
+              <w:color w:val="auto"/>
+            </w:rPr>
             <w:instrText xml:space="preserve"> PAGEREF _Toc4363 \h </w:instrText>
           </w:r>
           <w:r>
+            <w:rPr>
+              <w:color w:val="auto"/>
+            </w:rPr>
             <w:fldChar w:fldCharType="separate"/>
           </w:r>
           <w:r>
+            <w:rPr>
+              <w:color w:val="auto"/>
+            </w:rPr>
             <w:t>9</w:t>
           </w:r>
           <w:r>
+            <w:rPr>
+              <w:color w:val="auto"/>
+            </w:rPr>
             <w:fldChar w:fldCharType="end"/>
           </w:r>
           <w:r>
@@ -1276,6 +1672,9 @@
             <w:tabs>
               <w:tab w:val="right" w:leader="dot" w:pos="9076"/>
             </w:tabs>
+            <w:rPr>
+              <w:color w:val="auto"/>
+            </w:rPr>
           </w:pPr>
           <w:r>
             <w:rPr>
@@ -1289,6 +1688,7 @@
           <w:r>
             <w:rPr>
               <w:rFonts w:ascii="Times New Roman" w:hAnsi="Times New Roman" w:eastAsiaTheme="minorEastAsia" w:cstheme="minorBidi"/>
+              <w:color w:val="auto"/>
               <w:szCs w:val="22"/>
               <w:lang w:val="en-US" w:eastAsia="en-US" w:bidi="ar-SA"/>
             </w:rPr>
@@ -1297,6 +1697,7 @@
           <w:r>
             <w:rPr>
               <w:rFonts w:ascii="Times New Roman" w:hAnsi="Times New Roman" w:eastAsiaTheme="minorEastAsia" w:cstheme="minorBidi"/>
+              <w:color w:val="auto"/>
               <w:szCs w:val="22"/>
               <w:lang w:val="en-US" w:eastAsia="en-US" w:bidi="ar-SA"/>
             </w:rPr>
@@ -1307,6 +1708,7 @@
               <w:rFonts w:hint="default" w:ascii="Times New Roman" w:hAnsi="Times New Roman" w:cs="Times New Roman"/>
               <w:i w:val="0"/>
               <w:iCs/>
+              <w:color w:val="auto"/>
               <w:szCs w:val="26"/>
             </w:rPr>
             <w:t>2.</w:t>
@@ -1316,6 +1718,7 @@
               <w:rFonts w:hint="default" w:cs="Times New Roman"/>
               <w:i w:val="0"/>
               <w:iCs/>
+              <w:color w:val="auto"/>
               <w:szCs w:val="26"/>
               <w:lang w:val="en-US"/>
             </w:rPr>
@@ -1326,26 +1729,45 @@
               <w:rFonts w:hint="default" w:ascii="Times New Roman" w:hAnsi="Times New Roman" w:cs="Times New Roman"/>
               <w:i w:val="0"/>
               <w:iCs/>
+              <w:color w:val="auto"/>
               <w:szCs w:val="26"/>
             </w:rPr>
             <w:t>.1. Lớp Toán gộp (Pooling Layer) và Xử lý Độ dài Câu</w:t>
           </w:r>
           <w:r>
+            <w:rPr>
+              <w:color w:val="auto"/>
+            </w:rPr>
             <w:tab/>
           </w:r>
           <w:r>
+            <w:rPr>
+              <w:color w:val="auto"/>
+            </w:rPr>
             <w:fldChar w:fldCharType="begin"/>
           </w:r>
           <w:r>
+            <w:rPr>
+              <w:color w:val="auto"/>
+            </w:rPr>
             <w:instrText xml:space="preserve"> PAGEREF _Toc32127 \h </w:instrText>
           </w:r>
           <w:r>
+            <w:rPr>
+              <w:color w:val="auto"/>
+            </w:rPr>
             <w:fldChar w:fldCharType="separate"/>
           </w:r>
           <w:r>
+            <w:rPr>
+              <w:color w:val="auto"/>
+            </w:rPr>
             <w:t>9</w:t>
           </w:r>
           <w:r>
+            <w:rPr>
+              <w:color w:val="auto"/>
+            </w:rPr>
             <w:fldChar w:fldCharType="end"/>
           </w:r>
           <w:r>
@@ -1364,6 +1786,9 @@
             <w:tabs>
               <w:tab w:val="right" w:leader="dot" w:pos="9076"/>
             </w:tabs>
+            <w:rPr>
+              <w:color w:val="auto"/>
+            </w:rPr>
           </w:pPr>
           <w:r>
             <w:rPr>
@@ -1377,6 +1802,7 @@
           <w:r>
             <w:rPr>
               <w:rFonts w:ascii="Times New Roman" w:hAnsi="Times New Roman" w:eastAsiaTheme="minorEastAsia" w:cstheme="minorBidi"/>
+              <w:color w:val="auto"/>
               <w:szCs w:val="22"/>
               <w:lang w:val="en-US" w:eastAsia="en-US" w:bidi="ar-SA"/>
             </w:rPr>
@@ -1385,6 +1811,7 @@
           <w:r>
             <w:rPr>
               <w:rFonts w:ascii="Times New Roman" w:hAnsi="Times New Roman" w:eastAsiaTheme="minorEastAsia" w:cstheme="minorBidi"/>
+              <w:color w:val="auto"/>
               <w:szCs w:val="22"/>
               <w:lang w:val="en-US" w:eastAsia="en-US" w:bidi="ar-SA"/>
             </w:rPr>
@@ -1395,6 +1822,7 @@
               <w:rFonts w:hint="default" w:ascii="Times New Roman" w:hAnsi="Times New Roman" w:cs="Times New Roman"/>
               <w:i w:val="0"/>
               <w:iCs/>
+              <w:color w:val="auto"/>
               <w:szCs w:val="26"/>
             </w:rPr>
             <w:t>2.</w:t>
@@ -1404,6 +1832,7 @@
               <w:rFonts w:hint="default" w:cs="Times New Roman"/>
               <w:i w:val="0"/>
               <w:iCs/>
+              <w:color w:val="auto"/>
               <w:szCs w:val="26"/>
               <w:lang w:val="en-US"/>
             </w:rPr>
@@ -1414,26 +1843,45 @@
               <w:rFonts w:hint="default" w:ascii="Times New Roman" w:hAnsi="Times New Roman" w:cs="Times New Roman"/>
               <w:i w:val="0"/>
               <w:iCs/>
+              <w:color w:val="auto"/>
               <w:szCs w:val="26"/>
             </w:rPr>
             <w:t>.2. Các Hàm mục tiêu Huấn luyện (Objective Functions)</w:t>
           </w:r>
           <w:r>
+            <w:rPr>
+              <w:color w:val="auto"/>
+            </w:rPr>
             <w:tab/>
           </w:r>
           <w:r>
+            <w:rPr>
+              <w:color w:val="auto"/>
+            </w:rPr>
             <w:fldChar w:fldCharType="begin"/>
           </w:r>
           <w:r>
+            <w:rPr>
+              <w:color w:val="auto"/>
+            </w:rPr>
             <w:instrText xml:space="preserve"> PAGEREF _Toc5168 \h </w:instrText>
           </w:r>
           <w:r>
+            <w:rPr>
+              <w:color w:val="auto"/>
+            </w:rPr>
             <w:fldChar w:fldCharType="separate"/>
           </w:r>
           <w:r>
+            <w:rPr>
+              <w:color w:val="auto"/>
+            </w:rPr>
             <w:t>10</w:t>
           </w:r>
           <w:r>
+            <w:rPr>
+              <w:color w:val="auto"/>
+            </w:rPr>
             <w:fldChar w:fldCharType="end"/>
           </w:r>
           <w:r>
@@ -1452,6 +1900,9 @@
             <w:tabs>
               <w:tab w:val="right" w:leader="dot" w:pos="9076"/>
             </w:tabs>
+            <w:rPr>
+              <w:color w:val="auto"/>
+            </w:rPr>
           </w:pPr>
           <w:r>
             <w:rPr>
@@ -1465,6 +1916,7 @@
           <w:r>
             <w:rPr>
               <w:rFonts w:ascii="Times New Roman" w:hAnsi="Times New Roman" w:eastAsiaTheme="minorEastAsia" w:cstheme="minorBidi"/>
+              <w:color w:val="auto"/>
               <w:szCs w:val="22"/>
               <w:lang w:val="en-US" w:eastAsia="en-US" w:bidi="ar-SA"/>
             </w:rPr>
@@ -1473,6 +1925,7 @@
           <w:r>
             <w:rPr>
               <w:rFonts w:ascii="Times New Roman" w:hAnsi="Times New Roman" w:eastAsiaTheme="minorEastAsia" w:cstheme="minorBidi"/>
+              <w:color w:val="auto"/>
               <w:szCs w:val="22"/>
               <w:lang w:val="en-US" w:eastAsia="en-US" w:bidi="ar-SA"/>
             </w:rPr>
@@ -1481,6 +1934,7 @@
           <w:r>
             <w:rPr>
               <w:rFonts w:hint="default" w:ascii="Times New Roman" w:hAnsi="Times New Roman" w:cs="Times New Roman"/>
+              <w:color w:val="auto"/>
               <w:szCs w:val="26"/>
             </w:rPr>
             <w:t>2.</w:t>
@@ -1488,6 +1942,7 @@
           <w:r>
             <w:rPr>
               <w:rFonts w:hint="default" w:ascii="Times New Roman" w:hAnsi="Times New Roman" w:cs="Times New Roman"/>
+              <w:color w:val="auto"/>
               <w:szCs w:val="26"/>
               <w:lang w:val="en-US"/>
             </w:rPr>
@@ -1496,6 +1951,7 @@
           <w:r>
             <w:rPr>
               <w:rFonts w:hint="default" w:ascii="Times New Roman" w:hAnsi="Times New Roman" w:cs="Times New Roman"/>
+              <w:color w:val="auto"/>
               <w:szCs w:val="26"/>
             </w:rPr>
             <w:t xml:space="preserve">. </w:t>
@@ -1503,27 +1959,46 @@
           <w:r>
             <w:rPr>
               <w:rFonts w:hint="default" w:ascii="Times New Roman" w:hAnsi="Times New Roman" w:cs="Times New Roman"/>
+              <w:color w:val="auto"/>
               <w:szCs w:val="26"/>
               <w:lang w:val="en-US"/>
             </w:rPr>
             <w:t>Ứng dụng SBERT trong tóm tắt văn bản</w:t>
           </w:r>
           <w:r>
+            <w:rPr>
+              <w:color w:val="auto"/>
+            </w:rPr>
             <w:tab/>
           </w:r>
           <w:r>
+            <w:rPr>
+              <w:color w:val="auto"/>
+            </w:rPr>
             <w:fldChar w:fldCharType="begin"/>
           </w:r>
           <w:r>
+            <w:rPr>
+              <w:color w:val="auto"/>
+            </w:rPr>
             <w:instrText xml:space="preserve"> PAGEREF _Toc10277 \h </w:instrText>
           </w:r>
           <w:r>
+            <w:rPr>
+              <w:color w:val="auto"/>
+            </w:rPr>
             <w:fldChar w:fldCharType="separate"/>
           </w:r>
           <w:r>
+            <w:rPr>
+              <w:color w:val="auto"/>
+            </w:rPr>
             <w:t>10</w:t>
           </w:r>
           <w:r>
+            <w:rPr>
+              <w:color w:val="auto"/>
+            </w:rPr>
             <w:fldChar w:fldCharType="end"/>
           </w:r>
           <w:r>
@@ -1542,6 +2017,9 @@
             <w:tabs>
               <w:tab w:val="right" w:leader="dot" w:pos="9076"/>
             </w:tabs>
+            <w:rPr>
+              <w:color w:val="auto"/>
+            </w:rPr>
           </w:pPr>
           <w:r>
             <w:rPr>
@@ -1555,6 +2033,7 @@
           <w:r>
             <w:rPr>
               <w:rFonts w:ascii="Times New Roman" w:hAnsi="Times New Roman" w:eastAsiaTheme="minorEastAsia" w:cstheme="minorBidi"/>
+              <w:color w:val="auto"/>
               <w:szCs w:val="22"/>
               <w:lang w:val="en-US" w:eastAsia="en-US" w:bidi="ar-SA"/>
             </w:rPr>
@@ -1563,6 +2042,7 @@
           <w:r>
             <w:rPr>
               <w:rFonts w:ascii="Times New Roman" w:hAnsi="Times New Roman" w:eastAsiaTheme="minorEastAsia" w:cstheme="minorBidi"/>
+              <w:color w:val="auto"/>
               <w:szCs w:val="22"/>
               <w:lang w:val="en-US" w:eastAsia="en-US" w:bidi="ar-SA"/>
             </w:rPr>
@@ -1571,6 +2051,7 @@
           <w:r>
             <w:rPr>
               <w:rFonts w:hint="default" w:ascii="Times New Roman" w:hAnsi="Times New Roman" w:cs="Times New Roman"/>
+              <w:color w:val="auto"/>
               <w:szCs w:val="26"/>
             </w:rPr>
             <w:t>2.</w:t>
@@ -1578,6 +2059,7 @@
           <w:r>
             <w:rPr>
               <w:rFonts w:hint="default" w:cs="Times New Roman"/>
+              <w:color w:val="auto"/>
               <w:szCs w:val="26"/>
               <w:lang w:val="en-US"/>
             </w:rPr>
@@ -1586,26 +2068,45 @@
           <w:r>
             <w:rPr>
               <w:rFonts w:hint="default" w:ascii="Times New Roman" w:hAnsi="Times New Roman" w:cs="Times New Roman"/>
+              <w:color w:val="auto"/>
               <w:szCs w:val="26"/>
             </w:rPr>
             <w:t>. Khung Chỉ số Đánh giá Kép</w:t>
           </w:r>
           <w:r>
+            <w:rPr>
+              <w:color w:val="auto"/>
+            </w:rPr>
             <w:tab/>
           </w:r>
           <w:r>
+            <w:rPr>
+              <w:color w:val="auto"/>
+            </w:rPr>
             <w:fldChar w:fldCharType="begin"/>
           </w:r>
           <w:r>
+            <w:rPr>
+              <w:color w:val="auto"/>
+            </w:rPr>
             <w:instrText xml:space="preserve"> PAGEREF _Toc24476 \h </w:instrText>
           </w:r>
           <w:r>
+            <w:rPr>
+              <w:color w:val="auto"/>
+            </w:rPr>
             <w:fldChar w:fldCharType="separate"/>
           </w:r>
           <w:r>
+            <w:rPr>
+              <w:color w:val="auto"/>
+            </w:rPr>
             <w:t>12</w:t>
           </w:r>
           <w:r>
+            <w:rPr>
+              <w:color w:val="auto"/>
+            </w:rPr>
             <w:fldChar w:fldCharType="end"/>
           </w:r>
           <w:r>
@@ -1624,6 +2125,9 @@
             <w:tabs>
               <w:tab w:val="right" w:leader="dot" w:pos="9076"/>
             </w:tabs>
+            <w:rPr>
+              <w:color w:val="auto"/>
+            </w:rPr>
           </w:pPr>
           <w:r>
             <w:rPr>
@@ -1637,6 +2141,7 @@
           <w:r>
             <w:rPr>
               <w:rFonts w:ascii="Times New Roman" w:hAnsi="Times New Roman" w:eastAsiaTheme="minorEastAsia" w:cstheme="minorBidi"/>
+              <w:color w:val="auto"/>
               <w:szCs w:val="22"/>
               <w:lang w:val="en-US" w:eastAsia="en-US" w:bidi="ar-SA"/>
             </w:rPr>
@@ -1645,6 +2150,7 @@
           <w:r>
             <w:rPr>
               <w:rFonts w:ascii="Times New Roman" w:hAnsi="Times New Roman" w:eastAsiaTheme="minorEastAsia" w:cstheme="minorBidi"/>
+              <w:color w:val="auto"/>
               <w:szCs w:val="22"/>
               <w:lang w:val="en-US" w:eastAsia="en-US" w:bidi="ar-SA"/>
             </w:rPr>
@@ -1653,26 +2159,45 @@
           <w:r>
             <w:rPr>
               <w:rFonts w:hint="default" w:ascii="Times New Roman" w:hAnsi="Times New Roman" w:cs="Times New Roman"/>
+              <w:color w:val="auto"/>
               <w:szCs w:val="26"/>
             </w:rPr>
             <w:t>CHƯƠNG 3. CÁC NGHIÊN CỨU LIÊN QUAN</w:t>
           </w:r>
           <w:r>
+            <w:rPr>
+              <w:color w:val="auto"/>
+            </w:rPr>
             <w:tab/>
           </w:r>
           <w:r>
+            <w:rPr>
+              <w:color w:val="auto"/>
+            </w:rPr>
             <w:fldChar w:fldCharType="begin"/>
           </w:r>
           <w:r>
+            <w:rPr>
+              <w:color w:val="auto"/>
+            </w:rPr>
             <w:instrText xml:space="preserve"> PAGEREF _Toc11489 \h </w:instrText>
           </w:r>
           <w:r>
+            <w:rPr>
+              <w:color w:val="auto"/>
+            </w:rPr>
             <w:fldChar w:fldCharType="separate"/>
           </w:r>
           <w:r>
+            <w:rPr>
+              <w:color w:val="auto"/>
+            </w:rPr>
             <w:t>13</w:t>
           </w:r>
           <w:r>
+            <w:rPr>
+              <w:color w:val="auto"/>
+            </w:rPr>
             <w:fldChar w:fldCharType="end"/>
           </w:r>
           <w:r>
@@ -1691,6 +2216,9 @@
             <w:tabs>
               <w:tab w:val="right" w:leader="dot" w:pos="9076"/>
             </w:tabs>
+            <w:rPr>
+              <w:color w:val="auto"/>
+            </w:rPr>
           </w:pPr>
           <w:r>
             <w:rPr>
@@ -1704,6 +2232,7 @@
           <w:r>
             <w:rPr>
               <w:rFonts w:ascii="Times New Roman" w:hAnsi="Times New Roman" w:eastAsiaTheme="minorEastAsia" w:cstheme="minorBidi"/>
+              <w:color w:val="auto"/>
               <w:szCs w:val="22"/>
               <w:lang w:val="en-US" w:eastAsia="en-US" w:bidi="ar-SA"/>
             </w:rPr>
@@ -1712,6 +2241,7 @@
           <w:r>
             <w:rPr>
               <w:rFonts w:ascii="Times New Roman" w:hAnsi="Times New Roman" w:eastAsiaTheme="minorEastAsia" w:cstheme="minorBidi"/>
+              <w:color w:val="auto"/>
               <w:szCs w:val="22"/>
               <w:lang w:val="en-US" w:eastAsia="en-US" w:bidi="ar-SA"/>
             </w:rPr>
@@ -1720,26 +2250,45 @@
           <w:r>
             <w:rPr>
               <w:rFonts w:hint="default" w:ascii="Times New Roman" w:hAnsi="Times New Roman" w:cs="Times New Roman"/>
+              <w:color w:val="auto"/>
               <w:szCs w:val="26"/>
             </w:rPr>
             <w:t>3.1. Các phương pháp Cơ bản (Heuristics) và Quy tắc Vị trí</w:t>
           </w:r>
           <w:r>
+            <w:rPr>
+              <w:color w:val="auto"/>
+            </w:rPr>
             <w:tab/>
           </w:r>
           <w:r>
+            <w:rPr>
+              <w:color w:val="auto"/>
+            </w:rPr>
             <w:fldChar w:fldCharType="begin"/>
           </w:r>
           <w:r>
+            <w:rPr>
+              <w:color w:val="auto"/>
+            </w:rPr>
             <w:instrText xml:space="preserve"> PAGEREF _Toc16646 \h </w:instrText>
           </w:r>
           <w:r>
+            <w:rPr>
+              <w:color w:val="auto"/>
+            </w:rPr>
             <w:fldChar w:fldCharType="separate"/>
           </w:r>
           <w:r>
+            <w:rPr>
+              <w:color w:val="auto"/>
+            </w:rPr>
             <w:t>13</w:t>
           </w:r>
           <w:r>
+            <w:rPr>
+              <w:color w:val="auto"/>
+            </w:rPr>
             <w:fldChar w:fldCharType="end"/>
           </w:r>
           <w:r>
@@ -1758,6 +2307,9 @@
             <w:tabs>
               <w:tab w:val="right" w:leader="dot" w:pos="9076"/>
             </w:tabs>
+            <w:rPr>
+              <w:color w:val="auto"/>
+            </w:rPr>
           </w:pPr>
           <w:r>
             <w:rPr>
@@ -1771,6 +2323,7 @@
           <w:r>
             <w:rPr>
               <w:rFonts w:ascii="Times New Roman" w:hAnsi="Times New Roman" w:eastAsiaTheme="minorEastAsia" w:cstheme="minorBidi"/>
+              <w:color w:val="auto"/>
               <w:szCs w:val="22"/>
               <w:lang w:val="en-US" w:eastAsia="en-US" w:bidi="ar-SA"/>
             </w:rPr>
@@ -1779,6 +2332,7 @@
           <w:r>
             <w:rPr>
               <w:rFonts w:ascii="Times New Roman" w:hAnsi="Times New Roman" w:eastAsiaTheme="minorEastAsia" w:cstheme="minorBidi"/>
+              <w:color w:val="auto"/>
               <w:szCs w:val="22"/>
               <w:lang w:val="en-US" w:eastAsia="en-US" w:bidi="ar-SA"/>
             </w:rPr>
@@ -1787,26 +2341,45 @@
           <w:r>
             <w:rPr>
               <w:rFonts w:hint="default" w:ascii="Times New Roman" w:hAnsi="Times New Roman" w:cs="Times New Roman"/>
+              <w:color w:val="auto"/>
               <w:szCs w:val="26"/>
             </w:rPr>
             <w:t>3.2. Thuật toán Đồ thị Dựa trên Tần suất Từ (TextRank)</w:t>
           </w:r>
           <w:r>
+            <w:rPr>
+              <w:color w:val="auto"/>
+            </w:rPr>
             <w:tab/>
           </w:r>
           <w:r>
+            <w:rPr>
+              <w:color w:val="auto"/>
+            </w:rPr>
             <w:fldChar w:fldCharType="begin"/>
           </w:r>
           <w:r>
+            <w:rPr>
+              <w:color w:val="auto"/>
+            </w:rPr>
             <w:instrText xml:space="preserve"> PAGEREF _Toc19433 \h </w:instrText>
           </w:r>
           <w:r>
+            <w:rPr>
+              <w:color w:val="auto"/>
+            </w:rPr>
             <w:fldChar w:fldCharType="separate"/>
           </w:r>
           <w:r>
+            <w:rPr>
+              <w:color w:val="auto"/>
+            </w:rPr>
             <w:t>13</w:t>
           </w:r>
           <w:r>
+            <w:rPr>
+              <w:color w:val="auto"/>
+            </w:rPr>
             <w:fldChar w:fldCharType="end"/>
           </w:r>
           <w:r>
@@ -1825,6 +2398,9 @@
             <w:tabs>
               <w:tab w:val="right" w:leader="dot" w:pos="9076"/>
             </w:tabs>
+            <w:rPr>
+              <w:color w:val="auto"/>
+            </w:rPr>
           </w:pPr>
           <w:r>
             <w:rPr>
@@ -1838,6 +2414,7 @@
           <w:r>
             <w:rPr>
               <w:rFonts w:ascii="Times New Roman" w:hAnsi="Times New Roman" w:eastAsiaTheme="minorEastAsia" w:cstheme="minorBidi"/>
+              <w:color w:val="auto"/>
               <w:szCs w:val="22"/>
               <w:lang w:val="en-US" w:eastAsia="en-US" w:bidi="ar-SA"/>
             </w:rPr>
@@ -1846,6 +2423,7 @@
           <w:r>
             <w:rPr>
               <w:rFonts w:ascii="Times New Roman" w:hAnsi="Times New Roman" w:eastAsiaTheme="minorEastAsia" w:cstheme="minorBidi"/>
+              <w:color w:val="auto"/>
               <w:szCs w:val="22"/>
               <w:lang w:val="en-US" w:eastAsia="en-US" w:bidi="ar-SA"/>
             </w:rPr>
@@ -1854,26 +2432,45 @@
           <w:r>
             <w:rPr>
               <w:rFonts w:hint="default" w:ascii="Times New Roman" w:hAnsi="Times New Roman" w:cs="Times New Roman"/>
+              <w:color w:val="auto"/>
               <w:szCs w:val="26"/>
             </w:rPr>
             <w:t>3.3. Deep Learning Truyền thống: RNN, LSTM và GRU</w:t>
           </w:r>
           <w:r>
+            <w:rPr>
+              <w:color w:val="auto"/>
+            </w:rPr>
             <w:tab/>
           </w:r>
           <w:r>
+            <w:rPr>
+              <w:color w:val="auto"/>
+            </w:rPr>
             <w:fldChar w:fldCharType="begin"/>
           </w:r>
           <w:r>
+            <w:rPr>
+              <w:color w:val="auto"/>
+            </w:rPr>
             <w:instrText xml:space="preserve"> PAGEREF _Toc25533 \h </w:instrText>
           </w:r>
           <w:r>
+            <w:rPr>
+              <w:color w:val="auto"/>
+            </w:rPr>
             <w:fldChar w:fldCharType="separate"/>
           </w:r>
           <w:r>
+            <w:rPr>
+              <w:color w:val="auto"/>
+            </w:rPr>
             <w:t>14</w:t>
           </w:r>
           <w:r>
+            <w:rPr>
+              <w:color w:val="auto"/>
+            </w:rPr>
             <w:fldChar w:fldCharType="end"/>
           </w:r>
           <w:r>
@@ -1892,6 +2489,9 @@
             <w:tabs>
               <w:tab w:val="right" w:leader="dot" w:pos="9076"/>
             </w:tabs>
+            <w:rPr>
+              <w:color w:val="auto"/>
+            </w:rPr>
           </w:pPr>
           <w:r>
             <w:rPr>
@@ -1905,6 +2505,7 @@
           <w:r>
             <w:rPr>
               <w:rFonts w:ascii="Times New Roman" w:hAnsi="Times New Roman" w:eastAsiaTheme="minorEastAsia" w:cstheme="minorBidi"/>
+              <w:color w:val="auto"/>
               <w:szCs w:val="22"/>
               <w:lang w:val="en-US" w:eastAsia="en-US" w:bidi="ar-SA"/>
             </w:rPr>
@@ -1913,6 +2514,7 @@
           <w:r>
             <w:rPr>
               <w:rFonts w:ascii="Times New Roman" w:hAnsi="Times New Roman" w:eastAsiaTheme="minorEastAsia" w:cstheme="minorBidi"/>
+              <w:color w:val="auto"/>
               <w:szCs w:val="22"/>
               <w:lang w:val="en-US" w:eastAsia="en-US" w:bidi="ar-SA"/>
             </w:rPr>
@@ -1921,26 +2523,45 @@
           <w:r>
             <w:rPr>
               <w:rFonts w:hint="default" w:ascii="Times New Roman" w:hAnsi="Times New Roman" w:cs="Times New Roman"/>
+              <w:color w:val="auto"/>
               <w:szCs w:val="26"/>
             </w:rPr>
             <w:t>3.4. Mô hình Pretrained SBERT</w:t>
           </w:r>
           <w:r>
+            <w:rPr>
+              <w:color w:val="auto"/>
+            </w:rPr>
             <w:tab/>
           </w:r>
           <w:r>
+            <w:rPr>
+              <w:color w:val="auto"/>
+            </w:rPr>
             <w:fldChar w:fldCharType="begin"/>
           </w:r>
           <w:r>
+            <w:rPr>
+              <w:color w:val="auto"/>
+            </w:rPr>
             <w:instrText xml:space="preserve"> PAGEREF _Toc1914 \h </w:instrText>
           </w:r>
           <w:r>
+            <w:rPr>
+              <w:color w:val="auto"/>
+            </w:rPr>
             <w:fldChar w:fldCharType="separate"/>
           </w:r>
           <w:r>
+            <w:rPr>
+              <w:color w:val="auto"/>
+            </w:rPr>
             <w:t>14</w:t>
           </w:r>
           <w:r>
+            <w:rPr>
+              <w:color w:val="auto"/>
+            </w:rPr>
             <w:fldChar w:fldCharType="end"/>
           </w:r>
           <w:r>
@@ -1959,6 +2580,9 @@
             <w:tabs>
               <w:tab w:val="right" w:leader="dot" w:pos="9076"/>
             </w:tabs>
+            <w:rPr>
+              <w:color w:val="auto"/>
+            </w:rPr>
           </w:pPr>
           <w:r>
             <w:rPr>
@@ -1972,6 +2596,7 @@
           <w:r>
             <w:rPr>
               <w:rFonts w:ascii="Times New Roman" w:hAnsi="Times New Roman" w:eastAsiaTheme="minorEastAsia" w:cstheme="minorBidi"/>
+              <w:color w:val="auto"/>
               <w:szCs w:val="22"/>
               <w:lang w:val="en-US" w:eastAsia="en-US" w:bidi="ar-SA"/>
             </w:rPr>
@@ -1980,6 +2605,7 @@
           <w:r>
             <w:rPr>
               <w:rFonts w:ascii="Times New Roman" w:hAnsi="Times New Roman" w:eastAsiaTheme="minorEastAsia" w:cstheme="minorBidi"/>
+              <w:color w:val="auto"/>
               <w:szCs w:val="22"/>
               <w:lang w:val="en-US" w:eastAsia="en-US" w:bidi="ar-SA"/>
             </w:rPr>
@@ -1988,26 +2614,45 @@
           <w:r>
             <w:rPr>
               <w:rFonts w:hint="default" w:ascii="Times New Roman" w:hAnsi="Times New Roman" w:cs="Times New Roman"/>
+              <w:color w:val="auto"/>
               <w:szCs w:val="26"/>
             </w:rPr>
             <w:t>3.5. Fine-Tuning kết hợp Đóng cụm Toán học</w:t>
           </w:r>
           <w:r>
+            <w:rPr>
+              <w:color w:val="auto"/>
+            </w:rPr>
             <w:tab/>
           </w:r>
           <w:r>
+            <w:rPr>
+              <w:color w:val="auto"/>
+            </w:rPr>
             <w:fldChar w:fldCharType="begin"/>
           </w:r>
           <w:r>
+            <w:rPr>
+              <w:color w:val="auto"/>
+            </w:rPr>
             <w:instrText xml:space="preserve"> PAGEREF _Toc23691 \h </w:instrText>
           </w:r>
           <w:r>
+            <w:rPr>
+              <w:color w:val="auto"/>
+            </w:rPr>
             <w:fldChar w:fldCharType="separate"/>
           </w:r>
           <w:r>
+            <w:rPr>
+              <w:color w:val="auto"/>
+            </w:rPr>
             <w:t>15</w:t>
           </w:r>
           <w:r>
+            <w:rPr>
+              <w:color w:val="auto"/>
+            </w:rPr>
             <w:fldChar w:fldCharType="end"/>
           </w:r>
           <w:r>
@@ -2026,6 +2671,9 @@
             <w:tabs>
               <w:tab w:val="right" w:leader="dot" w:pos="9076"/>
             </w:tabs>
+            <w:rPr>
+              <w:color w:val="auto"/>
+            </w:rPr>
           </w:pPr>
           <w:r>
             <w:rPr>
@@ -2039,6 +2687,7 @@
           <w:r>
             <w:rPr>
               <w:rFonts w:ascii="Times New Roman" w:hAnsi="Times New Roman" w:eastAsiaTheme="minorEastAsia" w:cstheme="minorBidi"/>
+              <w:color w:val="auto"/>
               <w:szCs w:val="22"/>
               <w:lang w:val="en-US" w:eastAsia="en-US" w:bidi="ar-SA"/>
             </w:rPr>
@@ -2047,6 +2696,7 @@
           <w:r>
             <w:rPr>
               <w:rFonts w:ascii="Times New Roman" w:hAnsi="Times New Roman" w:eastAsiaTheme="minorEastAsia" w:cstheme="minorBidi"/>
+              <w:color w:val="auto"/>
               <w:szCs w:val="22"/>
               <w:lang w:val="en-US" w:eastAsia="en-US" w:bidi="ar-SA"/>
             </w:rPr>
@@ -2055,26 +2705,45 @@
           <w:r>
             <w:rPr>
               <w:rFonts w:hint="default" w:ascii="Times New Roman" w:hAnsi="Times New Roman" w:cs="Times New Roman"/>
+              <w:color w:val="auto"/>
               <w:szCs w:val="26"/>
             </w:rPr>
             <w:t>CHƯƠNG 4. PHƯƠNG PHÁP ĐỀ XUẤT (PROPOSED METHOD)</w:t>
           </w:r>
           <w:r>
+            <w:rPr>
+              <w:color w:val="auto"/>
+            </w:rPr>
             <w:tab/>
           </w:r>
           <w:r>
+            <w:rPr>
+              <w:color w:val="auto"/>
+            </w:rPr>
             <w:fldChar w:fldCharType="begin"/>
           </w:r>
           <w:r>
+            <w:rPr>
+              <w:color w:val="auto"/>
+            </w:rPr>
             <w:instrText xml:space="preserve"> PAGEREF _Toc22188 \h </w:instrText>
           </w:r>
           <w:r>
+            <w:rPr>
+              <w:color w:val="auto"/>
+            </w:rPr>
             <w:fldChar w:fldCharType="separate"/>
           </w:r>
           <w:r>
+            <w:rPr>
+              <w:color w:val="auto"/>
+            </w:rPr>
             <w:t>15</w:t>
           </w:r>
           <w:r>
+            <w:rPr>
+              <w:color w:val="auto"/>
+            </w:rPr>
             <w:fldChar w:fldCharType="end"/>
           </w:r>
           <w:r>
@@ -2093,6 +2762,9 @@
             <w:tabs>
               <w:tab w:val="right" w:leader="dot" w:pos="9076"/>
             </w:tabs>
+            <w:rPr>
+              <w:color w:val="auto"/>
+            </w:rPr>
           </w:pPr>
           <w:r>
             <w:rPr>
@@ -2106,6 +2778,7 @@
           <w:r>
             <w:rPr>
               <w:rFonts w:ascii="Times New Roman" w:hAnsi="Times New Roman" w:eastAsiaTheme="minorEastAsia" w:cstheme="minorBidi"/>
+              <w:color w:val="auto"/>
               <w:szCs w:val="22"/>
               <w:lang w:val="en-US" w:eastAsia="en-US" w:bidi="ar-SA"/>
             </w:rPr>
@@ -2114,6 +2787,7 @@
           <w:r>
             <w:rPr>
               <w:rFonts w:ascii="Times New Roman" w:hAnsi="Times New Roman" w:eastAsiaTheme="minorEastAsia" w:cstheme="minorBidi"/>
+              <w:color w:val="auto"/>
               <w:szCs w:val="22"/>
               <w:lang w:val="en-US" w:eastAsia="en-US" w:bidi="ar-SA"/>
             </w:rPr>
@@ -2122,26 +2796,45 @@
           <w:r>
             <w:rPr>
               <w:rFonts w:hint="default" w:ascii="Times New Roman" w:hAnsi="Times New Roman" w:cs="Times New Roman"/>
+              <w:color w:val="auto"/>
               <w:szCs w:val="26"/>
             </w:rPr>
             <w:t>4.1. Kiến trúc Tổng thể: Quy trình 2 Giai đoạn</w:t>
           </w:r>
           <w:r>
+            <w:rPr>
+              <w:color w:val="auto"/>
+            </w:rPr>
             <w:tab/>
           </w:r>
           <w:r>
+            <w:rPr>
+              <w:color w:val="auto"/>
+            </w:rPr>
             <w:fldChar w:fldCharType="begin"/>
           </w:r>
           <w:r>
+            <w:rPr>
+              <w:color w:val="auto"/>
+            </w:rPr>
             <w:instrText xml:space="preserve"> PAGEREF _Toc3514 \h </w:instrText>
           </w:r>
           <w:r>
+            <w:rPr>
+              <w:color w:val="auto"/>
+            </w:rPr>
             <w:fldChar w:fldCharType="separate"/>
           </w:r>
           <w:r>
+            <w:rPr>
+              <w:color w:val="auto"/>
+            </w:rPr>
             <w:t>15</w:t>
           </w:r>
           <w:r>
+            <w:rPr>
+              <w:color w:val="auto"/>
+            </w:rPr>
             <w:fldChar w:fldCharType="end"/>
           </w:r>
           <w:r>
@@ -2160,6 +2853,9 @@
             <w:tabs>
               <w:tab w:val="right" w:leader="dot" w:pos="9076"/>
             </w:tabs>
+            <w:rPr>
+              <w:color w:val="auto"/>
+            </w:rPr>
           </w:pPr>
           <w:r>
             <w:rPr>
@@ -2173,6 +2869,7 @@
           <w:r>
             <w:rPr>
               <w:rFonts w:ascii="Times New Roman" w:hAnsi="Times New Roman" w:eastAsiaTheme="minorEastAsia" w:cstheme="minorBidi"/>
+              <w:color w:val="auto"/>
               <w:szCs w:val="22"/>
               <w:lang w:val="en-US" w:eastAsia="en-US" w:bidi="ar-SA"/>
             </w:rPr>
@@ -2181,6 +2878,7 @@
           <w:r>
             <w:rPr>
               <w:rFonts w:ascii="Times New Roman" w:hAnsi="Times New Roman" w:eastAsiaTheme="minorEastAsia" w:cstheme="minorBidi"/>
+              <w:color w:val="auto"/>
               <w:szCs w:val="22"/>
               <w:lang w:val="en-US" w:eastAsia="en-US" w:bidi="ar-SA"/>
             </w:rPr>
@@ -2189,26 +2887,45 @@
           <w:r>
             <w:rPr>
               <w:rFonts w:hint="default" w:ascii="Times New Roman" w:hAnsi="Times New Roman" w:cs="Times New Roman"/>
+              <w:color w:val="auto"/>
               <w:szCs w:val="26"/>
             </w:rPr>
             <w:t>4.2. Giai đoạn 1: Representation Learning</w:t>
           </w:r>
           <w:r>
+            <w:rPr>
+              <w:color w:val="auto"/>
+            </w:rPr>
             <w:tab/>
           </w:r>
           <w:r>
+            <w:rPr>
+              <w:color w:val="auto"/>
+            </w:rPr>
             <w:fldChar w:fldCharType="begin"/>
           </w:r>
           <w:r>
+            <w:rPr>
+              <w:color w:val="auto"/>
+            </w:rPr>
             <w:instrText xml:space="preserve"> PAGEREF _Toc1010 \h </w:instrText>
           </w:r>
           <w:r>
+            <w:rPr>
+              <w:color w:val="auto"/>
+            </w:rPr>
             <w:fldChar w:fldCharType="separate"/>
           </w:r>
           <w:r>
+            <w:rPr>
+              <w:color w:val="auto"/>
+            </w:rPr>
             <w:t>16</w:t>
           </w:r>
           <w:r>
+            <w:rPr>
+              <w:color w:val="auto"/>
+            </w:rPr>
             <w:fldChar w:fldCharType="end"/>
           </w:r>
           <w:r>
@@ -2227,6 +2944,9 @@
             <w:tabs>
               <w:tab w:val="right" w:leader="dot" w:pos="9076"/>
             </w:tabs>
+            <w:rPr>
+              <w:color w:val="auto"/>
+            </w:rPr>
           </w:pPr>
           <w:r>
             <w:rPr>
@@ -2240,6 +2960,7 @@
           <w:r>
             <w:rPr>
               <w:rFonts w:ascii="Times New Roman" w:hAnsi="Times New Roman" w:eastAsiaTheme="minorEastAsia" w:cstheme="minorBidi"/>
+              <w:color w:val="auto"/>
               <w:szCs w:val="22"/>
               <w:lang w:val="en-US" w:eastAsia="en-US" w:bidi="ar-SA"/>
             </w:rPr>
@@ -2248,6 +2969,7 @@
           <w:r>
             <w:rPr>
               <w:rFonts w:ascii="Times New Roman" w:hAnsi="Times New Roman" w:eastAsiaTheme="minorEastAsia" w:cstheme="minorBidi"/>
+              <w:color w:val="auto"/>
               <w:szCs w:val="22"/>
               <w:lang w:val="en-US" w:eastAsia="en-US" w:bidi="ar-SA"/>
             </w:rPr>
@@ -2256,26 +2978,45 @@
           <w:r>
             <w:rPr>
               <w:rFonts w:hint="default" w:ascii="Times New Roman" w:hAnsi="Times New Roman" w:cs="Times New Roman"/>
+              <w:color w:val="auto"/>
               <w:szCs w:val="26"/>
             </w:rPr>
             <w:t>4.3. Huấn luyện Supervised Fine-Tuning &amp; Tối ưu Thuật toán Học Sâu</w:t>
           </w:r>
           <w:r>
+            <w:rPr>
+              <w:color w:val="auto"/>
+            </w:rPr>
             <w:tab/>
           </w:r>
           <w:r>
+            <w:rPr>
+              <w:color w:val="auto"/>
+            </w:rPr>
             <w:fldChar w:fldCharType="begin"/>
           </w:r>
           <w:r>
+            <w:rPr>
+              <w:color w:val="auto"/>
+            </w:rPr>
             <w:instrText xml:space="preserve"> PAGEREF _Toc27666 \h </w:instrText>
           </w:r>
           <w:r>
+            <w:rPr>
+              <w:color w:val="auto"/>
+            </w:rPr>
             <w:fldChar w:fldCharType="separate"/>
           </w:r>
           <w:r>
+            <w:rPr>
+              <w:color w:val="auto"/>
+            </w:rPr>
             <w:t>17</w:t>
           </w:r>
           <w:r>
+            <w:rPr>
+              <w:color w:val="auto"/>
+            </w:rPr>
             <w:fldChar w:fldCharType="end"/>
           </w:r>
           <w:r>
@@ -2294,6 +3035,9 @@
             <w:tabs>
               <w:tab w:val="right" w:leader="dot" w:pos="9076"/>
             </w:tabs>
+            <w:rPr>
+              <w:color w:val="auto"/>
+            </w:rPr>
           </w:pPr>
           <w:r>
             <w:rPr>
@@ -2307,6 +3051,7 @@
           <w:r>
             <w:rPr>
               <w:rFonts w:ascii="Times New Roman" w:hAnsi="Times New Roman" w:eastAsiaTheme="minorEastAsia" w:cstheme="minorBidi"/>
+              <w:color w:val="auto"/>
               <w:szCs w:val="22"/>
               <w:lang w:val="en-US" w:eastAsia="en-US" w:bidi="ar-SA"/>
             </w:rPr>
@@ -2315,6 +3060,7 @@
           <w:r>
             <w:rPr>
               <w:rFonts w:ascii="Times New Roman" w:hAnsi="Times New Roman" w:eastAsiaTheme="minorEastAsia" w:cstheme="minorBidi"/>
+              <w:color w:val="auto"/>
               <w:szCs w:val="22"/>
               <w:lang w:val="en-US" w:eastAsia="en-US" w:bidi="ar-SA"/>
             </w:rPr>
@@ -2323,26 +3069,45 @@
           <w:r>
             <w:rPr>
               <w:rFonts w:hint="default" w:ascii="Times New Roman" w:hAnsi="Times New Roman" w:cs="Times New Roman"/>
+              <w:color w:val="auto"/>
               <w:szCs w:val="26"/>
             </w:rPr>
             <w:t>4.4. Chiến thuật Lấy mẫu Phân tầng Chất lượng Toán học</w:t>
           </w:r>
           <w:r>
+            <w:rPr>
+              <w:color w:val="auto"/>
+            </w:rPr>
             <w:tab/>
           </w:r>
           <w:r>
+            <w:rPr>
+              <w:color w:val="auto"/>
+            </w:rPr>
             <w:fldChar w:fldCharType="begin"/>
           </w:r>
           <w:r>
+            <w:rPr>
+              <w:color w:val="auto"/>
+            </w:rPr>
             <w:instrText xml:space="preserve"> PAGEREF _Toc15496 \h </w:instrText>
           </w:r>
           <w:r>
+            <w:rPr>
+              <w:color w:val="auto"/>
+            </w:rPr>
             <w:fldChar w:fldCharType="separate"/>
           </w:r>
           <w:r>
+            <w:rPr>
+              <w:color w:val="auto"/>
+            </w:rPr>
             <w:t>18</w:t>
           </w:r>
           <w:r>
+            <w:rPr>
+              <w:color w:val="auto"/>
+            </w:rPr>
             <w:fldChar w:fldCharType="end"/>
           </w:r>
           <w:r>
@@ -2361,6 +3126,9 @@
             <w:tabs>
               <w:tab w:val="right" w:leader="dot" w:pos="9076"/>
             </w:tabs>
+            <w:rPr>
+              <w:color w:val="auto"/>
+            </w:rPr>
           </w:pPr>
           <w:r>
             <w:rPr>
@@ -2374,6 +3142,7 @@
           <w:r>
             <w:rPr>
               <w:rFonts w:ascii="Times New Roman" w:hAnsi="Times New Roman" w:eastAsiaTheme="minorEastAsia" w:cstheme="minorBidi"/>
+              <w:color w:val="auto"/>
               <w:szCs w:val="22"/>
               <w:lang w:val="en-US" w:eastAsia="en-US" w:bidi="ar-SA"/>
             </w:rPr>
@@ -2382,6 +3151,7 @@
           <w:r>
             <w:rPr>
               <w:rFonts w:ascii="Times New Roman" w:hAnsi="Times New Roman" w:eastAsiaTheme="minorEastAsia" w:cstheme="minorBidi"/>
+              <w:color w:val="auto"/>
               <w:szCs w:val="22"/>
               <w:lang w:val="en-US" w:eastAsia="en-US" w:bidi="ar-SA"/>
             </w:rPr>
@@ -2390,26 +3160,45 @@
           <w:r>
             <w:rPr>
               <w:rFonts w:hint="default" w:ascii="Times New Roman" w:hAnsi="Times New Roman" w:cs="Times New Roman"/>
+              <w:color w:val="auto"/>
               <w:szCs w:val="26"/>
             </w:rPr>
             <w:t>4.5. Giai đoạn 2: Unsupervised K-Means Clustering</w:t>
           </w:r>
           <w:r>
+            <w:rPr>
+              <w:color w:val="auto"/>
+            </w:rPr>
             <w:tab/>
           </w:r>
           <w:r>
+            <w:rPr>
+              <w:color w:val="auto"/>
+            </w:rPr>
             <w:fldChar w:fldCharType="begin"/>
           </w:r>
           <w:r>
+            <w:rPr>
+              <w:color w:val="auto"/>
+            </w:rPr>
             <w:instrText xml:space="preserve"> PAGEREF _Toc13587 \h </w:instrText>
           </w:r>
           <w:r>
+            <w:rPr>
+              <w:color w:val="auto"/>
+            </w:rPr>
             <w:fldChar w:fldCharType="separate"/>
           </w:r>
           <w:r>
+            <w:rPr>
+              <w:color w:val="auto"/>
+            </w:rPr>
             <w:t>18</w:t>
           </w:r>
           <w:r>
+            <w:rPr>
+              <w:color w:val="auto"/>
+            </w:rPr>
             <w:fldChar w:fldCharType="end"/>
           </w:r>
           <w:r>
@@ -2428,6 +3217,9 @@
             <w:tabs>
               <w:tab w:val="right" w:leader="dot" w:pos="9076"/>
             </w:tabs>
+            <w:rPr>
+              <w:color w:val="auto"/>
+            </w:rPr>
           </w:pPr>
           <w:r>
             <w:rPr>
@@ -2441,6 +3233,7 @@
           <w:r>
             <w:rPr>
               <w:rFonts w:ascii="Times New Roman" w:hAnsi="Times New Roman" w:eastAsiaTheme="minorEastAsia" w:cstheme="minorBidi"/>
+              <w:color w:val="auto"/>
               <w:szCs w:val="22"/>
               <w:lang w:val="en-US" w:eastAsia="en-US" w:bidi="ar-SA"/>
             </w:rPr>
@@ -2449,6 +3242,7 @@
           <w:r>
             <w:rPr>
               <w:rFonts w:ascii="Times New Roman" w:hAnsi="Times New Roman" w:eastAsiaTheme="minorEastAsia" w:cstheme="minorBidi"/>
+              <w:color w:val="auto"/>
               <w:szCs w:val="22"/>
               <w:lang w:val="en-US" w:eastAsia="en-US" w:bidi="ar-SA"/>
             </w:rPr>
@@ -2457,6 +3251,7 @@
           <w:r>
             <w:rPr>
               <w:rFonts w:hint="default" w:cs="Times New Roman"/>
+              <w:color w:val="auto"/>
               <w:szCs w:val="26"/>
               <w:lang w:val="en-US"/>
             </w:rPr>
@@ -2465,6 +3260,7 @@
           <w:r>
             <w:rPr>
               <w:rFonts w:hint="default" w:ascii="Times New Roman" w:hAnsi="Times New Roman" w:cs="Times New Roman"/>
+              <w:color w:val="auto"/>
               <w:szCs w:val="26"/>
             </w:rPr>
             <w:t>.</w:t>
@@ -2472,6 +3268,7 @@
           <w:r>
             <w:rPr>
               <w:rFonts w:hint="default" w:cs="Times New Roman"/>
+              <w:color w:val="auto"/>
               <w:szCs w:val="26"/>
               <w:lang w:val="en-US"/>
             </w:rPr>
@@ -2480,6 +3277,7 @@
           <w:r>
             <w:rPr>
               <w:rFonts w:hint="default" w:ascii="Times New Roman" w:hAnsi="Times New Roman" w:cs="Times New Roman"/>
+              <w:color w:val="auto"/>
               <w:szCs w:val="26"/>
             </w:rPr>
             <w:t>. Thuật toán Dynamic Adaptive K &amp; Post-Filtering (θ = 0.8</w:t>
@@ -2487,6 +3285,7 @@
           <w:r>
             <w:rPr>
               <w:rFonts w:hint="default" w:cs="Times New Roman"/>
+              <w:color w:val="auto"/>
               <w:szCs w:val="26"/>
               <w:lang w:val="en-US"/>
             </w:rPr>
@@ -2495,26 +3294,45 @@
           <w:r>
             <w:rPr>
               <w:rFonts w:hint="default" w:ascii="Times New Roman" w:hAnsi="Times New Roman" w:cs="Times New Roman"/>
+              <w:color w:val="auto"/>
               <w:szCs w:val="26"/>
             </w:rPr>
             <w:t>)</w:t>
           </w:r>
           <w:r>
+            <w:rPr>
+              <w:color w:val="auto"/>
+            </w:rPr>
             <w:tab/>
           </w:r>
           <w:r>
+            <w:rPr>
+              <w:color w:val="auto"/>
+            </w:rPr>
             <w:fldChar w:fldCharType="begin"/>
           </w:r>
           <w:r>
+            <w:rPr>
+              <w:color w:val="auto"/>
+            </w:rPr>
             <w:instrText xml:space="preserve"> PAGEREF _Toc16475 \h </w:instrText>
           </w:r>
           <w:r>
+            <w:rPr>
+              <w:color w:val="auto"/>
+            </w:rPr>
             <w:fldChar w:fldCharType="separate"/>
           </w:r>
           <w:r>
+            <w:rPr>
+              <w:color w:val="auto"/>
+            </w:rPr>
             <w:t>20</w:t>
           </w:r>
           <w:r>
+            <w:rPr>
+              <w:color w:val="auto"/>
+            </w:rPr>
             <w:fldChar w:fldCharType="end"/>
           </w:r>
           <w:r>
@@ -2533,6 +3351,9 @@
             <w:tabs>
               <w:tab w:val="right" w:leader="dot" w:pos="9076"/>
             </w:tabs>
+            <w:rPr>
+              <w:color w:val="auto"/>
+            </w:rPr>
           </w:pPr>
           <w:r>
             <w:rPr>
@@ -2546,6 +3367,7 @@
           <w:r>
             <w:rPr>
               <w:rFonts w:ascii="Times New Roman" w:hAnsi="Times New Roman" w:eastAsiaTheme="minorEastAsia" w:cstheme="minorBidi"/>
+              <w:color w:val="auto"/>
               <w:szCs w:val="22"/>
               <w:lang w:val="en-US" w:eastAsia="en-US" w:bidi="ar-SA"/>
             </w:rPr>
@@ -2554,6 +3376,7 @@
           <w:r>
             <w:rPr>
               <w:rFonts w:ascii="Times New Roman" w:hAnsi="Times New Roman" w:eastAsiaTheme="minorEastAsia" w:cstheme="minorBidi"/>
+              <w:color w:val="auto"/>
               <w:szCs w:val="22"/>
               <w:lang w:val="en-US" w:eastAsia="en-US" w:bidi="ar-SA"/>
             </w:rPr>
@@ -2562,26 +3385,45 @@
           <w:r>
             <w:rPr>
               <w:rFonts w:hint="default" w:ascii="Times New Roman" w:hAnsi="Times New Roman" w:cs="Times New Roman"/>
+              <w:color w:val="auto"/>
               <w:szCs w:val="26"/>
             </w:rPr>
             <w:t>CHƯƠNG 5. THỰC NGHIỆM VÀ ĐÁNH GIÁ CHI TIẾT</w:t>
           </w:r>
           <w:r>
+            <w:rPr>
+              <w:color w:val="auto"/>
+            </w:rPr>
             <w:tab/>
           </w:r>
           <w:r>
+            <w:rPr>
+              <w:color w:val="auto"/>
+            </w:rPr>
             <w:fldChar w:fldCharType="begin"/>
           </w:r>
           <w:r>
+            <w:rPr>
+              <w:color w:val="auto"/>
+            </w:rPr>
             <w:instrText xml:space="preserve"> PAGEREF _Toc26553 \h </w:instrText>
           </w:r>
           <w:r>
+            <w:rPr>
+              <w:color w:val="auto"/>
+            </w:rPr>
             <w:fldChar w:fldCharType="separate"/>
           </w:r>
           <w:r>
+            <w:rPr>
+              <w:color w:val="auto"/>
+            </w:rPr>
             <w:t>20</w:t>
           </w:r>
           <w:r>
+            <w:rPr>
+              <w:color w:val="auto"/>
+            </w:rPr>
             <w:fldChar w:fldCharType="end"/>
           </w:r>
           <w:r>
@@ -2600,6 +3442,9 @@
             <w:tabs>
               <w:tab w:val="right" w:leader="dot" w:pos="9076"/>
             </w:tabs>
+            <w:rPr>
+              <w:color w:val="auto"/>
+            </w:rPr>
           </w:pPr>
           <w:r>
             <w:rPr>
@@ -2613,6 +3458,7 @@
           <w:r>
             <w:rPr>
               <w:rFonts w:ascii="Times New Roman" w:hAnsi="Times New Roman" w:eastAsiaTheme="minorEastAsia" w:cstheme="minorBidi"/>
+              <w:color w:val="auto"/>
               <w:szCs w:val="22"/>
               <w:lang w:val="en-US" w:eastAsia="en-US" w:bidi="ar-SA"/>
             </w:rPr>
@@ -2621,6 +3467,7 @@
           <w:r>
             <w:rPr>
               <w:rFonts w:ascii="Times New Roman" w:hAnsi="Times New Roman" w:eastAsiaTheme="minorEastAsia" w:cstheme="minorBidi"/>
+              <w:color w:val="auto"/>
               <w:szCs w:val="22"/>
               <w:lang w:val="en-US" w:eastAsia="en-US" w:bidi="ar-SA"/>
             </w:rPr>
@@ -2629,26 +3476,45 @@
           <w:r>
             <w:rPr>
               <w:rFonts w:hint="default" w:ascii="Times New Roman" w:hAnsi="Times New Roman" w:cs="Times New Roman"/>
+              <w:color w:val="auto"/>
               <w:szCs w:val="26"/>
             </w:rPr>
             <w:t>5.1. Mô tả Dữ liệu Thực nghiệm và Cấu hình</w:t>
           </w:r>
           <w:r>
+            <w:rPr>
+              <w:color w:val="auto"/>
+            </w:rPr>
             <w:tab/>
           </w:r>
           <w:r>
+            <w:rPr>
+              <w:color w:val="auto"/>
+            </w:rPr>
             <w:fldChar w:fldCharType="begin"/>
           </w:r>
           <w:r>
+            <w:rPr>
+              <w:color w:val="auto"/>
+            </w:rPr>
             <w:instrText xml:space="preserve"> PAGEREF _Toc24113 \h </w:instrText>
           </w:r>
           <w:r>
+            <w:rPr>
+              <w:color w:val="auto"/>
+            </w:rPr>
             <w:fldChar w:fldCharType="separate"/>
           </w:r>
           <w:r>
+            <w:rPr>
+              <w:color w:val="auto"/>
+            </w:rPr>
             <w:t>20</w:t>
           </w:r>
           <w:r>
+            <w:rPr>
+              <w:color w:val="auto"/>
+            </w:rPr>
             <w:fldChar w:fldCharType="end"/>
           </w:r>
           <w:r>
@@ -2667,6 +3533,9 @@
             <w:tabs>
               <w:tab w:val="right" w:leader="dot" w:pos="9076"/>
             </w:tabs>
+            <w:rPr>
+              <w:color w:val="auto"/>
+            </w:rPr>
           </w:pPr>
           <w:r>
             <w:rPr>
@@ -2680,6 +3549,7 @@
           <w:r>
             <w:rPr>
               <w:rFonts w:ascii="Times New Roman" w:hAnsi="Times New Roman" w:eastAsiaTheme="minorEastAsia" w:cstheme="minorBidi"/>
+              <w:color w:val="auto"/>
               <w:szCs w:val="22"/>
               <w:lang w:val="en-US" w:eastAsia="en-US" w:bidi="ar-SA"/>
             </w:rPr>
@@ -2688,6 +3558,7 @@
           <w:r>
             <w:rPr>
               <w:rFonts w:ascii="Times New Roman" w:hAnsi="Times New Roman" w:eastAsiaTheme="minorEastAsia" w:cstheme="minorBidi"/>
+              <w:color w:val="auto"/>
               <w:szCs w:val="22"/>
               <w:lang w:val="en-US" w:eastAsia="en-US" w:bidi="ar-SA"/>
             </w:rPr>
@@ -2696,26 +3567,45 @@
           <w:r>
             <w:rPr>
               <w:rFonts w:hint="default" w:ascii="Times New Roman" w:hAnsi="Times New Roman" w:cs="Times New Roman"/>
+              <w:color w:val="auto"/>
               <w:szCs w:val="26"/>
             </w:rPr>
             <w:t>5.2. Kết quả Thực nghiệm Định lượng</w:t>
           </w:r>
           <w:r>
+            <w:rPr>
+              <w:color w:val="auto"/>
+            </w:rPr>
             <w:tab/>
           </w:r>
           <w:r>
+            <w:rPr>
+              <w:color w:val="auto"/>
+            </w:rPr>
             <w:fldChar w:fldCharType="begin"/>
           </w:r>
           <w:r>
+            <w:rPr>
+              <w:color w:val="auto"/>
+            </w:rPr>
             <w:instrText xml:space="preserve"> PAGEREF _Toc7296 \h </w:instrText>
           </w:r>
           <w:r>
+            <w:rPr>
+              <w:color w:val="auto"/>
+            </w:rPr>
             <w:fldChar w:fldCharType="separate"/>
           </w:r>
           <w:r>
+            <w:rPr>
+              <w:color w:val="auto"/>
+            </w:rPr>
             <w:t>21</w:t>
           </w:r>
           <w:r>
+            <w:rPr>
+              <w:color w:val="auto"/>
+            </w:rPr>
             <w:fldChar w:fldCharType="end"/>
           </w:r>
           <w:r>
@@ -2734,6 +3624,9 @@
             <w:tabs>
               <w:tab w:val="right" w:leader="dot" w:pos="9076"/>
             </w:tabs>
+            <w:rPr>
+              <w:color w:val="auto"/>
+            </w:rPr>
           </w:pPr>
           <w:r>
             <w:rPr>
@@ -2747,6 +3640,7 @@
           <w:r>
             <w:rPr>
               <w:rFonts w:ascii="Times New Roman" w:hAnsi="Times New Roman" w:eastAsiaTheme="minorEastAsia" w:cstheme="minorBidi"/>
+              <w:color w:val="auto"/>
               <w:szCs w:val="22"/>
               <w:lang w:val="en-US" w:eastAsia="en-US" w:bidi="ar-SA"/>
             </w:rPr>
@@ -2755,6 +3649,7 @@
           <w:r>
             <w:rPr>
               <w:rFonts w:ascii="Times New Roman" w:hAnsi="Times New Roman" w:eastAsiaTheme="minorEastAsia" w:cstheme="minorBidi"/>
+              <w:color w:val="auto"/>
               <w:szCs w:val="22"/>
               <w:lang w:val="en-US" w:eastAsia="en-US" w:bidi="ar-SA"/>
             </w:rPr>
@@ -2765,26 +3660,45 @@
               <w:rFonts w:hint="default" w:ascii="Times New Roman" w:hAnsi="Times New Roman" w:cs="Times New Roman"/>
               <w:i w:val="0"/>
               <w:iCs/>
+              <w:color w:val="auto"/>
               <w:szCs w:val="26"/>
             </w:rPr>
             <w:t>5.2.1. Benchmark trên Bộ Dữ liệu Tiếng Việt</w:t>
           </w:r>
           <w:r>
+            <w:rPr>
+              <w:color w:val="auto"/>
+            </w:rPr>
             <w:tab/>
           </w:r>
           <w:r>
+            <w:rPr>
+              <w:color w:val="auto"/>
+            </w:rPr>
             <w:fldChar w:fldCharType="begin"/>
           </w:r>
           <w:r>
+            <w:rPr>
+              <w:color w:val="auto"/>
+            </w:rPr>
             <w:instrText xml:space="preserve"> PAGEREF _Toc1566 \h </w:instrText>
           </w:r>
           <w:r>
+            <w:rPr>
+              <w:color w:val="auto"/>
+            </w:rPr>
             <w:fldChar w:fldCharType="separate"/>
           </w:r>
           <w:r>
+            <w:rPr>
+              <w:color w:val="auto"/>
+            </w:rPr>
             <w:t>21</w:t>
           </w:r>
           <w:r>
+            <w:rPr>
+              <w:color w:val="auto"/>
+            </w:rPr>
             <w:fldChar w:fldCharType="end"/>
           </w:r>
           <w:r>
@@ -2803,6 +3717,9 @@
             <w:tabs>
               <w:tab w:val="right" w:leader="dot" w:pos="9076"/>
             </w:tabs>
+            <w:rPr>
+              <w:color w:val="auto"/>
+            </w:rPr>
           </w:pPr>
           <w:r>
             <w:rPr>
@@ -2816,6 +3733,7 @@
           <w:r>
             <w:rPr>
               <w:rFonts w:ascii="Times New Roman" w:hAnsi="Times New Roman" w:eastAsiaTheme="minorEastAsia" w:cstheme="minorBidi"/>
+              <w:color w:val="auto"/>
               <w:szCs w:val="22"/>
               <w:lang w:val="en-US" w:eastAsia="en-US" w:bidi="ar-SA"/>
             </w:rPr>
@@ -2824,6 +3742,7 @@
           <w:r>
             <w:rPr>
               <w:rFonts w:ascii="Times New Roman" w:hAnsi="Times New Roman" w:eastAsiaTheme="minorEastAsia" w:cstheme="minorBidi"/>
+              <w:color w:val="auto"/>
               <w:szCs w:val="22"/>
               <w:lang w:val="en-US" w:eastAsia="en-US" w:bidi="ar-SA"/>
             </w:rPr>
@@ -2834,26 +3753,45 @@
               <w:rFonts w:hint="default" w:ascii="Times New Roman" w:hAnsi="Times New Roman" w:cs="Times New Roman"/>
               <w:i w:val="0"/>
               <w:iCs/>
+              <w:color w:val="auto"/>
               <w:szCs w:val="26"/>
             </w:rPr>
             <w:t>5.2.2. Benchmark trên Bộ Dữ liệu Tiếng Anh</w:t>
           </w:r>
           <w:r>
+            <w:rPr>
+              <w:color w:val="auto"/>
+            </w:rPr>
             <w:tab/>
           </w:r>
           <w:r>
+            <w:rPr>
+              <w:color w:val="auto"/>
+            </w:rPr>
             <w:fldChar w:fldCharType="begin"/>
           </w:r>
           <w:r>
+            <w:rPr>
+              <w:color w:val="auto"/>
+            </w:rPr>
             <w:instrText xml:space="preserve"> PAGEREF _Toc32400 \h </w:instrText>
           </w:r>
           <w:r>
+            <w:rPr>
+              <w:color w:val="auto"/>
+            </w:rPr>
             <w:fldChar w:fldCharType="separate"/>
           </w:r>
           <w:r>
+            <w:rPr>
+              <w:color w:val="auto"/>
+            </w:rPr>
             <w:t>22</w:t>
           </w:r>
           <w:r>
+            <w:rPr>
+              <w:color w:val="auto"/>
+            </w:rPr>
             <w:fldChar w:fldCharType="end"/>
           </w:r>
           <w:r>
@@ -2872,6 +3810,9 @@
             <w:tabs>
               <w:tab w:val="right" w:leader="dot" w:pos="9076"/>
             </w:tabs>
+            <w:rPr>
+              <w:color w:val="auto"/>
+            </w:rPr>
           </w:pPr>
           <w:r>
             <w:rPr>
@@ -2885,6 +3826,7 @@
           <w:r>
             <w:rPr>
               <w:rFonts w:ascii="Times New Roman" w:hAnsi="Times New Roman" w:eastAsiaTheme="minorEastAsia" w:cstheme="minorBidi"/>
+              <w:color w:val="auto"/>
               <w:szCs w:val="22"/>
               <w:lang w:val="en-US" w:eastAsia="en-US" w:bidi="ar-SA"/>
             </w:rPr>
@@ -2893,6 +3835,7 @@
           <w:r>
             <w:rPr>
               <w:rFonts w:ascii="Times New Roman" w:hAnsi="Times New Roman" w:eastAsiaTheme="minorEastAsia" w:cstheme="minorBidi"/>
+              <w:color w:val="auto"/>
               <w:szCs w:val="22"/>
               <w:lang w:val="en-US" w:eastAsia="en-US" w:bidi="ar-SA"/>
             </w:rPr>
@@ -2901,6 +3844,7 @@
           <w:r>
             <w:rPr>
               <w:rFonts w:hint="default" w:ascii="Times New Roman" w:hAnsi="Times New Roman" w:cs="Times New Roman"/>
+              <w:color w:val="auto"/>
               <w:szCs w:val="26"/>
             </w:rPr>
             <w:t xml:space="preserve">5.3. </w:t>
@@ -2908,27 +3852,46 @@
           <w:r>
             <w:rPr>
               <w:rFonts w:hint="default" w:cs="Times New Roman"/>
+              <w:color w:val="auto"/>
               <w:szCs w:val="26"/>
               <w:lang w:val="en-US"/>
             </w:rPr>
             <w:t>Nhận xét</w:t>
           </w:r>
           <w:r>
+            <w:rPr>
+              <w:color w:val="auto"/>
+            </w:rPr>
             <w:tab/>
           </w:r>
           <w:r>
+            <w:rPr>
+              <w:color w:val="auto"/>
+            </w:rPr>
             <w:fldChar w:fldCharType="begin"/>
           </w:r>
           <w:r>
+            <w:rPr>
+              <w:color w:val="auto"/>
+            </w:rPr>
             <w:instrText xml:space="preserve"> PAGEREF _Toc19589 \h </w:instrText>
           </w:r>
           <w:r>
+            <w:rPr>
+              <w:color w:val="auto"/>
+            </w:rPr>
             <w:fldChar w:fldCharType="separate"/>
           </w:r>
           <w:r>
+            <w:rPr>
+              <w:color w:val="auto"/>
+            </w:rPr>
             <w:t>23</w:t>
           </w:r>
           <w:r>
+            <w:rPr>
+              <w:color w:val="auto"/>
+            </w:rPr>
             <w:fldChar w:fldCharType="end"/>
           </w:r>
           <w:r>
@@ -2947,6 +3910,9 @@
             <w:tabs>
               <w:tab w:val="right" w:leader="dot" w:pos="9076"/>
             </w:tabs>
+            <w:rPr>
+              <w:color w:val="auto"/>
+            </w:rPr>
           </w:pPr>
           <w:r>
             <w:rPr>
@@ -2960,6 +3926,7 @@
           <w:r>
             <w:rPr>
               <w:rFonts w:ascii="Times New Roman" w:hAnsi="Times New Roman" w:eastAsiaTheme="minorEastAsia" w:cstheme="minorBidi"/>
+              <w:color w:val="auto"/>
               <w:szCs w:val="22"/>
               <w:lang w:val="en-US" w:eastAsia="en-US" w:bidi="ar-SA"/>
             </w:rPr>
@@ -2968,6 +3935,7 @@
           <w:r>
             <w:rPr>
               <w:rFonts w:ascii="Times New Roman" w:hAnsi="Times New Roman" w:eastAsiaTheme="minorEastAsia" w:cstheme="minorBidi"/>
+              <w:color w:val="auto"/>
               <w:szCs w:val="22"/>
               <w:lang w:val="en-US" w:eastAsia="en-US" w:bidi="ar-SA"/>
             </w:rPr>
@@ -2976,26 +3944,45 @@
           <w:r>
             <w:rPr>
               <w:rFonts w:hint="default" w:ascii="Times New Roman" w:hAnsi="Times New Roman" w:cs="Times New Roman"/>
+              <w:color w:val="auto"/>
               <w:szCs w:val="26"/>
             </w:rPr>
             <w:t>CHƯƠNG 6. PHÂN TÍCH, THIẾT KẾ VÀ TRIỂN KHAI ỨNG DỤNG</w:t>
           </w:r>
           <w:r>
+            <w:rPr>
+              <w:color w:val="auto"/>
+            </w:rPr>
             <w:tab/>
           </w:r>
           <w:r>
+            <w:rPr>
+              <w:color w:val="auto"/>
+            </w:rPr>
             <w:fldChar w:fldCharType="begin"/>
           </w:r>
           <w:r>
+            <w:rPr>
+              <w:color w:val="auto"/>
+            </w:rPr>
             <w:instrText xml:space="preserve"> PAGEREF _Toc30515 \h </w:instrText>
           </w:r>
           <w:r>
+            <w:rPr>
+              <w:color w:val="auto"/>
+            </w:rPr>
             <w:fldChar w:fldCharType="separate"/>
           </w:r>
           <w:r>
+            <w:rPr>
+              <w:color w:val="auto"/>
+            </w:rPr>
             <w:t>26</w:t>
           </w:r>
           <w:r>
+            <w:rPr>
+              <w:color w:val="auto"/>
+            </w:rPr>
             <w:fldChar w:fldCharType="end"/>
           </w:r>
           <w:r>
@@ -3014,6 +4001,9 @@
             <w:tabs>
               <w:tab w:val="right" w:leader="dot" w:pos="9076"/>
             </w:tabs>
+            <w:rPr>
+              <w:color w:val="auto"/>
+            </w:rPr>
           </w:pPr>
           <w:r>
             <w:rPr>
@@ -3027,6 +4017,7 @@
           <w:r>
             <w:rPr>
               <w:rFonts w:ascii="Times New Roman" w:hAnsi="Times New Roman" w:eastAsiaTheme="minorEastAsia" w:cstheme="minorBidi"/>
+              <w:color w:val="auto"/>
               <w:szCs w:val="22"/>
               <w:lang w:val="en-US" w:eastAsia="en-US" w:bidi="ar-SA"/>
             </w:rPr>
@@ -3035,6 +4026,7 @@
           <w:r>
             <w:rPr>
               <w:rFonts w:ascii="Times New Roman" w:hAnsi="Times New Roman" w:eastAsiaTheme="minorEastAsia" w:cstheme="minorBidi"/>
+              <w:color w:val="auto"/>
               <w:szCs w:val="22"/>
               <w:lang w:val="en-US" w:eastAsia="en-US" w:bidi="ar-SA"/>
             </w:rPr>
@@ -3043,26 +4035,45 @@
           <w:r>
             <w:rPr>
               <w:rFonts w:hint="default" w:ascii="Times New Roman" w:hAnsi="Times New Roman" w:cs="Times New Roman"/>
+              <w:color w:val="auto"/>
               <w:szCs w:val="26"/>
             </w:rPr>
             <w:t>6.1. Tổng quan Kiến trúc Hệ thống 3 Tầng (Three-Tier Architecture)</w:t>
           </w:r>
           <w:r>
+            <w:rPr>
+              <w:color w:val="auto"/>
+            </w:rPr>
             <w:tab/>
           </w:r>
           <w:r>
+            <w:rPr>
+              <w:color w:val="auto"/>
+            </w:rPr>
             <w:fldChar w:fldCharType="begin"/>
           </w:r>
           <w:r>
+            <w:rPr>
+              <w:color w:val="auto"/>
+            </w:rPr>
             <w:instrText xml:space="preserve"> PAGEREF _Toc18997 \h </w:instrText>
           </w:r>
           <w:r>
+            <w:rPr>
+              <w:color w:val="auto"/>
+            </w:rPr>
             <w:fldChar w:fldCharType="separate"/>
           </w:r>
           <w:r>
+            <w:rPr>
+              <w:color w:val="auto"/>
+            </w:rPr>
             <w:t>26</w:t>
           </w:r>
           <w:r>
+            <w:rPr>
+              <w:color w:val="auto"/>
+            </w:rPr>
             <w:fldChar w:fldCharType="end"/>
           </w:r>
           <w:r>
@@ -3081,6 +4092,9 @@
             <w:tabs>
               <w:tab w:val="right" w:leader="dot" w:pos="9076"/>
             </w:tabs>
+            <w:rPr>
+              <w:color w:val="auto"/>
+            </w:rPr>
           </w:pPr>
           <w:r>
             <w:rPr>
@@ -3094,6 +4108,7 @@
           <w:r>
             <w:rPr>
               <w:rFonts w:ascii="Times New Roman" w:hAnsi="Times New Roman" w:eastAsiaTheme="minorEastAsia" w:cstheme="minorBidi"/>
+              <w:color w:val="auto"/>
               <w:szCs w:val="22"/>
               <w:lang w:val="en-US" w:eastAsia="en-US" w:bidi="ar-SA"/>
             </w:rPr>
@@ -3102,6 +4117,7 @@
           <w:r>
             <w:rPr>
               <w:rFonts w:ascii="Times New Roman" w:hAnsi="Times New Roman" w:eastAsiaTheme="minorEastAsia" w:cstheme="minorBidi"/>
+              <w:color w:val="auto"/>
               <w:szCs w:val="22"/>
               <w:lang w:val="en-US" w:eastAsia="en-US" w:bidi="ar-SA"/>
             </w:rPr>
@@ -3110,26 +4126,45 @@
           <w:r>
             <w:rPr>
               <w:rFonts w:hint="default" w:ascii="Times New Roman" w:hAnsi="Times New Roman" w:cs="Times New Roman"/>
+              <w:color w:val="auto"/>
               <w:szCs w:val="26"/>
             </w:rPr>
             <w:t>6.2. Kỹ thuật Tối ưu Hóa RAM: Singleton Pattern &amp; Lazy Loading</w:t>
           </w:r>
           <w:r>
+            <w:rPr>
+              <w:color w:val="auto"/>
+            </w:rPr>
             <w:tab/>
           </w:r>
           <w:r>
+            <w:rPr>
+              <w:color w:val="auto"/>
+            </w:rPr>
             <w:fldChar w:fldCharType="begin"/>
           </w:r>
           <w:r>
+            <w:rPr>
+              <w:color w:val="auto"/>
+            </w:rPr>
             <w:instrText xml:space="preserve"> PAGEREF _Toc26110 \h </w:instrText>
           </w:r>
           <w:r>
+            <w:rPr>
+              <w:color w:val="auto"/>
+            </w:rPr>
             <w:fldChar w:fldCharType="separate"/>
           </w:r>
           <w:r>
+            <w:rPr>
+              <w:color w:val="auto"/>
+            </w:rPr>
             <w:t>26</w:t>
           </w:r>
           <w:r>
+            <w:rPr>
+              <w:color w:val="auto"/>
+            </w:rPr>
             <w:fldChar w:fldCharType="end"/>
           </w:r>
           <w:r>
@@ -3148,6 +4183,9 @@
             <w:tabs>
               <w:tab w:val="right" w:leader="dot" w:pos="9076"/>
             </w:tabs>
+            <w:rPr>
+              <w:color w:val="auto"/>
+            </w:rPr>
           </w:pPr>
           <w:r>
             <w:rPr>
@@ -3161,6 +4199,7 @@
           <w:r>
             <w:rPr>
               <w:rFonts w:ascii="Times New Roman" w:hAnsi="Times New Roman" w:eastAsiaTheme="minorEastAsia" w:cstheme="minorBidi"/>
+              <w:color w:val="auto"/>
               <w:szCs w:val="22"/>
               <w:lang w:val="en-US" w:eastAsia="en-US" w:bidi="ar-SA"/>
             </w:rPr>
@@ -3169,6 +4208,7 @@
           <w:r>
             <w:rPr>
               <w:rFonts w:ascii="Times New Roman" w:hAnsi="Times New Roman" w:eastAsiaTheme="minorEastAsia" w:cstheme="minorBidi"/>
+              <w:color w:val="auto"/>
               <w:szCs w:val="22"/>
               <w:lang w:val="en-US" w:eastAsia="en-US" w:bidi="ar-SA"/>
             </w:rPr>
@@ -3177,6 +4217,7 @@
           <w:r>
             <w:rPr>
               <w:rFonts w:hint="default" w:ascii="Times New Roman" w:hAnsi="Times New Roman" w:cs="Times New Roman"/>
+              <w:color w:val="auto"/>
               <w:szCs w:val="26"/>
             </w:rPr>
             <w:t>6.3. Thuật toán Cào Bài báo Tự động (Web Scraping) và Tin tức</w:t>
@@ -3184,27 +4225,46 @@
           <w:r>
             <w:rPr>
               <w:rFonts w:hint="default" w:cs="Times New Roman"/>
+              <w:color w:val="auto"/>
               <w:szCs w:val="26"/>
               <w:lang w:val="en-US"/>
             </w:rPr>
             <w:t xml:space="preserve"> theo chủ đề</w:t>
           </w:r>
           <w:r>
+            <w:rPr>
+              <w:color w:val="auto"/>
+            </w:rPr>
             <w:tab/>
           </w:r>
           <w:r>
+            <w:rPr>
+              <w:color w:val="auto"/>
+            </w:rPr>
             <w:fldChar w:fldCharType="begin"/>
           </w:r>
           <w:r>
+            <w:rPr>
+              <w:color w:val="auto"/>
+            </w:rPr>
             <w:instrText xml:space="preserve"> PAGEREF _Toc27237 \h </w:instrText>
           </w:r>
           <w:r>
+            <w:rPr>
+              <w:color w:val="auto"/>
+            </w:rPr>
             <w:fldChar w:fldCharType="separate"/>
           </w:r>
           <w:r>
+            <w:rPr>
+              <w:color w:val="auto"/>
+            </w:rPr>
             <w:t>27</w:t>
           </w:r>
           <w:r>
+            <w:rPr>
+              <w:color w:val="auto"/>
+            </w:rPr>
             <w:fldChar w:fldCharType="end"/>
           </w:r>
           <w:r>
@@ -3223,6 +4283,9 @@
             <w:tabs>
               <w:tab w:val="right" w:leader="dot" w:pos="9076"/>
             </w:tabs>
+            <w:rPr>
+              <w:color w:val="auto"/>
+            </w:rPr>
           </w:pPr>
           <w:r>
             <w:rPr>
@@ -3236,6 +4299,7 @@
           <w:r>
             <w:rPr>
               <w:rFonts w:ascii="Times New Roman" w:hAnsi="Times New Roman" w:eastAsiaTheme="minorEastAsia" w:cstheme="minorBidi"/>
+              <w:color w:val="auto"/>
               <w:szCs w:val="22"/>
               <w:lang w:val="en-US" w:eastAsia="en-US" w:bidi="ar-SA"/>
             </w:rPr>
@@ -3244,6 +4308,7 @@
           <w:r>
             <w:rPr>
               <w:rFonts w:ascii="Times New Roman" w:hAnsi="Times New Roman" w:eastAsiaTheme="minorEastAsia" w:cstheme="minorBidi"/>
+              <w:color w:val="auto"/>
               <w:szCs w:val="22"/>
               <w:lang w:val="en-US" w:eastAsia="en-US" w:bidi="ar-SA"/>
             </w:rPr>
@@ -3252,26 +4317,45 @@
           <w:r>
             <w:rPr>
               <w:rFonts w:hint="default" w:ascii="Times New Roman" w:hAnsi="Times New Roman" w:cs="Times New Roman"/>
+              <w:color w:val="auto"/>
               <w:szCs w:val="26"/>
             </w:rPr>
             <w:t>6.4. Phân tích và Thiết kế RESTful API Endpoints</w:t>
           </w:r>
           <w:r>
+            <w:rPr>
+              <w:color w:val="auto"/>
+            </w:rPr>
             <w:tab/>
           </w:r>
           <w:r>
+            <w:rPr>
+              <w:color w:val="auto"/>
+            </w:rPr>
             <w:fldChar w:fldCharType="begin"/>
           </w:r>
           <w:r>
+            <w:rPr>
+              <w:color w:val="auto"/>
+            </w:rPr>
             <w:instrText xml:space="preserve"> PAGEREF _Toc21341 \h </w:instrText>
           </w:r>
           <w:r>
+            <w:rPr>
+              <w:color w:val="auto"/>
+            </w:rPr>
             <w:fldChar w:fldCharType="separate"/>
           </w:r>
           <w:r>
+            <w:rPr>
+              <w:color w:val="auto"/>
+            </w:rPr>
             <w:t>27</w:t>
           </w:r>
           <w:r>
+            <w:rPr>
+              <w:color w:val="auto"/>
+            </w:rPr>
             <w:fldChar w:fldCharType="end"/>
           </w:r>
           <w:r>
@@ -3290,6 +4374,9 @@
             <w:tabs>
               <w:tab w:val="right" w:leader="dot" w:pos="9076"/>
             </w:tabs>
+            <w:rPr>
+              <w:color w:val="auto"/>
+            </w:rPr>
           </w:pPr>
           <w:r>
             <w:rPr>
@@ -3303,6 +4390,7 @@
           <w:r>
             <w:rPr>
               <w:rFonts w:ascii="Times New Roman" w:hAnsi="Times New Roman" w:eastAsiaTheme="minorEastAsia" w:cstheme="minorBidi"/>
+              <w:color w:val="auto"/>
               <w:szCs w:val="22"/>
               <w:lang w:val="en-US" w:eastAsia="en-US" w:bidi="ar-SA"/>
             </w:rPr>
@@ -3311,6 +4399,7 @@
           <w:r>
             <w:rPr>
               <w:rFonts w:ascii="Times New Roman" w:hAnsi="Times New Roman" w:eastAsiaTheme="minorEastAsia" w:cstheme="minorBidi"/>
+              <w:color w:val="auto"/>
               <w:szCs w:val="22"/>
               <w:lang w:val="en-US" w:eastAsia="en-US" w:bidi="ar-SA"/>
             </w:rPr>
@@ -3319,26 +4408,45 @@
           <w:r>
             <w:rPr>
               <w:rFonts w:hint="default" w:ascii="Times New Roman" w:hAnsi="Times New Roman" w:cs="Times New Roman"/>
+              <w:color w:val="auto"/>
               <w:szCs w:val="26"/>
             </w:rPr>
             <w:t>6.5. Đóng gói Hệ thống bằng Công nghệ Container</w:t>
           </w:r>
           <w:r>
+            <w:rPr>
+              <w:color w:val="auto"/>
+            </w:rPr>
             <w:tab/>
           </w:r>
           <w:r>
+            <w:rPr>
+              <w:color w:val="auto"/>
+            </w:rPr>
             <w:fldChar w:fldCharType="begin"/>
           </w:r>
           <w:r>
+            <w:rPr>
+              <w:color w:val="auto"/>
+            </w:rPr>
             <w:instrText xml:space="preserve"> PAGEREF _Toc32155 \h </w:instrText>
           </w:r>
           <w:r>
+            <w:rPr>
+              <w:color w:val="auto"/>
+            </w:rPr>
             <w:fldChar w:fldCharType="separate"/>
           </w:r>
           <w:r>
+            <w:rPr>
+              <w:color w:val="auto"/>
+            </w:rPr>
             <w:t>28</w:t>
           </w:r>
           <w:r>
+            <w:rPr>
+              <w:color w:val="auto"/>
+            </w:rPr>
             <w:fldChar w:fldCharType="end"/>
           </w:r>
           <w:r>
@@ -3357,6 +4465,9 @@
             <w:tabs>
               <w:tab w:val="right" w:leader="dot" w:pos="9076"/>
             </w:tabs>
+            <w:rPr>
+              <w:color w:val="auto"/>
+            </w:rPr>
           </w:pPr>
           <w:r>
             <w:rPr>
@@ -3370,6 +4481,7 @@
           <w:r>
             <w:rPr>
               <w:rFonts w:ascii="Times New Roman" w:hAnsi="Times New Roman" w:eastAsiaTheme="minorEastAsia" w:cstheme="minorBidi"/>
+              <w:color w:val="auto"/>
               <w:szCs w:val="22"/>
               <w:lang w:val="en-US" w:eastAsia="en-US" w:bidi="ar-SA"/>
             </w:rPr>
@@ -3378,6 +4490,7 @@
           <w:r>
             <w:rPr>
               <w:rFonts w:ascii="Times New Roman" w:hAnsi="Times New Roman" w:eastAsiaTheme="minorEastAsia" w:cstheme="minorBidi"/>
+              <w:color w:val="auto"/>
               <w:szCs w:val="22"/>
               <w:lang w:val="en-US" w:eastAsia="en-US" w:bidi="ar-SA"/>
             </w:rPr>
@@ -3386,6 +4499,7 @@
           <w:r>
             <w:rPr>
               <w:rFonts w:hint="default" w:ascii="Times New Roman" w:hAnsi="Times New Roman" w:cs="Times New Roman"/>
+              <w:color w:val="auto"/>
               <w:szCs w:val="26"/>
             </w:rPr>
             <w:t>6.</w:t>
@@ -3393,6 +4507,7 @@
           <w:r>
             <w:rPr>
               <w:rFonts w:hint="default" w:cs="Times New Roman"/>
+              <w:color w:val="auto"/>
               <w:szCs w:val="26"/>
               <w:lang w:val="en-US"/>
             </w:rPr>
@@ -3401,6 +4516,7 @@
           <w:r>
             <w:rPr>
               <w:rFonts w:hint="default" w:ascii="Times New Roman" w:hAnsi="Times New Roman" w:cs="Times New Roman"/>
+              <w:color w:val="auto"/>
               <w:szCs w:val="26"/>
             </w:rPr>
             <w:t xml:space="preserve">. </w:t>
@@ -3408,27 +4524,46 @@
           <w:r>
             <w:rPr>
               <w:rFonts w:hint="default" w:cs="Times New Roman"/>
+              <w:color w:val="auto"/>
               <w:szCs w:val="26"/>
               <w:lang w:val="en-US"/>
             </w:rPr>
             <w:t>Demo sản phẩm thực tế</w:t>
           </w:r>
           <w:r>
+            <w:rPr>
+              <w:color w:val="auto"/>
+            </w:rPr>
             <w:tab/>
           </w:r>
           <w:r>
+            <w:rPr>
+              <w:color w:val="auto"/>
+            </w:rPr>
             <w:fldChar w:fldCharType="begin"/>
           </w:r>
           <w:r>
+            <w:rPr>
+              <w:color w:val="auto"/>
+            </w:rPr>
             <w:instrText xml:space="preserve"> PAGEREF _Toc14432 \h </w:instrText>
           </w:r>
           <w:r>
+            <w:rPr>
+              <w:color w:val="auto"/>
+            </w:rPr>
             <w:fldChar w:fldCharType="separate"/>
           </w:r>
           <w:r>
+            <w:rPr>
+              <w:color w:val="auto"/>
+            </w:rPr>
             <w:t>28</w:t>
           </w:r>
           <w:r>
+            <w:rPr>
+              <w:color w:val="auto"/>
+            </w:rPr>
             <w:fldChar w:fldCharType="end"/>
           </w:r>
           <w:r>
@@ -3447,6 +4582,9 @@
             <w:tabs>
               <w:tab w:val="right" w:leader="dot" w:pos="9076"/>
             </w:tabs>
+            <w:rPr>
+              <w:color w:val="auto"/>
+            </w:rPr>
           </w:pPr>
           <w:r>
             <w:rPr>
@@ -3460,6 +4598,7 @@
           <w:r>
             <w:rPr>
               <w:rFonts w:ascii="Times New Roman" w:hAnsi="Times New Roman" w:eastAsiaTheme="minorEastAsia" w:cstheme="minorBidi"/>
+              <w:color w:val="auto"/>
               <w:szCs w:val="22"/>
               <w:lang w:val="en-US" w:eastAsia="en-US" w:bidi="ar-SA"/>
             </w:rPr>
@@ -3468,6 +4607,7 @@
           <w:r>
             <w:rPr>
               <w:rFonts w:ascii="Times New Roman" w:hAnsi="Times New Roman" w:eastAsiaTheme="minorEastAsia" w:cstheme="minorBidi"/>
+              <w:color w:val="auto"/>
               <w:szCs w:val="22"/>
               <w:lang w:val="en-US" w:eastAsia="en-US" w:bidi="ar-SA"/>
             </w:rPr>
@@ -3476,26 +4616,45 @@
           <w:r>
             <w:rPr>
               <w:rFonts w:hint="default" w:ascii="Times New Roman" w:hAnsi="Times New Roman" w:cs="Times New Roman"/>
+              <w:color w:val="auto"/>
               <w:szCs w:val="26"/>
             </w:rPr>
             <w:t>CHƯƠNG 7. KẾT LUẬN VÀ HƯỚNG PHÁT TRIỂN</w:t>
           </w:r>
           <w:r>
+            <w:rPr>
+              <w:color w:val="auto"/>
+            </w:rPr>
             <w:tab/>
           </w:r>
           <w:r>
+            <w:rPr>
+              <w:color w:val="auto"/>
+            </w:rPr>
             <w:fldChar w:fldCharType="begin"/>
           </w:r>
           <w:r>
+            <w:rPr>
+              <w:color w:val="auto"/>
+            </w:rPr>
             <w:instrText xml:space="preserve"> PAGEREF _Toc24772 \h </w:instrText>
           </w:r>
           <w:r>
+            <w:rPr>
+              <w:color w:val="auto"/>
+            </w:rPr>
             <w:fldChar w:fldCharType="separate"/>
           </w:r>
           <w:r>
+            <w:rPr>
+              <w:color w:val="auto"/>
+            </w:rPr>
             <w:t>32</w:t>
           </w:r>
           <w:r>
+            <w:rPr>
+              <w:color w:val="auto"/>
+            </w:rPr>
             <w:fldChar w:fldCharType="end"/>
           </w:r>
           <w:r>
@@ -3514,6 +4673,9 @@
             <w:tabs>
               <w:tab w:val="right" w:leader="dot" w:pos="9076"/>
             </w:tabs>
+            <w:rPr>
+              <w:color w:val="auto"/>
+            </w:rPr>
           </w:pPr>
           <w:r>
             <w:rPr>
@@ -3527,6 +4689,7 @@
           <w:r>
             <w:rPr>
               <w:rFonts w:ascii="Times New Roman" w:hAnsi="Times New Roman" w:eastAsiaTheme="minorEastAsia" w:cstheme="minorBidi"/>
+              <w:color w:val="auto"/>
               <w:szCs w:val="22"/>
               <w:lang w:val="en-US" w:eastAsia="en-US" w:bidi="ar-SA"/>
             </w:rPr>
@@ -3535,6 +4698,7 @@
           <w:r>
             <w:rPr>
               <w:rFonts w:ascii="Times New Roman" w:hAnsi="Times New Roman" w:eastAsiaTheme="minorEastAsia" w:cstheme="minorBidi"/>
+              <w:color w:val="auto"/>
               <w:szCs w:val="22"/>
               <w:lang w:val="en-US" w:eastAsia="en-US" w:bidi="ar-SA"/>
             </w:rPr>
@@ -3543,26 +4707,45 @@
           <w:r>
             <w:rPr>
               <w:rFonts w:hint="default" w:ascii="Times New Roman" w:hAnsi="Times New Roman" w:cs="Times New Roman"/>
+              <w:color w:val="auto"/>
               <w:szCs w:val="26"/>
             </w:rPr>
             <w:t>7.1. Kết luận và Đánh giá Mục tiêu</w:t>
           </w:r>
           <w:r>
+            <w:rPr>
+              <w:color w:val="auto"/>
+            </w:rPr>
             <w:tab/>
           </w:r>
           <w:r>
+            <w:rPr>
+              <w:color w:val="auto"/>
+            </w:rPr>
             <w:fldChar w:fldCharType="begin"/>
           </w:r>
           <w:r>
+            <w:rPr>
+              <w:color w:val="auto"/>
+            </w:rPr>
             <w:instrText xml:space="preserve"> PAGEREF _Toc3571 \h </w:instrText>
           </w:r>
           <w:r>
+            <w:rPr>
+              <w:color w:val="auto"/>
+            </w:rPr>
             <w:fldChar w:fldCharType="separate"/>
           </w:r>
           <w:r>
+            <w:rPr>
+              <w:color w:val="auto"/>
+            </w:rPr>
             <w:t>32</w:t>
           </w:r>
           <w:r>
+            <w:rPr>
+              <w:color w:val="auto"/>
+            </w:rPr>
             <w:fldChar w:fldCharType="end"/>
           </w:r>
           <w:r>
@@ -3581,6 +4764,9 @@
             <w:tabs>
               <w:tab w:val="right" w:leader="dot" w:pos="9076"/>
             </w:tabs>
+            <w:rPr>
+              <w:color w:val="auto"/>
+            </w:rPr>
           </w:pPr>
           <w:r>
             <w:rPr>
@@ -3594,6 +4780,7 @@
           <w:r>
             <w:rPr>
               <w:rFonts w:ascii="Times New Roman" w:hAnsi="Times New Roman" w:eastAsiaTheme="minorEastAsia" w:cstheme="minorBidi"/>
+              <w:color w:val="auto"/>
               <w:szCs w:val="22"/>
               <w:lang w:val="en-US" w:eastAsia="en-US" w:bidi="ar-SA"/>
             </w:rPr>
@@ -3602,6 +4789,7 @@
           <w:r>
             <w:rPr>
               <w:rFonts w:ascii="Times New Roman" w:hAnsi="Times New Roman" w:eastAsiaTheme="minorEastAsia" w:cstheme="minorBidi"/>
+              <w:color w:val="auto"/>
               <w:szCs w:val="22"/>
               <w:lang w:val="en-US" w:eastAsia="en-US" w:bidi="ar-SA"/>
             </w:rPr>
@@ -3610,26 +4798,45 @@
           <w:r>
             <w:rPr>
               <w:rFonts w:hint="default" w:ascii="Times New Roman" w:hAnsi="Times New Roman" w:cs="Times New Roman"/>
+              <w:color w:val="auto"/>
               <w:szCs w:val="26"/>
             </w:rPr>
             <w:t>7.2. Hạn chế của Dữ liệu Báo chí và Phản biện Tổng quát hóa</w:t>
           </w:r>
           <w:r>
+            <w:rPr>
+              <w:color w:val="auto"/>
+            </w:rPr>
             <w:tab/>
           </w:r>
           <w:r>
+            <w:rPr>
+              <w:color w:val="auto"/>
+            </w:rPr>
             <w:fldChar w:fldCharType="begin"/>
           </w:r>
           <w:r>
+            <w:rPr>
+              <w:color w:val="auto"/>
+            </w:rPr>
             <w:instrText xml:space="preserve"> PAGEREF _Toc16897 \h </w:instrText>
           </w:r>
           <w:r>
+            <w:rPr>
+              <w:color w:val="auto"/>
+            </w:rPr>
             <w:fldChar w:fldCharType="separate"/>
           </w:r>
           <w:r>
+            <w:rPr>
+              <w:color w:val="auto"/>
+            </w:rPr>
             <w:t>33</w:t>
           </w:r>
           <w:r>
+            <w:rPr>
+              <w:color w:val="auto"/>
+            </w:rPr>
             <w:fldChar w:fldCharType="end"/>
           </w:r>
           <w:r>
@@ -3648,6 +4855,9 @@
             <w:tabs>
               <w:tab w:val="right" w:leader="dot" w:pos="9076"/>
             </w:tabs>
+            <w:rPr>
+              <w:color w:val="auto"/>
+            </w:rPr>
           </w:pPr>
           <w:r>
             <w:rPr>
@@ -3661,6 +4871,7 @@
           <w:r>
             <w:rPr>
               <w:rFonts w:ascii="Times New Roman" w:hAnsi="Times New Roman" w:eastAsiaTheme="minorEastAsia" w:cstheme="minorBidi"/>
+              <w:color w:val="auto"/>
               <w:szCs w:val="22"/>
               <w:lang w:val="en-US" w:eastAsia="en-US" w:bidi="ar-SA"/>
             </w:rPr>
@@ -3669,6 +4880,7 @@
           <w:r>
             <w:rPr>
               <w:rFonts w:ascii="Times New Roman" w:hAnsi="Times New Roman" w:eastAsiaTheme="minorEastAsia" w:cstheme="minorBidi"/>
+              <w:color w:val="auto"/>
               <w:szCs w:val="22"/>
               <w:lang w:val="en-US" w:eastAsia="en-US" w:bidi="ar-SA"/>
             </w:rPr>
@@ -3677,26 +4889,45 @@
           <w:r>
             <w:rPr>
               <w:rFonts w:hint="default" w:ascii="Times New Roman" w:hAnsi="Times New Roman" w:cs="Times New Roman"/>
+              <w:color w:val="auto"/>
               <w:szCs w:val="26"/>
             </w:rPr>
             <w:t>7.3. Định hướng Phát triển Tương lai</w:t>
           </w:r>
           <w:r>
+            <w:rPr>
+              <w:color w:val="auto"/>
+            </w:rPr>
             <w:tab/>
           </w:r>
           <w:r>
+            <w:rPr>
+              <w:color w:val="auto"/>
+            </w:rPr>
             <w:fldChar w:fldCharType="begin"/>
           </w:r>
           <w:r>
+            <w:rPr>
+              <w:color w:val="auto"/>
+            </w:rPr>
             <w:instrText xml:space="preserve"> PAGEREF _Toc9970 \h </w:instrText>
           </w:r>
           <w:r>
+            <w:rPr>
+              <w:color w:val="auto"/>
+            </w:rPr>
             <w:fldChar w:fldCharType="separate"/>
           </w:r>
           <w:r>
+            <w:rPr>
+              <w:color w:val="auto"/>
+            </w:rPr>
             <w:t>34</w:t>
           </w:r>
           <w:r>
+            <w:rPr>
+              <w:color w:val="auto"/>
+            </w:rPr>
             <w:fldChar w:fldCharType="end"/>
           </w:r>
           <w:r>
@@ -3715,6 +4946,9 @@
             <w:tabs>
               <w:tab w:val="right" w:leader="dot" w:pos="9076"/>
             </w:tabs>
+            <w:rPr>
+              <w:color w:val="auto"/>
+            </w:rPr>
           </w:pPr>
           <w:r>
             <w:rPr>
@@ -3728,6 +4962,7 @@
           <w:r>
             <w:rPr>
               <w:rFonts w:ascii="Times New Roman" w:hAnsi="Times New Roman" w:eastAsiaTheme="minorEastAsia" w:cstheme="minorBidi"/>
+              <w:color w:val="auto"/>
               <w:szCs w:val="22"/>
               <w:lang w:val="en-US" w:eastAsia="en-US" w:bidi="ar-SA"/>
             </w:rPr>
@@ -3736,6 +4971,7 @@
           <w:r>
             <w:rPr>
               <w:rFonts w:ascii="Times New Roman" w:hAnsi="Times New Roman" w:eastAsiaTheme="minorEastAsia" w:cstheme="minorBidi"/>
+              <w:color w:val="auto"/>
               <w:szCs w:val="22"/>
               <w:lang w:val="en-US" w:eastAsia="en-US" w:bidi="ar-SA"/>
             </w:rPr>
@@ -3744,26 +4980,45 @@
           <w:r>
             <w:rPr>
               <w:rFonts w:hint="default" w:ascii="Times New Roman" w:hAnsi="Times New Roman" w:cs="Times New Roman"/>
+              <w:color w:val="auto"/>
               <w:szCs w:val="26"/>
             </w:rPr>
             <w:t>TÀI LIỆU THAM KHẢO</w:t>
           </w:r>
           <w:r>
+            <w:rPr>
+              <w:color w:val="auto"/>
+            </w:rPr>
             <w:tab/>
           </w:r>
           <w:r>
+            <w:rPr>
+              <w:color w:val="auto"/>
+            </w:rPr>
             <w:fldChar w:fldCharType="begin"/>
           </w:r>
           <w:r>
+            <w:rPr>
+              <w:color w:val="auto"/>
+            </w:rPr>
             <w:instrText xml:space="preserve"> PAGEREF _Toc6397 \h </w:instrText>
           </w:r>
           <w:r>
+            <w:rPr>
+              <w:color w:val="auto"/>
+            </w:rPr>
             <w:fldChar w:fldCharType="separate"/>
           </w:r>
           <w:r>
+            <w:rPr>
+              <w:color w:val="auto"/>
+            </w:rPr>
             <w:t>34</w:t>
           </w:r>
           <w:r>
+            <w:rPr>
+              <w:color w:val="auto"/>
+            </w:rPr>
             <w:fldChar w:fldCharType="end"/>
           </w:r>
           <w:r>
@@ -3924,19 +5179,7 @@
           <w:sz w:val="26"/>
           <w:szCs w:val="26"/>
         </w:rPr>
-        <w:t>. Hiện tượng này thường được gọi là "Bùng nổ Thông tin" (Information Explosion) hoặc "Quá tải Thông tin" (Information Overload). Sự dư thừa thông tin mang lại cho con người nguồn tri thức vô tận nhưng đồng thời cũng tạo ra rào cản to lớn trong việc tiếp thu, chọn lọc và xử lý nội dung. Hàng ngày, một người dùng bình thường hoặc các chuyên gia phân tích dữ liệu phải tiếp xúc với hàn</w:t>
-      </w:r>
-      <w:bookmarkStart w:id="47" w:name="_GoBack"/>
-      <w:bookmarkEnd w:id="47"/>
-      <w:r>
-        <w:rPr>
-          <w:rFonts w:hint="default" w:ascii="Times New Roman" w:hAnsi="Times New Roman" w:cs="Times New Roman"/>
-          <w:i w:val="0"/>
-          <w:color w:val="auto"/>
-          <w:sz w:val="26"/>
-          <w:szCs w:val="26"/>
-        </w:rPr>
-        <w:t>g ngàn bài báo tin tức, tài liệu nghiên cứu học thuật, báo cáo tài chính và vô vàn các văn bản điện tử khác. Khả năng đọc hiểu của con người là có giới hạn, do đó, việc phải đọc toàn bộ nội dung của những văn bản dài hàng ngàn từ để tìm kiếm các ý chính đã trở thành một công việc mất rất nhiều thời gian và công sức,</w:t>
+        <w:t>. Hiện tượng này thường được gọi là "Bùng nổ Thông tin" (Information Explosion) hoặc "Quá tải Thông tin" (Information Overload). Sự dư thừa thông tin mang lại cho con người nguồn tri thức vô tận nhưng đồng thời cũng tạo ra rào cản to lớn trong việc tiếp thu, chọn lọc và xử lý nội dung. Hàng ngày, một người dùng bình thường hoặc các chuyên gia phân tích dữ liệu phải tiếp xúc với hàng ngàn bài báo tin tức, tài liệu nghiên cứu học thuật, báo cáo tài chính và vô vàn các văn bản điện tử khác. Khả năng đọc hiểu của con người là có giới hạn, do đó, việc phải đọc toàn bộ nội dung của những văn bản dài hàng ngàn từ để tìm kiếm các ý chính đã trở thành một công việc mất rất nhiều thời gian và công sức,</w:t>
       </w:r>
       <w:r>
         <w:rPr>
@@ -4074,7 +5317,25 @@
           <w:sz w:val="26"/>
           <w:szCs w:val="26"/>
         </w:rPr>
-        <w:t xml:space="preserve">Hạn chế của mô hình dựa trên bề mặt từ vựng (Lexical Matching): Các thuật toán phân tích đồ thị kinh điển như TextRank (PageRank applied to text) hay TF-IDF chỉ đánh giá độ quan trọng của câu thông qua sự trùng lặp từ vựng bề mặt. </w:t>
+        <w:t>Hạn chế của mô hình dựa trên bề mặt từ vựng (Lexical Matching): Các thuật toán phân tích đồ thị kinh điển như TextRank (PageRank applied to text) hay TF-IDF chỉ đánh giá độ quan trọng của câu thông qua sự trùng lặp từ vựng bề mặt</w:t>
+      </w:r>
+      <w:r>
+        <w:rPr>
+          <w:rFonts w:hint="default" w:ascii="Times New Roman" w:hAnsi="Times New Roman"/>
+          <w:color w:val="auto"/>
+          <w:sz w:val="26"/>
+          <w:szCs w:val="26"/>
+        </w:rPr>
+        <w:t>, bỏ qua hoàn toàn cấu trúc ngữ nghĩa và không nhận diện được các từ đồng nghĩa.</w:t>
+      </w:r>
+      <w:r>
+        <w:rPr>
+          <w:rFonts w:hint="default" w:ascii="Times New Roman" w:hAnsi="Times New Roman" w:cs="Times New Roman"/>
+          <w:color w:val="auto"/>
+          <w:sz w:val="26"/>
+          <w:szCs w:val="26"/>
+        </w:rPr>
+        <w:t xml:space="preserve"> </w:t>
       </w:r>
     </w:p>
     <w:p>
@@ -5872,9 +7133,12 @@
       <w:r>
         <w:rPr>
           <w:rFonts w:hint="default"/>
-          <w:color w:val="auto"/>
-          <w:sz w:val="26"/>
-          <w:szCs w:val="26"/>
+          <w:i w:val="0"/>
+          <w:iCs w:val="0"/>
+          <w:color w:val="auto"/>
+          <w:sz w:val="26"/>
+          <w:szCs w:val="26"/>
+          <w:u w:val="none"/>
           <w:lang w:val="en-US"/>
         </w:rPr>
         <w:fldChar w:fldCharType="begin"/>
@@ -5882,9 +7146,12 @@
       <w:r>
         <w:rPr>
           <w:rFonts w:hint="default"/>
-          <w:color w:val="auto"/>
-          <w:sz w:val="26"/>
-          <w:szCs w:val="26"/>
+          <w:i w:val="0"/>
+          <w:iCs w:val="0"/>
+          <w:color w:val="auto"/>
+          <w:sz w:val="26"/>
+          <w:szCs w:val="26"/>
+          <w:u w:val="none"/>
           <w:lang w:val="en-US"/>
         </w:rPr>
         <w:instrText xml:space="preserve"> HYPERLINK "https://syssummarizers.tech/" </w:instrText>
@@ -5892,9 +7159,12 @@
       <w:r>
         <w:rPr>
           <w:rFonts w:hint="default"/>
-          <w:color w:val="auto"/>
-          <w:sz w:val="26"/>
-          <w:szCs w:val="26"/>
+          <w:i w:val="0"/>
+          <w:iCs w:val="0"/>
+          <w:color w:val="auto"/>
+          <w:sz w:val="26"/>
+          <w:szCs w:val="26"/>
+          <w:u w:val="none"/>
           <w:lang w:val="en-US"/>
         </w:rPr>
         <w:fldChar w:fldCharType="separate"/>
@@ -5903,7 +7173,8 @@
         <w:rPr>
           <w:rStyle w:val="20"/>
           <w:rFonts w:hint="default"/>
-          <w:color w:val="auto"/>
+          <w:i w:val="0"/>
+          <w:iCs w:val="0"/>
           <w:sz w:val="26"/>
           <w:szCs w:val="26"/>
           <w:lang w:val="en-US"/>
@@ -5913,9 +7184,12 @@
       <w:r>
         <w:rPr>
           <w:rFonts w:hint="default"/>
-          <w:color w:val="auto"/>
-          <w:sz w:val="26"/>
-          <w:szCs w:val="26"/>
+          <w:i w:val="0"/>
+          <w:iCs w:val="0"/>
+          <w:color w:val="auto"/>
+          <w:sz w:val="26"/>
+          <w:szCs w:val="26"/>
+          <w:u w:val="none"/>
           <w:lang w:val="en-US"/>
         </w:rPr>
         <w:fldChar w:fldCharType="end"/>
@@ -5923,9 +7197,12 @@
       <w:r>
         <w:rPr>
           <w:rFonts w:hint="default"/>
-          <w:color w:val="auto"/>
-          <w:sz w:val="26"/>
-          <w:szCs w:val="26"/>
+          <w:i w:val="0"/>
+          <w:iCs w:val="0"/>
+          <w:color w:val="auto"/>
+          <w:sz w:val="26"/>
+          <w:szCs w:val="26"/>
+          <w:u w:val="none"/>
           <w:lang w:val="en-US"/>
         </w:rPr>
         <w:t>.</w:t>
@@ -6020,7 +7297,19 @@
           <w:sz w:val="26"/>
           <w:szCs w:val="26"/>
         </w:rPr>
-        <w:t>Khác với con người có khả năng đọc hiểu, chắt lọc và diễn đạt lại ý chính một cách tự nhiên dựa trên trí tuệ và kiến thức nền tảng, việc dạy cho máy tính hiểu thế nào là "quan trọng" là một thách thức toán học và kỹ thuật cực kỳ phức tạp. Để thực hiện tóm tắt, máy tính phải vượt qua hàng loạt rào cản đặc thù của ngôn ngữ tự nhiên. Chúng bao gồm việc xử lý từ đồng nghĩa (synonyms), hiện tượng đa nghĩa (polysemy), cấu trúc ngữ pháp phức hợp và loại bỏ các thông tin dư thừa, các lời dẫn dắt không mang ý nghĩa lõi. Trong thực tiễn thương mại và học thuật, các hệ thống tóm tắt văn bản hiện đại đang đóng vai trò làm trái tim cho các công cụ máy tìm kiếm, các nền tảng tổng hợp tin tức tự động, và các hệ thống hỗ trợ trích xuất thông tin y tế, tài chính pháp luật. Chúng giúp giải phóng con người khỏi hàng triệu giờ lao động thủ công mỗi ngày, đẩy nhanh tốc độ tiêu thụ tri thức và nâng cao hiệu suất ra quyết định.</w:t>
+        <w:t>Khác với con người có khả năng đọc hiểu, chắt lọc và diễn đạt lại ý chính một cách tự nhiên dựa trên trí tuệ và kiến thức nền tảng, việc dạy cho máy tính hiểu thế nào là "quan trọng" là một thách thức toán học và kỹ thuật cực kỳ phức tạp. Để thực hiện tóm tắt, máy tính phải vượt qua hàng loạt rào cản đặc thù của ngôn ngữ tự nhiên. Chúng bao gồm việc xử lý từ đồng nghĩa (synonyms), hiện tượng đa nghĩa (polysemy), cấu trúc ngữ pháp phức hợp và loại bỏ các thông tin dư thừa, các lời dẫn dắt không mang ý nghĩa lõi. Trong thực tiễn thương mại và học thuật, các hệ thống tóm tắt văn bản hiện đại đang đóng vai trò làm trái tim cho các công cụ máy tìm kiếm, các nền tảng tổng hợp tin tức tự động, và các hệ thống hỗ trợ tríc</w:t>
+      </w:r>
+      <w:bookmarkStart w:id="47" w:name="_GoBack"/>
+      <w:bookmarkEnd w:id="47"/>
+      <w:r>
+        <w:rPr>
+          <w:rFonts w:hint="default" w:ascii="Times New Roman" w:hAnsi="Times New Roman"/>
+          <w:i w:val="0"/>
+          <w:color w:val="auto"/>
+          <w:sz w:val="26"/>
+          <w:szCs w:val="26"/>
+        </w:rPr>
+        <w:t>h xuất thông tin y tế, tài chính pháp luật. Chúng giúp giải phóng con người khỏi hàng triệu giờ lao động thủ công mỗi ngày, đẩy nhanh tốc độ tiêu thụ tri thức và nâng cao hiệu suất ra quyết định.</w:t>
       </w:r>
     </w:p>
     <w:p>
@@ -7581,6 +8870,7 @@
       <w:pPr>
         <w:pStyle w:val="24"/>
         <w:numPr>
+          <w:ilvl w:val="0"/>
           <w:numId w:val="0"/>
         </w:numPr>
         <w:spacing w:after="80" w:line="300" w:lineRule="auto"/>
@@ -7631,6 +8921,7 @@
       <w:pPr>
         <w:pStyle w:val="24"/>
         <w:numPr>
+          <w:ilvl w:val="0"/>
           <w:numId w:val="0"/>
         </w:numPr>
         <w:spacing w:after="80" w:line="300" w:lineRule="auto"/>
@@ -8738,7 +10029,7 @@
           <wp:inline distT="0" distB="0" distL="114300" distR="114300">
             <wp:extent cx="3648075" cy="376555"/>
             <wp:effectExtent l="0" t="0" r="9525" b="4445"/>
-            <wp:docPr id="6" name="2384804F-3998-4D57-9195-F3826E402611-7" descr="wps"/>
+            <wp:docPr id="6" name="2384804F-3998-4D57-9195-F3826E402611-3" descr="wps"/>
             <wp:cNvGraphicFramePr>
               <a:graphicFrameLocks xmlns:a="http://schemas.openxmlformats.org/drawingml/2006/main" noChangeAspect="1"/>
             </wp:cNvGraphicFramePr>
@@ -8746,7 +10037,7 @@
               <a:graphicData uri="http://schemas.openxmlformats.org/drawingml/2006/picture">
                 <pic:pic xmlns:pic="http://schemas.openxmlformats.org/drawingml/2006/picture">
                   <pic:nvPicPr>
-                    <pic:cNvPr id="6" name="2384804F-3998-4D57-9195-F3826E402611-7" descr="wps"/>
+                    <pic:cNvPr id="6" name="2384804F-3998-4D57-9195-F3826E402611-3" descr="wps"/>
                     <pic:cNvPicPr>
                       <a:picLocks noChangeAspect="1"/>
                     </pic:cNvPicPr>
@@ -10025,7 +11316,36 @@
             </w14:solidFill>
           </w14:textFill>
         </w:rPr>
-        <w:t>ROUGE Oracle Matching ──► SBERT Fine-Tuning</w:t>
+        <w:t xml:space="preserve">ROUGE Oracle Matching </w:t>
+      </w:r>
+      <w:r>
+        <w:rPr>
+          <w:rFonts w:hint="default"/>
+          <w:color w:val="1F497D" w:themeColor="text2"/>
+          <w:sz w:val="16"/>
+          <w:szCs w:val="16"/>
+          <w:lang w:val="en-US"/>
+          <w14:textFill>
+            <w14:solidFill>
+              <w14:schemeClr w14:val="tx2"/>
+            </w14:solidFill>
+          </w14:textFill>
+        </w:rPr>
+        <w:t>--&gt;</w:t>
+      </w:r>
+      <w:r>
+        <w:rPr>
+          <w:rFonts w:hint="default"/>
+          <w:color w:val="1F497D" w:themeColor="text2"/>
+          <w:sz w:val="16"/>
+          <w:szCs w:val="16"/>
+          <w14:textFill>
+            <w14:solidFill>
+              <w14:schemeClr w14:val="tx2"/>
+            </w14:solidFill>
+          </w14:textFill>
+        </w:rPr>
+        <w:t xml:space="preserve"> SBERT Fine-Tuning</w:t>
       </w:r>
       <w:r>
         <w:rPr>
@@ -10034,6 +11354,16 @@
           <w:szCs w:val="16"/>
         </w:rPr>
         <w:t xml:space="preserve">  </w:t>
+      </w:r>
+      <w:r>
+        <w:rPr>
+          <w:rFonts w:hint="default"/>
+          <w:color w:val="4F6228" w:themeColor="accent3" w:themeShade="80"/>
+          <w:sz w:val="16"/>
+          <w:szCs w:val="16"/>
+          <w:lang w:val="en-US"/>
+        </w:rPr>
+        <w:t>--&gt;</w:t>
       </w:r>
       <w:r>
         <w:rPr>
@@ -10042,7 +11372,7 @@
           <w:sz w:val="16"/>
           <w:szCs w:val="16"/>
         </w:rPr>
-        <w:t>──► K-Means Clusterin</w:t>
+        <w:t xml:space="preserve"> K-Means Clusterin</w:t>
       </w:r>
       <w:r>
         <w:rPr>
@@ -10052,7 +11382,28 @@
           <w:szCs w:val="16"/>
           <w:u w:val="none"/>
         </w:rPr>
-        <w:t>g ──► Post-Filtering (θ=0.8</w:t>
+        <w:t xml:space="preserve">g </w:t>
+      </w:r>
+      <w:r>
+        <w:rPr>
+          <w:rFonts w:hint="default"/>
+          <w:color w:val="E46C0A" w:themeColor="accent6" w:themeShade="BF"/>
+          <w:sz w:val="16"/>
+          <w:szCs w:val="16"/>
+          <w:u w:val="none"/>
+          <w:lang w:val="en-US"/>
+        </w:rPr>
+        <w:t>--&gt;</w:t>
+      </w:r>
+      <w:r>
+        <w:rPr>
+          <w:rFonts w:hint="default"/>
+          <w:color w:val="E46C0A" w:themeColor="accent6" w:themeShade="BF"/>
+          <w:sz w:val="16"/>
+          <w:szCs w:val="16"/>
+          <w:u w:val="none"/>
+        </w:rPr>
+        <w:t xml:space="preserve"> Post-Filtering (θ=0.8</w:t>
       </w:r>
       <w:r>
         <w:rPr>
@@ -10424,7 +11775,7 @@
           <wp:inline distT="0" distB="0" distL="114300" distR="114300">
             <wp:extent cx="3498850" cy="173355"/>
             <wp:effectExtent l="0" t="0" r="6350" b="9525"/>
-            <wp:docPr id="10" name="2384804F-3998-4D57-9195-F3826E402611-8" descr="wps"/>
+            <wp:docPr id="10" name="2384804F-3998-4D57-9195-F3826E402611-7" descr="wps"/>
             <wp:cNvGraphicFramePr>
               <a:graphicFrameLocks xmlns:a="http://schemas.openxmlformats.org/drawingml/2006/main" noChangeAspect="1"/>
             </wp:cNvGraphicFramePr>
@@ -10432,7 +11783,7 @@
               <a:graphicData uri="http://schemas.openxmlformats.org/drawingml/2006/picture">
                 <pic:pic xmlns:pic="http://schemas.openxmlformats.org/drawingml/2006/picture">
                   <pic:nvPicPr>
-                    <pic:cNvPr id="10" name="2384804F-3998-4D57-9195-F3826E402611-8" descr="wps"/>
+                    <pic:cNvPr id="10" name="2384804F-3998-4D57-9195-F3826E402611-7" descr="wps"/>
                     <pic:cNvPicPr>
                       <a:picLocks noChangeAspect="1"/>
                     </pic:cNvPicPr>
@@ -10511,7 +11862,7 @@
           <wp:inline distT="0" distB="0" distL="114300" distR="114300">
             <wp:extent cx="3487420" cy="173355"/>
             <wp:effectExtent l="0" t="0" r="2540" b="9525"/>
-            <wp:docPr id="11" name="2384804F-3998-4D57-9195-F3826E402611-9" descr="wps"/>
+            <wp:docPr id="11" name="2384804F-3998-4D57-9195-F3826E402611-8" descr="wps"/>
             <wp:cNvGraphicFramePr>
               <a:graphicFrameLocks xmlns:a="http://schemas.openxmlformats.org/drawingml/2006/main" noChangeAspect="1"/>
             </wp:cNvGraphicFramePr>
@@ -10519,7 +11870,7 @@
               <a:graphicData uri="http://schemas.openxmlformats.org/drawingml/2006/picture">
                 <pic:pic xmlns:pic="http://schemas.openxmlformats.org/drawingml/2006/picture">
                   <pic:nvPicPr>
-                    <pic:cNvPr id="11" name="2384804F-3998-4D57-9195-F3826E402611-9" descr="wps"/>
+                    <pic:cNvPr id="11" name="2384804F-3998-4D57-9195-F3826E402611-8" descr="wps"/>
                     <pic:cNvPicPr>
                       <a:picLocks noChangeAspect="1"/>
                     </pic:cNvPicPr>
@@ -10598,7 +11949,7 @@
           <wp:inline distT="0" distB="0" distL="114300" distR="114300">
             <wp:extent cx="4884420" cy="173990"/>
             <wp:effectExtent l="0" t="0" r="7620" b="8890"/>
-            <wp:docPr id="12" name="2384804F-3998-4D57-9195-F3826E402611-10" descr="wps"/>
+            <wp:docPr id="12" name="2384804F-3998-4D57-9195-F3826E402611-9" descr="wps"/>
             <wp:cNvGraphicFramePr>
               <a:graphicFrameLocks xmlns:a="http://schemas.openxmlformats.org/drawingml/2006/main" noChangeAspect="1"/>
             </wp:cNvGraphicFramePr>
@@ -10606,7 +11957,7 @@
               <a:graphicData uri="http://schemas.openxmlformats.org/drawingml/2006/picture">
                 <pic:pic xmlns:pic="http://schemas.openxmlformats.org/drawingml/2006/picture">
                   <pic:nvPicPr>
-                    <pic:cNvPr id="12" name="2384804F-3998-4D57-9195-F3826E402611-10" descr="wps"/>
+                    <pic:cNvPr id="12" name="2384804F-3998-4D57-9195-F3826E402611-9" descr="wps"/>
                     <pic:cNvPicPr>
                       <a:picLocks noChangeAspect="1"/>
                     </pic:cNvPicPr>
@@ -11613,7 +12964,7 @@
           <wp:inline distT="0" distB="0" distL="114300" distR="114300">
             <wp:extent cx="2506980" cy="195580"/>
             <wp:effectExtent l="0" t="0" r="7620" b="2540"/>
-            <wp:docPr id="14" name="2384804F-3998-4D57-9195-F3826E402611-12" descr="wps"/>
+            <wp:docPr id="14" name="2384804F-3998-4D57-9195-F3826E402611-10" descr="wps"/>
             <wp:cNvGraphicFramePr>
               <a:graphicFrameLocks xmlns:a="http://schemas.openxmlformats.org/drawingml/2006/main" noChangeAspect="1"/>
             </wp:cNvGraphicFramePr>
@@ -11621,7 +12972,7 @@
               <a:graphicData uri="http://schemas.openxmlformats.org/drawingml/2006/picture">
                 <pic:pic xmlns:pic="http://schemas.openxmlformats.org/drawingml/2006/picture">
                   <pic:nvPicPr>
-                    <pic:cNvPr id="14" name="2384804F-3998-4D57-9195-F3826E402611-12" descr="wps"/>
+                    <pic:cNvPr id="14" name="2384804F-3998-4D57-9195-F3826E402611-10" descr="wps"/>
                     <pic:cNvPicPr>
                       <a:picLocks noChangeAspect="1"/>
                     </pic:cNvPicPr>
@@ -11731,7 +13082,7 @@
           <wp:inline distT="0" distB="0" distL="114300" distR="114300">
             <wp:extent cx="3042920" cy="278130"/>
             <wp:effectExtent l="0" t="0" r="5080" b="11430"/>
-            <wp:docPr id="17" name="2384804F-3998-4D57-9195-F3826E402611-15" descr="wps"/>
+            <wp:docPr id="17" name="2384804F-3998-4D57-9195-F3826E402611-11" descr="wps"/>
             <wp:cNvGraphicFramePr>
               <a:graphicFrameLocks xmlns:a="http://schemas.openxmlformats.org/drawingml/2006/main" noChangeAspect="1"/>
             </wp:cNvGraphicFramePr>
@@ -11739,7 +13090,7 @@
               <a:graphicData uri="http://schemas.openxmlformats.org/drawingml/2006/picture">
                 <pic:pic xmlns:pic="http://schemas.openxmlformats.org/drawingml/2006/picture">
                   <pic:nvPicPr>
-                    <pic:cNvPr id="17" name="2384804F-3998-4D57-9195-F3826E402611-15" descr="wps"/>
+                    <pic:cNvPr id="17" name="2384804F-3998-4D57-9195-F3826E402611-11" descr="wps"/>
                     <pic:cNvPicPr>
                       <a:picLocks noChangeAspect="1"/>
                     </pic:cNvPicPr>
@@ -11793,7 +13144,7 @@
           <wp:inline distT="0" distB="0" distL="114300" distR="114300">
             <wp:extent cx="5132070" cy="177800"/>
             <wp:effectExtent l="0" t="0" r="3810" b="5080"/>
-            <wp:docPr id="15" name="2384804F-3998-4D57-9195-F3826E402611-13" descr="wps"/>
+            <wp:docPr id="15" name="2384804F-3998-4D57-9195-F3826E402611-12" descr="wps"/>
             <wp:cNvGraphicFramePr>
               <a:graphicFrameLocks xmlns:a="http://schemas.openxmlformats.org/drawingml/2006/main" noChangeAspect="1"/>
             </wp:cNvGraphicFramePr>
@@ -11801,7 +13152,7 @@
               <a:graphicData uri="http://schemas.openxmlformats.org/drawingml/2006/picture">
                 <pic:pic xmlns:pic="http://schemas.openxmlformats.org/drawingml/2006/picture">
                   <pic:nvPicPr>
-                    <pic:cNvPr id="15" name="2384804F-3998-4D57-9195-F3826E402611-13" descr="wps"/>
+                    <pic:cNvPr id="15" name="2384804F-3998-4D57-9195-F3826E402611-12" descr="wps"/>
                     <pic:cNvPicPr>
                       <a:picLocks noChangeAspect="1"/>
                     </pic:cNvPicPr>
@@ -11937,7 +13288,7 @@
           <wp:inline distT="0" distB="0" distL="114300" distR="114300">
             <wp:extent cx="3199130" cy="407035"/>
             <wp:effectExtent l="0" t="0" r="1270" b="4445"/>
-            <wp:docPr id="13" name="2384804F-3998-4D57-9195-F3826E402611-16" descr="C:/Users/trang/AppData/Local/Temp/wps.nxPQRjwps"/>
+            <wp:docPr id="13" name="2384804F-3998-4D57-9195-F3826E402611-13" descr="C:/Users/trang/AppData/Local/Temp/wps.nxPQRjwps"/>
             <wp:cNvGraphicFramePr>
               <a:graphicFrameLocks xmlns:a="http://schemas.openxmlformats.org/drawingml/2006/main" noChangeAspect="1"/>
             </wp:cNvGraphicFramePr>
@@ -11945,7 +13296,7 @@
               <a:graphicData uri="http://schemas.openxmlformats.org/drawingml/2006/picture">
                 <pic:pic xmlns:pic="http://schemas.openxmlformats.org/drawingml/2006/picture">
                   <pic:nvPicPr>
-                    <pic:cNvPr id="13" name="2384804F-3998-4D57-9195-F3826E402611-16" descr="C:/Users/trang/AppData/Local/Temp/wps.nxPQRjwps"/>
+                    <pic:cNvPr id="13" name="2384804F-3998-4D57-9195-F3826E402611-13" descr="C:/Users/trang/AppData/Local/Temp/wps.nxPQRjwps"/>
                     <pic:cNvPicPr>
                       <a:picLocks noChangeAspect="1"/>
                     </pic:cNvPicPr>
@@ -12219,7 +13570,7 @@
           <wp:inline distT="0" distB="0" distL="114300" distR="114300">
             <wp:extent cx="1918970" cy="149225"/>
             <wp:effectExtent l="0" t="0" r="1270" b="3175"/>
-            <wp:docPr id="18" name="2384804F-3998-4D57-9195-F3826E402611-19" descr="C:/Users/trang/AppData/Local/Temp/wps.jnuNiLwps"/>
+            <wp:docPr id="18" name="2384804F-3998-4D57-9195-F3826E402611-14" descr="C:/Users/trang/AppData/Local/Temp/wps.jnuNiLwps"/>
             <wp:cNvGraphicFramePr>
               <a:graphicFrameLocks xmlns:a="http://schemas.openxmlformats.org/drawingml/2006/main" noChangeAspect="1"/>
             </wp:cNvGraphicFramePr>
@@ -12227,7 +13578,7 @@
               <a:graphicData uri="http://schemas.openxmlformats.org/drawingml/2006/picture">
                 <pic:pic xmlns:pic="http://schemas.openxmlformats.org/drawingml/2006/picture">
                   <pic:nvPicPr>
-                    <pic:cNvPr id="18" name="2384804F-3998-4D57-9195-F3826E402611-19" descr="C:/Users/trang/AppData/Local/Temp/wps.jnuNiLwps"/>
+                    <pic:cNvPr id="18" name="2384804F-3998-4D57-9195-F3826E402611-14" descr="C:/Users/trang/AppData/Local/Temp/wps.jnuNiLwps"/>
                     <pic:cNvPicPr>
                       <a:picLocks noChangeAspect="1"/>
                     </pic:cNvPicPr>
@@ -16212,6 +17563,7 @@
       <w:pPr>
         <w:pStyle w:val="24"/>
         <w:numPr>
+          <w:ilvl w:val="0"/>
           <w:numId w:val="0"/>
         </w:numPr>
         <w:bidi w:val="0"/>
@@ -16881,6 +18233,7 @@
       <w:pPr>
         <w:pStyle w:val="24"/>
         <w:numPr>
+          <w:ilvl w:val="0"/>
           <w:numId w:val="0"/>
         </w:numPr>
         <w:spacing w:after="80" w:line="300" w:lineRule="auto"/>
@@ -16920,6 +18273,7 @@
       <w:pPr>
         <w:pStyle w:val="24"/>
         <w:numPr>
+          <w:ilvl w:val="0"/>
           <w:numId w:val="0"/>
         </w:numPr>
         <w:spacing w:after="80" w:line="300" w:lineRule="auto"/>
@@ -17579,6 +18933,7 @@
       <w:pPr>
         <w:pStyle w:val="24"/>
         <w:numPr>
+          <w:ilvl w:val="0"/>
           <w:numId w:val="0"/>
         </w:numPr>
         <w:spacing w:after="80" w:line="300" w:lineRule="auto"/>
@@ -17618,6 +18973,7 @@
       <w:pPr>
         <w:pStyle w:val="24"/>
         <w:numPr>
+          <w:ilvl w:val="0"/>
           <w:numId w:val="0"/>
         </w:numPr>
         <w:spacing w:after="80" w:line="300" w:lineRule="auto"/>
@@ -17780,6 +19136,7 @@
       <w:pPr>
         <w:pStyle w:val="24"/>
         <w:numPr>
+          <w:ilvl w:val="0"/>
           <w:numId w:val="0"/>
         </w:numPr>
         <w:spacing w:after="80" w:line="300" w:lineRule="auto"/>
@@ -17798,6 +19155,7 @@
       <w:pPr>
         <w:pStyle w:val="24"/>
         <w:numPr>
+          <w:ilvl w:val="0"/>
           <w:numId w:val="0"/>
         </w:numPr>
         <w:spacing w:after="80" w:line="300" w:lineRule="auto"/>
@@ -17862,6 +19220,7 @@
       <w:pPr>
         <w:pStyle w:val="24"/>
         <w:numPr>
+          <w:ilvl w:val="0"/>
           <w:numId w:val="0"/>
         </w:numPr>
         <w:spacing w:after="80" w:line="300" w:lineRule="auto"/>
@@ -17881,6 +19240,7 @@
       <w:pPr>
         <w:pStyle w:val="24"/>
         <w:numPr>
+          <w:ilvl w:val="0"/>
           <w:numId w:val="0"/>
         </w:numPr>
         <w:spacing w:after="80" w:line="300" w:lineRule="auto"/>
@@ -17941,6 +19301,7 @@
       <w:pPr>
         <w:pStyle w:val="24"/>
         <w:numPr>
+          <w:ilvl w:val="0"/>
           <w:numId w:val="0"/>
         </w:numPr>
         <w:spacing w:after="80" w:line="300" w:lineRule="auto"/>
@@ -17965,6 +19326,7 @@
       <w:pPr>
         <w:pStyle w:val="24"/>
         <w:numPr>
+          <w:ilvl w:val="0"/>
           <w:numId w:val="0"/>
         </w:numPr>
         <w:spacing w:after="80" w:line="300" w:lineRule="auto"/>
@@ -17983,6 +19345,7 @@
       <w:pPr>
         <w:pStyle w:val="24"/>
         <w:numPr>
+          <w:ilvl w:val="0"/>
           <w:numId w:val="0"/>
         </w:numPr>
         <w:spacing w:after="80" w:line="300" w:lineRule="auto"/>
@@ -18001,6 +19364,7 @@
       <w:pPr>
         <w:pStyle w:val="24"/>
         <w:numPr>
+          <w:ilvl w:val="0"/>
           <w:numId w:val="0"/>
         </w:numPr>
         <w:spacing w:after="80" w:line="300" w:lineRule="auto"/>
@@ -18017,6 +19381,7 @@
       <w:pPr>
         <w:pStyle w:val="24"/>
         <w:numPr>
+          <w:ilvl w:val="0"/>
           <w:numId w:val="0"/>
         </w:numPr>
         <w:spacing w:after="80" w:line="300" w:lineRule="auto"/>
@@ -18077,6 +19442,7 @@
       <w:pPr>
         <w:pStyle w:val="24"/>
         <w:numPr>
+          <w:ilvl w:val="0"/>
           <w:numId w:val="0"/>
         </w:numPr>
         <w:spacing w:after="80" w:line="300" w:lineRule="auto"/>
@@ -18139,6 +19505,7 @@
       <w:pPr>
         <w:pStyle w:val="24"/>
         <w:numPr>
+          <w:ilvl w:val="0"/>
           <w:numId w:val="0"/>
         </w:numPr>
         <w:spacing w:after="80" w:line="300" w:lineRule="auto"/>
@@ -18163,6 +19530,7 @@
       <w:pPr>
         <w:pStyle w:val="24"/>
         <w:numPr>
+          <w:ilvl w:val="0"/>
           <w:numId w:val="0"/>
         </w:numPr>
         <w:spacing w:after="80" w:line="300" w:lineRule="auto"/>
@@ -18179,6 +19547,7 @@
       <w:pPr>
         <w:pStyle w:val="24"/>
         <w:numPr>
+          <w:ilvl w:val="0"/>
           <w:numId w:val="0"/>
         </w:numPr>
         <w:spacing w:after="80" w:line="300" w:lineRule="auto"/>
@@ -18239,6 +19608,7 @@
       <w:pPr>
         <w:pStyle w:val="24"/>
         <w:numPr>
+          <w:ilvl w:val="0"/>
           <w:numId w:val="0"/>
         </w:numPr>
         <w:spacing w:after="80" w:line="300" w:lineRule="auto"/>
@@ -18263,6 +19633,7 @@
       <w:pPr>
         <w:pStyle w:val="24"/>
         <w:numPr>
+          <w:ilvl w:val="0"/>
           <w:numId w:val="0"/>
         </w:numPr>
         <w:spacing w:after="80" w:line="300" w:lineRule="auto"/>
@@ -18279,6 +19650,7 @@
       <w:pPr>
         <w:pStyle w:val="24"/>
         <w:numPr>
+          <w:ilvl w:val="0"/>
           <w:numId w:val="0"/>
         </w:numPr>
         <w:spacing w:after="80" w:line="300" w:lineRule="auto"/>
@@ -18339,6 +19711,7 @@
       <w:pPr>
         <w:pStyle w:val="24"/>
         <w:numPr>
+          <w:ilvl w:val="0"/>
           <w:numId w:val="0"/>
         </w:numPr>
         <w:spacing w:after="80" w:line="300" w:lineRule="auto"/>
@@ -18449,6 +19822,7 @@
       <w:pPr>
         <w:pStyle w:val="24"/>
         <w:numPr>
+          <w:ilvl w:val="0"/>
           <w:numId w:val="0"/>
         </w:numPr>
         <w:spacing w:after="80" w:line="300" w:lineRule="auto"/>
@@ -18465,6 +19839,7 @@
       <w:pPr>
         <w:pStyle w:val="24"/>
         <w:numPr>
+          <w:ilvl w:val="0"/>
           <w:numId w:val="0"/>
         </w:numPr>
         <w:spacing w:after="80" w:line="300" w:lineRule="auto"/>
@@ -18549,6 +19924,7 @@
       <w:pPr>
         <w:pStyle w:val="24"/>
         <w:numPr>
+          <w:ilvl w:val="0"/>
           <w:numId w:val="0"/>
         </w:numPr>
         <w:bidi w:val="0"/>
@@ -18564,6 +19940,7 @@
       <w:pPr>
         <w:pStyle w:val="24"/>
         <w:numPr>
+          <w:ilvl w:val="0"/>
           <w:numId w:val="0"/>
         </w:numPr>
         <w:spacing w:after="80" w:line="300" w:lineRule="auto"/>
@@ -18621,13 +19998,14 @@
           <w:color w:val="auto"/>
           <w:lang w:val="en-US"/>
         </w:rPr>
-        <w:t>Chế độ Tiếng Việt / Tiếng Anh (Manual Override): Đây là cơ chế kiểm soát lỗi. Trong các trường hợp văn bản chứa nhiều ngôn ngữ hỗn hợp hoặc văn bản quá ngắn khiến thuật toán Auto-Detect có thể nhận diện sai, người dùng có quyền thiết lập ngôn ngữ thủ công. Lệnh ép buộc này sẽ bỏ qua khâu nhận diện, ép Backend nạp chính xác trọng số (Weights) của mô hình được chỉ định, đảm bảo hệ thống K-Means luôn hoạt động trên một không gian vector đồng nhất và không bị crash do sai lệch số chiều ngữ nghĩa."</w:t>
+        <w:t>Chế độ Tiếng Việt / Tiếng Anh (Manual Override): Đây là cơ chế kiểm soát lỗi. Trong các trường hợp văn bản chứa nhiều ngôn ngữ hỗn hợp hoặc văn bản quá ngắn khiến thuật toán Auto-Detect có thể nhận diện sai, người dùng có quyền thiết lập ngôn ngữ thủ công. Lệnh ép buộc này sẽ bỏ qua khâu nhận diện, ép Backend nạp chính xác trọng số (Weights) của mô hình được chỉ định, đảm bảo hệ thống K-Means luôn hoạt động trên một không gian vector đồng nhất và không bị crash do sai lệch số chiều ngữ nghĩa.</w:t>
       </w:r>
     </w:p>
     <w:p>
       <w:pPr>
         <w:pStyle w:val="24"/>
         <w:numPr>
+          <w:ilvl w:val="0"/>
           <w:numId w:val="0"/>
         </w:numPr>
         <w:spacing w:after="80" w:line="300" w:lineRule="auto"/>
@@ -18644,6 +20022,7 @@
       <w:pPr>
         <w:pStyle w:val="24"/>
         <w:numPr>
+          <w:ilvl w:val="0"/>
           <w:numId w:val="0"/>
         </w:numPr>
         <w:spacing w:after="80" w:line="300" w:lineRule="auto"/>
@@ -19988,6 +21367,7 @@
       <w:pPr>
         <w:pStyle w:val="24"/>
         <w:numPr>
+          <w:ilvl w:val="0"/>
           <w:numId w:val="0"/>
         </w:numPr>
         <w:spacing w:after="80" w:line="300" w:lineRule="auto"/>
@@ -20005,6 +21385,7 @@
       <w:pPr>
         <w:pStyle w:val="24"/>
         <w:numPr>
+          <w:ilvl w:val="0"/>
           <w:numId w:val="0"/>
         </w:numPr>
         <w:spacing w:after="80" w:line="300" w:lineRule="auto"/>
@@ -20530,7 +21911,7 @@
     <w:lsdException w:uiPriority="99" w:name="Table Web 2"/>
     <w:lsdException w:uiPriority="99" w:name="Table Web 3"/>
     <w:lsdException w:uiPriority="99" w:name="Balloon Text"/>
-    <w:lsdException w:unhideWhenUsed="0" w:uiPriority="59" w:semiHidden="0" w:name="Table Grid"/>
+    <w:lsdException w:qFormat="1" w:unhideWhenUsed="0" w:uiPriority="59" w:semiHidden="0" w:name="Table Grid"/>
     <w:lsdException w:uiPriority="99" w:name="Table Theme"/>
     <w:lsdException w:qFormat="1" w:unhideWhenUsed="0" w:uiPriority="1" w:semiHidden="0" w:name="No Spacing"/>
     <w:lsdException w:unhideWhenUsed="0" w:uiPriority="60" w:semiHidden="0" w:name="Light Shading"/>
@@ -20547,8 +21928,8 @@
     <w:lsdException w:qFormat="1" w:unhideWhenUsed="0" w:uiPriority="71" w:semiHidden="0" w:name="Colorful Shading"/>
     <w:lsdException w:qFormat="1" w:unhideWhenUsed="0" w:uiPriority="72" w:semiHidden="0" w:name="Colorful List"/>
     <w:lsdException w:qFormat="1" w:unhideWhenUsed="0" w:uiPriority="73" w:semiHidden="0" w:name="Colorful Grid"/>
-    <w:lsdException w:unhideWhenUsed="0" w:uiPriority="60" w:semiHidden="0" w:name="Light Shading Accent 1"/>
-    <w:lsdException w:unhideWhenUsed="0" w:uiPriority="61" w:semiHidden="0" w:name="Light List Accent 1"/>
+    <w:lsdException w:qFormat="1" w:unhideWhenUsed="0" w:uiPriority="60" w:semiHidden="0" w:name="Light Shading Accent 1"/>
+    <w:lsdException w:qFormat="1" w:unhideWhenUsed="0" w:uiPriority="61" w:semiHidden="0" w:name="Light List Accent 1"/>
     <w:lsdException w:qFormat="1" w:unhideWhenUsed="0" w:uiPriority="62" w:semiHidden="0" w:name="Light Grid Accent 1"/>
     <w:lsdException w:unhideWhenUsed="0" w:uiPriority="63" w:semiHidden="0" w:name="Medium Shading 1 Accent 1"/>
     <w:lsdException w:unhideWhenUsed="0" w:uiPriority="64" w:semiHidden="0" w:name="Medium Shading 2 Accent 1"/>
@@ -20569,7 +21950,7 @@
     <w:lsdException w:unhideWhenUsed="0" w:uiPriority="62" w:semiHidden="0" w:name="Light Grid Accent 2"/>
     <w:lsdException w:unhideWhenUsed="0" w:uiPriority="63" w:semiHidden="0" w:name="Medium Shading 1 Accent 2"/>
     <w:lsdException w:unhideWhenUsed="0" w:uiPriority="64" w:semiHidden="0" w:name="Medium Shading 2 Accent 2"/>
-    <w:lsdException w:unhideWhenUsed="0" w:uiPriority="65" w:semiHidden="0" w:name="Medium List 1 Accent 2"/>
+    <w:lsdException w:qFormat="1" w:unhideWhenUsed="0" w:uiPriority="65" w:semiHidden="0" w:name="Medium List 1 Accent 2"/>
     <w:lsdException w:unhideWhenUsed="0" w:uiPriority="66" w:semiHidden="0" w:name="Medium List 2 Accent 2"/>
     <w:lsdException w:unhideWhenUsed="0" w:uiPriority="67" w:semiHidden="0" w:name="Medium Grid 1 Accent 2"/>
     <w:lsdException w:unhideWhenUsed="0" w:uiPriority="68" w:semiHidden="0" w:name="Medium Grid 2 Accent 2"/>
@@ -20583,9 +21964,9 @@
     <w:lsdException w:qFormat="1" w:unhideWhenUsed="0" w:uiPriority="62" w:semiHidden="0" w:name="Light Grid Accent 3"/>
     <w:lsdException w:unhideWhenUsed="0" w:uiPriority="63" w:semiHidden="0" w:name="Medium Shading 1 Accent 3"/>
     <w:lsdException w:unhideWhenUsed="0" w:uiPriority="64" w:semiHidden="0" w:name="Medium Shading 2 Accent 3"/>
-    <w:lsdException w:unhideWhenUsed="0" w:uiPriority="65" w:semiHidden="0" w:name="Medium List 1 Accent 3"/>
+    <w:lsdException w:qFormat="1" w:unhideWhenUsed="0" w:uiPriority="65" w:semiHidden="0" w:name="Medium List 1 Accent 3"/>
     <w:lsdException w:unhideWhenUsed="0" w:uiPriority="66" w:semiHidden="0" w:name="Medium List 2 Accent 3"/>
-    <w:lsdException w:unhideWhenUsed="0" w:uiPriority="67" w:semiHidden="0" w:name="Medium Grid 1 Accent 3"/>
+    <w:lsdException w:qFormat="1" w:unhideWhenUsed="0" w:uiPriority="67" w:semiHidden="0" w:name="Medium Grid 1 Accent 3"/>
     <w:lsdException w:qFormat="1" w:unhideWhenUsed="0" w:uiPriority="68" w:semiHidden="0" w:name="Medium Grid 2 Accent 3"/>
     <w:lsdException w:qFormat="1" w:unhideWhenUsed="0" w:uiPriority="69" w:semiHidden="0" w:name="Medium Grid 3 Accent 3"/>
     <w:lsdException w:qFormat="1" w:unhideWhenUsed="0" w:uiPriority="70" w:semiHidden="0" w:name="Dark List Accent 3"/>
@@ -20609,9 +21990,9 @@
     <w:lsdException w:unhideWhenUsed="0" w:uiPriority="60" w:semiHidden="0" w:name="Light Shading Accent 5"/>
     <w:lsdException w:unhideWhenUsed="0" w:uiPriority="61" w:semiHidden="0" w:name="Light List Accent 5"/>
     <w:lsdException w:unhideWhenUsed="0" w:uiPriority="62" w:semiHidden="0" w:name="Light Grid Accent 5"/>
-    <w:lsdException w:unhideWhenUsed="0" w:uiPriority="63" w:semiHidden="0" w:name="Medium Shading 1 Accent 5"/>
+    <w:lsdException w:qFormat="1" w:unhideWhenUsed="0" w:uiPriority="63" w:semiHidden="0" w:name="Medium Shading 1 Accent 5"/>
     <w:lsdException w:unhideWhenUsed="0" w:uiPriority="64" w:semiHidden="0" w:name="Medium Shading 2 Accent 5"/>
-    <w:lsdException w:unhideWhenUsed="0" w:uiPriority="65" w:semiHidden="0" w:name="Medium List 1 Accent 5"/>
+    <w:lsdException w:qFormat="1" w:unhideWhenUsed="0" w:uiPriority="65" w:semiHidden="0" w:name="Medium List 1 Accent 5"/>
     <w:lsdException w:unhideWhenUsed="0" w:uiPriority="66" w:semiHidden="0" w:name="Medium List 2 Accent 5"/>
     <w:lsdException w:unhideWhenUsed="0" w:uiPriority="67" w:semiHidden="0" w:name="Medium Grid 1 Accent 5"/>
     <w:lsdException w:qFormat="1" w:unhideWhenUsed="0" w:uiPriority="68" w:semiHidden="0" w:name="Medium Grid 2 Accent 5"/>
@@ -20623,7 +22004,7 @@
     <w:lsdException w:unhideWhenUsed="0" w:uiPriority="60" w:semiHidden="0" w:name="Light Shading Accent 6"/>
     <w:lsdException w:unhideWhenUsed="0" w:uiPriority="61" w:semiHidden="0" w:name="Light List Accent 6"/>
     <w:lsdException w:unhideWhenUsed="0" w:uiPriority="62" w:semiHidden="0" w:name="Light Grid Accent 6"/>
-    <w:lsdException w:unhideWhenUsed="0" w:uiPriority="63" w:semiHidden="0" w:name="Medium Shading 1 Accent 6"/>
+    <w:lsdException w:qFormat="1" w:unhideWhenUsed="0" w:uiPriority="63" w:semiHidden="0" w:name="Medium Shading 1 Accent 6"/>
     <w:lsdException w:unhideWhenUsed="0" w:uiPriority="64" w:semiHidden="0" w:name="Medium Shading 2 Accent 6"/>
     <w:lsdException w:qFormat="1" w:unhideWhenUsed="0" w:uiPriority="65" w:semiHidden="0" w:name="Medium List 1 Accent 6"/>
     <w:lsdException w:qFormat="1" w:unhideWhenUsed="0" w:uiPriority="66" w:semiHidden="0" w:name="Medium List 2 Accent 6"/>
@@ -21226,6 +22607,7 @@
   <w:style w:type="table" w:styleId="36">
     <w:name w:val="Table Grid"/>
     <w:basedOn w:val="12"/>
+    <w:qFormat/>
     <w:uiPriority w:val="59"/>
     <w:pPr>
       <w:spacing w:after="0" w:line="240" w:lineRule="auto"/>
@@ -21402,6 +22784,7 @@
   <w:style w:type="table" w:styleId="42">
     <w:name w:val="Light Shading Accent 1"/>
     <w:basedOn w:val="12"/>
+    <w:qFormat/>
     <w:uiPriority w:val="60"/>
     <w:pPr>
       <w:spacing w:after="0" w:line="240" w:lineRule="auto"/>
@@ -22090,6 +23473,7 @@
   <w:style w:type="table" w:styleId="49">
     <w:name w:val="Light List Accent 1"/>
     <w:basedOn w:val="12"/>
+    <w:qFormat/>
     <w:uiPriority w:val="61"/>
     <w:pPr>
       <w:spacing w:after="0" w:line="240" w:lineRule="auto"/>
@@ -24068,6 +25452,7 @@
   <w:style w:type="table" w:styleId="67">
     <w:name w:val="Medium Shading 1 Accent 5"/>
     <w:basedOn w:val="12"/>
+    <w:qFormat/>
     <w:uiPriority w:val="63"/>
     <w:pPr>
       <w:spacing w:after="0" w:line="240" w:lineRule="auto"/>
@@ -24175,6 +25560,7 @@
   <w:style w:type="table" w:styleId="68">
     <w:name w:val="Medium Shading 1 Accent 6"/>
     <w:basedOn w:val="12"/>
+    <w:qFormat/>
     <w:uiPriority w:val="63"/>
     <w:pPr>
       <w:spacing w:after="0" w:line="240" w:lineRule="auto"/>
@@ -25617,6 +27003,7 @@
   <w:style w:type="table" w:styleId="78">
     <w:name w:val="Medium List 1 Accent 2"/>
     <w:basedOn w:val="12"/>
+    <w:qFormat/>
     <w:uiPriority w:val="65"/>
     <w:pPr>
       <w:spacing w:after="0" w:line="240" w:lineRule="auto"/>
@@ -25707,6 +27094,7 @@
   <w:style w:type="table" w:styleId="79">
     <w:name w:val="Medium List 1 Accent 3"/>
     <w:basedOn w:val="12"/>
+    <w:qFormat/>
     <w:uiPriority w:val="65"/>
     <w:pPr>
       <w:spacing w:after="0" w:line="240" w:lineRule="auto"/>
@@ -25888,6 +27276,7 @@
   <w:style w:type="table" w:styleId="81">
     <w:name w:val="Medium List 1 Accent 5"/>
     <w:basedOn w:val="12"/>
+    <w:qFormat/>
     <w:uiPriority w:val="65"/>
     <w:pPr>
       <w:spacing w:after="0" w:line="240" w:lineRule="auto"/>
@@ -27182,6 +28571,7 @@
   <w:style w:type="table" w:styleId="93">
     <w:name w:val="Medium Grid 1 Accent 3"/>
     <w:basedOn w:val="12"/>
+    <w:qFormat/>
     <w:uiPriority w:val="67"/>
     <w:pPr>
       <w:spacing w:after="0" w:line="240" w:lineRule="auto"/>
@@ -33210,6 +34600,7 @@
       <w:ind w:leftChars="0"/>
     </w:pPr>
     <w:rPr>
+      <w:rFonts w:ascii="Times New Roman" w:hAnsi="Times New Roman" w:eastAsia="SimSun" w:cs="Times New Roman"/>
       <w:sz w:val="20"/>
       <w:szCs w:val="20"/>
     </w:rPr>
@@ -33221,6 +34612,7 @@
       <w:ind w:leftChars="200"/>
     </w:pPr>
     <w:rPr>
+      <w:rFonts w:ascii="Times New Roman" w:hAnsi="Times New Roman" w:eastAsia="SimSun" w:cs="Times New Roman"/>
       <w:sz w:val="20"/>
       <w:szCs w:val="20"/>
     </w:rPr>
@@ -33232,6 +34624,7 @@
       <w:ind w:leftChars="400"/>
     </w:pPr>
     <w:rPr>
+      <w:rFonts w:ascii="Times New Roman" w:hAnsi="Times New Roman" w:eastAsia="SimSun" w:cs="Times New Roman"/>
       <w:sz w:val="20"/>
       <w:szCs w:val="20"/>
     </w:rPr>
@@ -33574,7 +34967,7 @@
     <extobj name="2384804F-3998-4D57-9195-F3826E402611-2">
       <extobjdata type="2384804F-3998-4D57-9195-F3826E402611" data="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"/>
     </extobj>
-    <extobj name="2384804F-3998-4D57-9195-F3826E402611-7">
+    <extobj name="2384804F-3998-4D57-9195-F3826E402611-3">
       <extobjdata type="2384804F-3998-4D57-9195-F3826E402611" data="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"/>
     </extobj>
     <extobj name="2384804F-3998-4D57-9195-F3826E402611-4">
@@ -33586,28 +34979,28 @@
     <extobj name="2384804F-3998-4D57-9195-F3826E402611-6">
       <extobjdata type="2384804F-3998-4D57-9195-F3826E402611" data="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"/>
     </extobj>
-    <extobj name="2384804F-3998-4D57-9195-F3826E402611-8">
+    <extobj name="2384804F-3998-4D57-9195-F3826E402611-7">
       <extobjdata type="2384804F-3998-4D57-9195-F3826E402611" data="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"/>
     </extobj>
-    <extobj name="2384804F-3998-4D57-9195-F3826E402611-9">
+    <extobj name="2384804F-3998-4D57-9195-F3826E402611-8">
       <extobjdata type="2384804F-3998-4D57-9195-F3826E402611" data="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"/>
     </extobj>
-    <extobj name="2384804F-3998-4D57-9195-F3826E402611-10">
+    <extobj name="2384804F-3998-4D57-9195-F3826E402611-9">
       <extobjdata type="2384804F-3998-4D57-9195-F3826E402611" data="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"/>
     </extobj>
-    <extobj name="2384804F-3998-4D57-9195-F3826E402611-12">
+    <extobj name="2384804F-3998-4D57-9195-F3826E402611-10">
       <extobjdata type="2384804F-3998-4D57-9195-F3826E402611" data="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"/>
     </extobj>
-    <extobj name="2384804F-3998-4D57-9195-F3826E402611-15">
+    <extobj name="2384804F-3998-4D57-9195-F3826E402611-11">
       <extobjdata type="2384804F-3998-4D57-9195-F3826E402611" data="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"/>
     </extobj>
-    <extobj name="2384804F-3998-4D57-9195-F3826E402611-13">
+    <extobj name="2384804F-3998-4D57-9195-F3826E402611-12">
       <extobjdata type="2384804F-3998-4D57-9195-F3826E402611" data="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"/>
     </extobj>
-    <extobj name="2384804F-3998-4D57-9195-F3826E402611-16">
+    <extobj name="2384804F-3998-4D57-9195-F3826E402611-13">
       <extobjdata type="2384804F-3998-4D57-9195-F3826E402611" data="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"/>
     </extobj>
-    <extobj name="2384804F-3998-4D57-9195-F3826E402611-19">
+    <extobj name="2384804F-3998-4D57-9195-F3826E402611-14">
       <extobjdata type="2384804F-3998-4D57-9195-F3826E402611" data="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"/>
     </extobj>
   </extobjs>

--- a/docs/BaoCao_BTL.docx
+++ b/docs/BaoCao_BTL.docx
@@ -361,15 +361,27 @@
         <w:jc w:val="both"/>
         <w:rPr>
           <w:rFonts w:hint="default"/>
+          <w:color w:val="auto"/>
           <w:lang w:val="en-US"/>
         </w:rPr>
       </w:pPr>
       <w:r>
         <w:rPr>
           <w:rFonts w:hint="default"/>
-          <w:lang w:val="en-US"/>
-        </w:rPr>
-        <w:t>Trong kỷ nguyên bùng nổ thông tin, Tóm tắt văn bản tự động đóng vai trò quan trọng giúp con người tối ưu hóa thời gian tiếp thu tri thức. Tuy nhiên, các phương pháp Tóm tắt Trích xuất (Extractive Summarization) truyền thống như Lead-3 hay TextRank thường gặp phải hiện tượng thiên kiến vị trí (Lead-bias) hoặc thất bại trong việc thấu hiểu ngữ nghĩa sâu, trong khi các mô hình ngôn ngữ lớn (LLMs) lại tiêu tốn quá nhiều tài nguyên tính toán và tiềm ẩn rủi ro sinh "ảo giác" thông tin (Hallucination).</w:t>
+          <w:color w:val="auto"/>
+          <w:lang w:val="en-US"/>
+        </w:rPr>
+        <w:t>Trong kỷ nguyên bùng nổ thông tin, Tóm tắt văn bản tự động đóng vai trò quan trọng giúp con người tối ưu hóa thời gian</w:t>
+      </w:r>
+      <w:bookmarkStart w:id="47" w:name="_GoBack"/>
+      <w:bookmarkEnd w:id="47"/>
+      <w:r>
+        <w:rPr>
+          <w:rFonts w:hint="default"/>
+          <w:color w:val="auto"/>
+          <w:lang w:val="en-US"/>
+        </w:rPr>
+        <w:t xml:space="preserve"> tiếp thu tri thức. Tuy nhiên, các phương pháp Tóm tắt Trích xuất (Extractive Summarization) truyền thống như Lead-3 hay TextRank thường gặp phải hiện tượng thiên kiến vị trí (Lead-bias) hoặc thất bại trong việc thấu hiểu ngữ nghĩa sâu, trong khi các mô hình ngôn ngữ lớn (LLMs) lại tiêu tốn quá nhiều tài nguyên tính toán và tiềm ẩn rủi ro sinh "ảo giác" thông tin (Hallucination).</w:t>
       </w:r>
     </w:p>
     <w:p>
@@ -378,12 +390,14 @@
         <w:jc w:val="both"/>
         <w:rPr>
           <w:rFonts w:hint="default"/>
+          <w:color w:val="auto"/>
           <w:lang w:val="en-US"/>
         </w:rPr>
       </w:pPr>
       <w:r>
         <w:rPr>
           <w:rFonts w:hint="default"/>
+          <w:color w:val="auto"/>
           <w:lang w:val="en-US"/>
         </w:rPr>
         <w:t>Để giải quyết triệt để rào cản này, nhóm đề xuất một kiến trúc hệ thống lai hoạt động qua 2 giai đoạn chuyên biệt, cân bằng hoàn hảo giữa độ chính xác học sâu và tốc độ thời gian thực. Ở giai đoạn 1 (Representation Learning), hệ thống áp dụng kỹ thuật ROUGE-1 Oracle Matching kết hợp chiến thuật Phân cực Nhãn (Margin Binarization) để Tinh chỉnh có giám sát (Supervised Fine-Tuning) mạng Siamese-BERT (SBERT). Quá trình này giúp khắc phục thành công hiện tượng Dị hướng (Anisotropy) của kiến trúc Transformer, nắn chỉnh lại không gian biểu diễn vector ngữ nghĩa. Ở giai đoạn 2 (Diversity-Aware Selection), hệ thống tích hợp thuật toán phân cụm toán học K-Means kết hợp Lấy điểm vị trí và màng lọc Post-Filtering, giúp mô hình kết xuất được các ý chính nằm rải rác toàn văn bản mà không bị rơi vào bẫy Lead-bias.</w:t>
@@ -395,12 +409,14 @@
         <w:jc w:val="both"/>
         <w:rPr>
           <w:rFonts w:hint="default"/>
+          <w:color w:val="auto"/>
           <w:lang w:val="en-US"/>
         </w:rPr>
       </w:pPr>
       <w:r>
         <w:rPr>
           <w:rFonts w:hint="default"/>
+          <w:color w:val="auto"/>
           <w:lang w:val="en-US"/>
         </w:rPr>
         <w:t>Thực nghiệm trên bộ dữ liệu VietNews (Tiếng Việt) và CNN/DailyMail (Tiếng Anh) chứng minh sự vượt trội của phương pháp đề xuất. Điển hình trên Tiếng Việt, độ sắc nét phân cụm (Silhouette Score) tăng vọt +34.9%, kéo theo ROUGE-1 bứt tốc lên mốc ~47.00% và giữ vững chỉ số Đa dạng (Diversity) ở mức 0.7535, chiến thắng các mô hình baseline. Bên cạnh giá trị học thuật, Đồ án còn đóng góp một hệ thống phần mềm thực tiễn: Toàn bộ kiến trúc AI được tối ưu hóa bộ nhớ (RAM) bằng Singleton Pattern và Lazy Loading, đóng gói bằng Docker và triển khai thành công dưới dạng một Web Application Full-Stack hoàn chỉnh, sẵn sàng ứng dụng vào môi trường sản xuất thực tế cho các doanh nghiệp.</w:t>
@@ -461,6 +477,8 @@
       <w:sdtEndPr>
         <w:rPr>
           <w:rFonts w:hint="default" w:ascii="Times New Roman" w:hAnsi="Times New Roman" w:eastAsiaTheme="minorEastAsia" w:cstheme="minorBidi"/>
+          <w:b/>
+          <w:bCs/>
           <w:color w:val="auto"/>
           <w:sz w:val="26"/>
           <w:szCs w:val="22"/>
@@ -7297,19 +7315,7 @@
           <w:sz w:val="26"/>
           <w:szCs w:val="26"/>
         </w:rPr>
-        <w:t>Khác với con người có khả năng đọc hiểu, chắt lọc và diễn đạt lại ý chính một cách tự nhiên dựa trên trí tuệ và kiến thức nền tảng, việc dạy cho máy tính hiểu thế nào là "quan trọng" là một thách thức toán học và kỹ thuật cực kỳ phức tạp. Để thực hiện tóm tắt, máy tính phải vượt qua hàng loạt rào cản đặc thù của ngôn ngữ tự nhiên. Chúng bao gồm việc xử lý từ đồng nghĩa (synonyms), hiện tượng đa nghĩa (polysemy), cấu trúc ngữ pháp phức hợp và loại bỏ các thông tin dư thừa, các lời dẫn dắt không mang ý nghĩa lõi. Trong thực tiễn thương mại và học thuật, các hệ thống tóm tắt văn bản hiện đại đang đóng vai trò làm trái tim cho các công cụ máy tìm kiếm, các nền tảng tổng hợp tin tức tự động, và các hệ thống hỗ trợ tríc</w:t>
-      </w:r>
-      <w:bookmarkStart w:id="47" w:name="_GoBack"/>
-      <w:bookmarkEnd w:id="47"/>
-      <w:r>
-        <w:rPr>
-          <w:rFonts w:hint="default" w:ascii="Times New Roman" w:hAnsi="Times New Roman"/>
-          <w:i w:val="0"/>
-          <w:color w:val="auto"/>
-          <w:sz w:val="26"/>
-          <w:szCs w:val="26"/>
-        </w:rPr>
-        <w:t>h xuất thông tin y tế, tài chính pháp luật. Chúng giúp giải phóng con người khỏi hàng triệu giờ lao động thủ công mỗi ngày, đẩy nhanh tốc độ tiêu thụ tri thức và nâng cao hiệu suất ra quyết định.</w:t>
+        <w:t>Khác với con người có khả năng đọc hiểu, chắt lọc và diễn đạt lại ý chính một cách tự nhiên dựa trên trí tuệ và kiến thức nền tảng, việc dạy cho máy tính hiểu thế nào là "quan trọng" là một thách thức toán học và kỹ thuật cực kỳ phức tạp. Để thực hiện tóm tắt, máy tính phải vượt qua hàng loạt rào cản đặc thù của ngôn ngữ tự nhiên. Chúng bao gồm việc xử lý từ đồng nghĩa (synonyms), hiện tượng đa nghĩa (polysemy), cấu trúc ngữ pháp phức hợp và loại bỏ các thông tin dư thừa, các lời dẫn dắt không mang ý nghĩa lõi. Trong thực tiễn thương mại và học thuật, các hệ thống tóm tắt văn bản hiện đại đang đóng vai trò làm trái tim cho các công cụ máy tìm kiếm, các nền tảng tổng hợp tin tức tự động, và các hệ thống hỗ trợ trích xuất thông tin y tế, tài chính pháp luật. Chúng giúp giải phóng con người khỏi hàng triệu giờ lao động thủ công mỗi ngày, đẩy nhanh tốc độ tiêu thụ tri thức và nâng cao hiệu suất ra quyết định.</w:t>
       </w:r>
     </w:p>
     <w:p>
@@ -11905,6 +11911,19 @@
     </w:p>
     <w:p>
       <w:pPr>
+        <w:jc w:val="center"/>
+        <w:rPr>
+          <w:rFonts w:hint="default" w:ascii="Times New Roman" w:hAnsi="Times New Roman" w:cs="Times New Roman"/>
+          <w:i w:val="0"/>
+          <w:color w:val="auto"/>
+          <w:sz w:val="26"/>
+          <w:szCs w:val="26"/>
+          <w:lang w:val="en-US"/>
+        </w:rPr>
+      </w:pPr>
+    </w:p>
+    <w:p>
+      <w:pPr>
         <w:rPr>
           <w:rFonts w:hint="default" w:ascii="Times New Roman" w:hAnsi="Times New Roman" w:cs="Times New Roman"/>
           <w:i w:val="0"/>
@@ -14335,9 +14354,9 @@
     <w:tbl>
       <w:tblPr>
         <w:tblStyle w:val="12"/>
-        <w:tblW w:w="0" w:type="auto"/>
+        <w:tblW w:w="9444" w:type="dxa"/>
         <w:jc w:val="center"/>
-        <w:tblLayout w:type="autofit"/>
+        <w:tblLayout w:type="fixed"/>
         <w:tblCellMar>
           <w:top w:w="0" w:type="dxa"/>
           <w:left w:w="108" w:type="dxa"/>
@@ -14346,14 +14365,14 @@
         </w:tblCellMar>
       </w:tblPr>
       <w:tblGrid>
-        <w:gridCol w:w="1343"/>
-        <w:gridCol w:w="1134"/>
-        <w:gridCol w:w="1134"/>
-        <w:gridCol w:w="1134"/>
-        <w:gridCol w:w="1134"/>
-        <w:gridCol w:w="1134"/>
-        <w:gridCol w:w="1134"/>
-        <w:gridCol w:w="1134"/>
+        <w:gridCol w:w="1296"/>
+        <w:gridCol w:w="927"/>
+        <w:gridCol w:w="1063"/>
+        <w:gridCol w:w="1147"/>
+        <w:gridCol w:w="1284"/>
+        <w:gridCol w:w="1316"/>
+        <w:gridCol w:w="1327"/>
+        <w:gridCol w:w="1084"/>
       </w:tblGrid>
       <w:tr>
         <w:tblPrEx>
@@ -14369,7 +14388,7 @@
         </w:trPr>
         <w:tc>
           <w:tcPr>
-            <w:tcW w:w="1134" w:type="dxa"/>
+            <w:tcW w:w="1296" w:type="dxa"/>
             <w:shd w:val="clear" w:color="auto" w:fill="1E3A8A"/>
           </w:tcPr>
           <w:p>
@@ -14396,7 +14415,7 @@
         </w:tc>
         <w:tc>
           <w:tcPr>
-            <w:tcW w:w="1134" w:type="dxa"/>
+            <w:tcW w:w="927" w:type="dxa"/>
             <w:shd w:val="clear" w:color="auto" w:fill="1E3A8A"/>
           </w:tcPr>
           <w:p>
@@ -14417,13 +14436,34 @@
                 <w:sz w:val="26"/>
                 <w:szCs w:val="26"/>
               </w:rPr>
-              <w:t>Sil ↑</w:t>
+              <w:t>Sil</w:t>
+            </w:r>
+            <w:r>
+              <w:rPr>
+                <w:rFonts w:hint="default" w:cs="Times New Roman"/>
+                <w:b/>
+                <w:color w:val="auto"/>
+                <w:sz w:val="26"/>
+                <w:szCs w:val="26"/>
+                <w:lang w:val="en-US"/>
+              </w:rPr>
+              <w:t>houette</w:t>
+            </w:r>
+            <w:r>
+              <w:rPr>
+                <w:rFonts w:hint="default" w:ascii="Times New Roman" w:hAnsi="Times New Roman" w:cs="Times New Roman"/>
+                <w:b/>
+                <w:color w:val="auto"/>
+                <w:sz w:val="26"/>
+                <w:szCs w:val="26"/>
+              </w:rPr>
+              <w:t xml:space="preserve"> ↑</w:t>
             </w:r>
           </w:p>
         </w:tc>
         <w:tc>
           <w:tcPr>
-            <w:tcW w:w="1134" w:type="dxa"/>
+            <w:tcW w:w="1063" w:type="dxa"/>
             <w:shd w:val="clear" w:color="auto" w:fill="1E3A8A"/>
           </w:tcPr>
           <w:p>
@@ -14444,13 +14484,34 @@
                 <w:sz w:val="26"/>
                 <w:szCs w:val="26"/>
               </w:rPr>
-              <w:t>Div ↑</w:t>
+              <w:t>Div</w:t>
+            </w:r>
+            <w:r>
+              <w:rPr>
+                <w:rFonts w:hint="default" w:cs="Times New Roman"/>
+                <w:b/>
+                <w:color w:val="auto"/>
+                <w:sz w:val="26"/>
+                <w:szCs w:val="26"/>
+                <w:lang w:val="en-US"/>
+              </w:rPr>
+              <w:t>ersity</w:t>
+            </w:r>
+            <w:r>
+              <w:rPr>
+                <w:rFonts w:hint="default" w:ascii="Times New Roman" w:hAnsi="Times New Roman" w:cs="Times New Roman"/>
+                <w:b/>
+                <w:color w:val="auto"/>
+                <w:sz w:val="26"/>
+                <w:szCs w:val="26"/>
+              </w:rPr>
+              <w:t xml:space="preserve"> ↑</w:t>
             </w:r>
           </w:p>
         </w:tc>
         <w:tc>
           <w:tcPr>
-            <w:tcW w:w="1134" w:type="dxa"/>
+            <w:tcW w:w="1147" w:type="dxa"/>
             <w:shd w:val="clear" w:color="auto" w:fill="1E3A8A"/>
           </w:tcPr>
           <w:p>
@@ -14471,13 +14532,34 @@
                 <w:sz w:val="26"/>
                 <w:szCs w:val="26"/>
               </w:rPr>
-              <w:t>Comp ↑</w:t>
+              <w:t>Comp</w:t>
+            </w:r>
+            <w:r>
+              <w:rPr>
+                <w:rFonts w:hint="default" w:cs="Times New Roman"/>
+                <w:b/>
+                <w:color w:val="auto"/>
+                <w:sz w:val="26"/>
+                <w:szCs w:val="26"/>
+                <w:lang w:val="en-US"/>
+              </w:rPr>
+              <w:t>ress (%)</w:t>
+            </w:r>
+            <w:r>
+              <w:rPr>
+                <w:rFonts w:hint="default" w:ascii="Times New Roman" w:hAnsi="Times New Roman" w:cs="Times New Roman"/>
+                <w:b/>
+                <w:color w:val="auto"/>
+                <w:sz w:val="26"/>
+                <w:szCs w:val="26"/>
+              </w:rPr>
+              <w:t xml:space="preserve"> ↑</w:t>
             </w:r>
           </w:p>
         </w:tc>
         <w:tc>
           <w:tcPr>
-            <w:tcW w:w="1134" w:type="dxa"/>
+            <w:tcW w:w="1284" w:type="dxa"/>
             <w:shd w:val="clear" w:color="auto" w:fill="1E3A8A"/>
           </w:tcPr>
           <w:p>
@@ -14498,13 +14580,55 @@
                 <w:sz w:val="26"/>
                 <w:szCs w:val="26"/>
               </w:rPr>
-              <w:t>R-1 ↑</w:t>
+              <w:t>R</w:t>
+            </w:r>
+            <w:r>
+              <w:rPr>
+                <w:rFonts w:hint="default" w:cs="Times New Roman"/>
+                <w:b/>
+                <w:color w:val="auto"/>
+                <w:sz w:val="26"/>
+                <w:szCs w:val="26"/>
+                <w:lang w:val="en-US"/>
+              </w:rPr>
+              <w:t>OUGE</w:t>
+            </w:r>
+            <w:r>
+              <w:rPr>
+                <w:rFonts w:hint="default" w:ascii="Times New Roman" w:hAnsi="Times New Roman" w:cs="Times New Roman"/>
+                <w:b/>
+                <w:color w:val="auto"/>
+                <w:sz w:val="26"/>
+                <w:szCs w:val="26"/>
+              </w:rPr>
+              <w:t>-1</w:t>
+            </w:r>
+            <w:r>
+              <w:rPr>
+                <w:rFonts w:hint="default" w:cs="Times New Roman"/>
+                <w:b/>
+                <w:color w:val="auto"/>
+                <w:sz w:val="26"/>
+                <w:szCs w:val="26"/>
+                <w:lang w:val="en-US"/>
+              </w:rPr>
+              <w:t xml:space="preserve"> (%)</w:t>
+            </w:r>
+            <w:r>
+              <w:rPr>
+                <w:rFonts w:hint="default" w:ascii="Times New Roman" w:hAnsi="Times New Roman" w:cs="Times New Roman"/>
+                <w:b/>
+                <w:color w:val="auto"/>
+                <w:sz w:val="26"/>
+                <w:szCs w:val="26"/>
+              </w:rPr>
+              <w:t xml:space="preserve"> ↑</w:t>
             </w:r>
           </w:p>
         </w:tc>
         <w:tc>
           <w:tcPr>
-            <w:tcW w:w="1134" w:type="dxa"/>
+            <w:tcW w:w="1316" w:type="dxa"/>
             <w:shd w:val="clear" w:color="auto" w:fill="1E3A8A"/>
           </w:tcPr>
           <w:p>
@@ -14525,13 +14649,55 @@
                 <w:sz w:val="26"/>
                 <w:szCs w:val="26"/>
               </w:rPr>
-              <w:t>R-2 ↑</w:t>
+              <w:t>R</w:t>
+            </w:r>
+            <w:r>
+              <w:rPr>
+                <w:rFonts w:hint="default" w:cs="Times New Roman"/>
+                <w:b/>
+                <w:color w:val="auto"/>
+                <w:sz w:val="26"/>
+                <w:szCs w:val="26"/>
+                <w:lang w:val="en-US"/>
+              </w:rPr>
+              <w:t>OUGE</w:t>
+            </w:r>
+            <w:r>
+              <w:rPr>
+                <w:rFonts w:hint="default" w:ascii="Times New Roman" w:hAnsi="Times New Roman" w:cs="Times New Roman"/>
+                <w:b/>
+                <w:color w:val="auto"/>
+                <w:sz w:val="26"/>
+                <w:szCs w:val="26"/>
+              </w:rPr>
+              <w:t>-2</w:t>
+            </w:r>
+            <w:r>
+              <w:rPr>
+                <w:rFonts w:hint="default" w:cs="Times New Roman"/>
+                <w:b/>
+                <w:color w:val="auto"/>
+                <w:sz w:val="26"/>
+                <w:szCs w:val="26"/>
+                <w:lang w:val="en-US"/>
+              </w:rPr>
+              <w:t xml:space="preserve"> (%)</w:t>
+            </w:r>
+            <w:r>
+              <w:rPr>
+                <w:rFonts w:hint="default" w:ascii="Times New Roman" w:hAnsi="Times New Roman" w:cs="Times New Roman"/>
+                <w:b/>
+                <w:color w:val="auto"/>
+                <w:sz w:val="26"/>
+                <w:szCs w:val="26"/>
+              </w:rPr>
+              <w:t xml:space="preserve"> ↑</w:t>
             </w:r>
           </w:p>
         </w:tc>
         <w:tc>
           <w:tcPr>
-            <w:tcW w:w="1134" w:type="dxa"/>
+            <w:tcW w:w="1327" w:type="dxa"/>
             <w:shd w:val="clear" w:color="auto" w:fill="1E3A8A"/>
           </w:tcPr>
           <w:p>
@@ -14552,13 +14718,55 @@
                 <w:sz w:val="26"/>
                 <w:szCs w:val="26"/>
               </w:rPr>
-              <w:t>R-L ↑</w:t>
+              <w:t>R</w:t>
+            </w:r>
+            <w:r>
+              <w:rPr>
+                <w:rFonts w:hint="default" w:cs="Times New Roman"/>
+                <w:b/>
+                <w:color w:val="auto"/>
+                <w:sz w:val="26"/>
+                <w:szCs w:val="26"/>
+                <w:lang w:val="en-US"/>
+              </w:rPr>
+              <w:t>OUGE</w:t>
+            </w:r>
+            <w:r>
+              <w:rPr>
+                <w:rFonts w:hint="default" w:ascii="Times New Roman" w:hAnsi="Times New Roman" w:cs="Times New Roman"/>
+                <w:b/>
+                <w:color w:val="auto"/>
+                <w:sz w:val="26"/>
+                <w:szCs w:val="26"/>
+              </w:rPr>
+              <w:t>-L</w:t>
+            </w:r>
+            <w:r>
+              <w:rPr>
+                <w:rFonts w:hint="default" w:cs="Times New Roman"/>
+                <w:b/>
+                <w:color w:val="auto"/>
+                <w:sz w:val="26"/>
+                <w:szCs w:val="26"/>
+                <w:lang w:val="en-US"/>
+              </w:rPr>
+              <w:t xml:space="preserve"> (%)</w:t>
+            </w:r>
+            <w:r>
+              <w:rPr>
+                <w:rFonts w:hint="default" w:ascii="Times New Roman" w:hAnsi="Times New Roman" w:cs="Times New Roman"/>
+                <w:b/>
+                <w:color w:val="auto"/>
+                <w:sz w:val="26"/>
+                <w:szCs w:val="26"/>
+              </w:rPr>
+              <w:t xml:space="preserve"> ↑</w:t>
             </w:r>
           </w:p>
         </w:tc>
         <w:tc>
           <w:tcPr>
-            <w:tcW w:w="1134" w:type="dxa"/>
+            <w:tcW w:w="1084" w:type="dxa"/>
             <w:shd w:val="clear" w:color="auto" w:fill="1E3A8A"/>
           </w:tcPr>
           <w:p>
@@ -14579,7 +14787,28 @@
                 <w:sz w:val="26"/>
                 <w:szCs w:val="26"/>
               </w:rPr>
-              <w:t>BERT ↑</w:t>
+              <w:t>BERT</w:t>
+            </w:r>
+            <w:r>
+              <w:rPr>
+                <w:rFonts w:hint="default" w:cs="Times New Roman"/>
+                <w:b/>
+                <w:color w:val="auto"/>
+                <w:sz w:val="26"/>
+                <w:szCs w:val="26"/>
+                <w:lang w:val="en-US"/>
+              </w:rPr>
+              <w:t>Score</w:t>
+            </w:r>
+            <w:r>
+              <w:rPr>
+                <w:rFonts w:hint="default" w:ascii="Times New Roman" w:hAnsi="Times New Roman" w:cs="Times New Roman"/>
+                <w:b/>
+                <w:color w:val="auto"/>
+                <w:sz w:val="26"/>
+                <w:szCs w:val="26"/>
+              </w:rPr>
+              <w:t xml:space="preserve"> ↑</w:t>
             </w:r>
           </w:p>
         </w:tc>
@@ -14598,7 +14827,7 @@
         </w:trPr>
         <w:tc>
           <w:tcPr>
-            <w:tcW w:w="1134" w:type="dxa"/>
+            <w:tcW w:w="1296" w:type="dxa"/>
             <w:shd w:val="clear" w:color="auto" w:fill="F9FAFB"/>
           </w:tcPr>
           <w:p>
@@ -14624,7 +14853,7 @@
         </w:tc>
         <w:tc>
           <w:tcPr>
-            <w:tcW w:w="1134" w:type="dxa"/>
+            <w:tcW w:w="927" w:type="dxa"/>
             <w:shd w:val="clear" w:color="auto" w:fill="F9FAFB"/>
           </w:tcPr>
           <w:p>
@@ -14650,7 +14879,7 @@
         </w:tc>
         <w:tc>
           <w:tcPr>
-            <w:tcW w:w="1134" w:type="dxa"/>
+            <w:tcW w:w="1063" w:type="dxa"/>
             <w:shd w:val="clear" w:color="auto" w:fill="F9FAFB"/>
           </w:tcPr>
           <w:p>
@@ -14676,7 +14905,7 @@
         </w:tc>
         <w:tc>
           <w:tcPr>
-            <w:tcW w:w="1134" w:type="dxa"/>
+            <w:tcW w:w="1147" w:type="dxa"/>
             <w:shd w:val="clear" w:color="auto" w:fill="F9FAFB"/>
           </w:tcPr>
           <w:p>
@@ -14702,7 +14931,7 @@
         </w:tc>
         <w:tc>
           <w:tcPr>
-            <w:tcW w:w="1134" w:type="dxa"/>
+            <w:tcW w:w="1284" w:type="dxa"/>
             <w:shd w:val="clear" w:color="auto" w:fill="F9FAFB"/>
           </w:tcPr>
           <w:p>
@@ -14728,7 +14957,7 @@
         </w:tc>
         <w:tc>
           <w:tcPr>
-            <w:tcW w:w="1134" w:type="dxa"/>
+            <w:tcW w:w="1316" w:type="dxa"/>
             <w:shd w:val="clear" w:color="auto" w:fill="F9FAFB"/>
           </w:tcPr>
           <w:p>
@@ -14754,7 +14983,7 @@
         </w:tc>
         <w:tc>
           <w:tcPr>
-            <w:tcW w:w="1134" w:type="dxa"/>
+            <w:tcW w:w="1327" w:type="dxa"/>
             <w:shd w:val="clear" w:color="auto" w:fill="F9FAFB"/>
           </w:tcPr>
           <w:p>
@@ -14780,7 +15009,7 @@
         </w:tc>
         <w:tc>
           <w:tcPr>
-            <w:tcW w:w="1134" w:type="dxa"/>
+            <w:tcW w:w="1084" w:type="dxa"/>
             <w:shd w:val="clear" w:color="auto" w:fill="F9FAFB"/>
           </w:tcPr>
           <w:p>
@@ -14791,16 +15020,18 @@
                 <w:color w:val="auto"/>
                 <w:sz w:val="26"/>
                 <w:szCs w:val="26"/>
+                <w:lang w:val="en-US"/>
               </w:rPr>
             </w:pPr>
             <w:r>
               <w:rPr>
-                <w:rFonts w:hint="default" w:ascii="Times New Roman" w:hAnsi="Times New Roman" w:cs="Times New Roman"/>
+                <w:rFonts w:hint="default" w:cs="Times New Roman"/>
                 <w:color w:val="auto"/>
                 <w:sz w:val="26"/>
                 <w:szCs w:val="26"/>
+                <w:lang w:val="en-US"/>
               </w:rPr>
-              <w:t>1.00</w:t>
+              <w:t>0.9959</w:t>
             </w:r>
           </w:p>
         </w:tc>
@@ -14819,7 +15050,7 @@
         </w:trPr>
         <w:tc>
           <w:tcPr>
-            <w:tcW w:w="1134" w:type="dxa"/>
+            <w:tcW w:w="1296" w:type="dxa"/>
             <w:shd w:val="clear" w:color="auto" w:fill="FFFFFF"/>
           </w:tcPr>
           <w:p>
@@ -14845,7 +15076,7 @@
         </w:tc>
         <w:tc>
           <w:tcPr>
-            <w:tcW w:w="1134" w:type="dxa"/>
+            <w:tcW w:w="927" w:type="dxa"/>
             <w:shd w:val="clear" w:color="auto" w:fill="FFFFFF"/>
           </w:tcPr>
           <w:p>
@@ -14871,7 +15102,7 @@
         </w:tc>
         <w:tc>
           <w:tcPr>
-            <w:tcW w:w="1134" w:type="dxa"/>
+            <w:tcW w:w="1063" w:type="dxa"/>
             <w:shd w:val="clear" w:color="auto" w:fill="FFFFFF"/>
           </w:tcPr>
           <w:p>
@@ -14897,7 +15128,7 @@
         </w:tc>
         <w:tc>
           <w:tcPr>
-            <w:tcW w:w="1134" w:type="dxa"/>
+            <w:tcW w:w="1147" w:type="dxa"/>
             <w:shd w:val="clear" w:color="auto" w:fill="FFFFFF"/>
           </w:tcPr>
           <w:p>
@@ -14923,7 +15154,7 @@
         </w:tc>
         <w:tc>
           <w:tcPr>
-            <w:tcW w:w="1134" w:type="dxa"/>
+            <w:tcW w:w="1284" w:type="dxa"/>
             <w:shd w:val="clear" w:color="auto" w:fill="FFFFFF"/>
           </w:tcPr>
           <w:p>
@@ -14949,7 +15180,7 @@
         </w:tc>
         <w:tc>
           <w:tcPr>
-            <w:tcW w:w="1134" w:type="dxa"/>
+            <w:tcW w:w="1316" w:type="dxa"/>
             <w:shd w:val="clear" w:color="auto" w:fill="FFFFFF"/>
           </w:tcPr>
           <w:p>
@@ -14975,7 +15206,7 @@
         </w:tc>
         <w:tc>
           <w:tcPr>
-            <w:tcW w:w="1134" w:type="dxa"/>
+            <w:tcW w:w="1327" w:type="dxa"/>
             <w:shd w:val="clear" w:color="auto" w:fill="FFFFFF"/>
           </w:tcPr>
           <w:p>
@@ -15001,7 +15232,7 @@
         </w:tc>
         <w:tc>
           <w:tcPr>
-            <w:tcW w:w="1134" w:type="dxa"/>
+            <w:tcW w:w="1084" w:type="dxa"/>
             <w:shd w:val="clear" w:color="auto" w:fill="FFFFFF"/>
           </w:tcPr>
           <w:p>
@@ -15016,12 +15247,13 @@
             </w:pPr>
             <w:r>
               <w:rPr>
-                <w:rFonts w:hint="default" w:ascii="Times New Roman" w:hAnsi="Times New Roman" w:cs="Times New Roman"/>
+                <w:rFonts w:hint="default" w:cs="Times New Roman"/>
                 <w:color w:val="auto"/>
                 <w:sz w:val="26"/>
                 <w:szCs w:val="26"/>
+                <w:lang w:val="en-US"/>
               </w:rPr>
-              <w:t>1.00</w:t>
+              <w:t>0.9959</w:t>
             </w:r>
           </w:p>
         </w:tc>
@@ -15040,7 +15272,7 @@
         </w:trPr>
         <w:tc>
           <w:tcPr>
-            <w:tcW w:w="1134" w:type="dxa"/>
+            <w:tcW w:w="1296" w:type="dxa"/>
             <w:shd w:val="clear" w:color="auto" w:fill="F9FAFB"/>
           </w:tcPr>
           <w:p>
@@ -15066,7 +15298,7 @@
         </w:tc>
         <w:tc>
           <w:tcPr>
-            <w:tcW w:w="1134" w:type="dxa"/>
+            <w:tcW w:w="927" w:type="dxa"/>
             <w:shd w:val="clear" w:color="auto" w:fill="F9FAFB"/>
           </w:tcPr>
           <w:p>
@@ -15092,7 +15324,7 @@
         </w:tc>
         <w:tc>
           <w:tcPr>
-            <w:tcW w:w="1134" w:type="dxa"/>
+            <w:tcW w:w="1063" w:type="dxa"/>
             <w:shd w:val="clear" w:color="auto" w:fill="F9FAFB"/>
           </w:tcPr>
           <w:p>
@@ -15118,7 +15350,7 @@
         </w:tc>
         <w:tc>
           <w:tcPr>
-            <w:tcW w:w="1134" w:type="dxa"/>
+            <w:tcW w:w="1147" w:type="dxa"/>
             <w:shd w:val="clear" w:color="auto" w:fill="F9FAFB"/>
           </w:tcPr>
           <w:p>
@@ -15144,7 +15376,7 @@
         </w:tc>
         <w:tc>
           <w:tcPr>
-            <w:tcW w:w="1134" w:type="dxa"/>
+            <w:tcW w:w="1284" w:type="dxa"/>
             <w:shd w:val="clear" w:color="auto" w:fill="F9FAFB"/>
           </w:tcPr>
           <w:p>
@@ -15170,7 +15402,7 @@
         </w:tc>
         <w:tc>
           <w:tcPr>
-            <w:tcW w:w="1134" w:type="dxa"/>
+            <w:tcW w:w="1316" w:type="dxa"/>
             <w:shd w:val="clear" w:color="auto" w:fill="F9FAFB"/>
           </w:tcPr>
           <w:p>
@@ -15196,7 +15428,7 @@
         </w:tc>
         <w:tc>
           <w:tcPr>
-            <w:tcW w:w="1134" w:type="dxa"/>
+            <w:tcW w:w="1327" w:type="dxa"/>
             <w:shd w:val="clear" w:color="auto" w:fill="F9FAFB"/>
           </w:tcPr>
           <w:p>
@@ -15222,7 +15454,7 @@
         </w:tc>
         <w:tc>
           <w:tcPr>
-            <w:tcW w:w="1134" w:type="dxa"/>
+            <w:tcW w:w="1084" w:type="dxa"/>
             <w:shd w:val="clear" w:color="auto" w:fill="F9FAFB"/>
           </w:tcPr>
           <w:p>
@@ -15233,16 +15465,18 @@
                 <w:color w:val="auto"/>
                 <w:sz w:val="26"/>
                 <w:szCs w:val="26"/>
+                <w:lang w:val="en-US"/>
               </w:rPr>
             </w:pPr>
             <w:r>
               <w:rPr>
-                <w:rFonts w:hint="default" w:ascii="Times New Roman" w:hAnsi="Times New Roman" w:cs="Times New Roman"/>
+                <w:rFonts w:hint="default" w:cs="Times New Roman"/>
                 <w:color w:val="auto"/>
                 <w:sz w:val="26"/>
                 <w:szCs w:val="26"/>
+                <w:lang w:val="en-US"/>
               </w:rPr>
-              <w:t>1.00</w:t>
+              <w:t>0.9953</w:t>
             </w:r>
           </w:p>
         </w:tc>
@@ -15261,7 +15495,7 @@
         </w:trPr>
         <w:tc>
           <w:tcPr>
-            <w:tcW w:w="1134" w:type="dxa"/>
+            <w:tcW w:w="1296" w:type="dxa"/>
             <w:shd w:val="clear" w:color="auto" w:fill="FFFFFF"/>
           </w:tcPr>
           <w:p>
@@ -15287,7 +15521,7 @@
         </w:tc>
         <w:tc>
           <w:tcPr>
-            <w:tcW w:w="1134" w:type="dxa"/>
+            <w:tcW w:w="927" w:type="dxa"/>
             <w:shd w:val="clear" w:color="auto" w:fill="FFFFFF"/>
           </w:tcPr>
           <w:p>
@@ -15313,7 +15547,7 @@
         </w:tc>
         <w:tc>
           <w:tcPr>
-            <w:tcW w:w="1134" w:type="dxa"/>
+            <w:tcW w:w="1063" w:type="dxa"/>
             <w:shd w:val="clear" w:color="auto" w:fill="FFFFFF"/>
           </w:tcPr>
           <w:p>
@@ -15339,7 +15573,7 @@
         </w:tc>
         <w:tc>
           <w:tcPr>
-            <w:tcW w:w="1134" w:type="dxa"/>
+            <w:tcW w:w="1147" w:type="dxa"/>
             <w:shd w:val="clear" w:color="auto" w:fill="FFFFFF"/>
           </w:tcPr>
           <w:p>
@@ -15365,7 +15599,7 @@
         </w:tc>
         <w:tc>
           <w:tcPr>
-            <w:tcW w:w="1134" w:type="dxa"/>
+            <w:tcW w:w="1284" w:type="dxa"/>
             <w:shd w:val="clear" w:color="auto" w:fill="FFFFFF"/>
           </w:tcPr>
           <w:p>
@@ -15391,7 +15625,7 @@
         </w:tc>
         <w:tc>
           <w:tcPr>
-            <w:tcW w:w="1134" w:type="dxa"/>
+            <w:tcW w:w="1316" w:type="dxa"/>
             <w:shd w:val="clear" w:color="auto" w:fill="FFFFFF"/>
           </w:tcPr>
           <w:p>
@@ -15417,7 +15651,7 @@
         </w:tc>
         <w:tc>
           <w:tcPr>
-            <w:tcW w:w="1134" w:type="dxa"/>
+            <w:tcW w:w="1327" w:type="dxa"/>
             <w:shd w:val="clear" w:color="auto" w:fill="FFFFFF"/>
           </w:tcPr>
           <w:p>
@@ -15443,7 +15677,7 @@
         </w:tc>
         <w:tc>
           <w:tcPr>
-            <w:tcW w:w="1134" w:type="dxa"/>
+            <w:tcW w:w="1084" w:type="dxa"/>
             <w:shd w:val="clear" w:color="auto" w:fill="FFFFFF"/>
           </w:tcPr>
           <w:p>
@@ -15454,16 +15688,18 @@
                 <w:color w:val="auto"/>
                 <w:sz w:val="26"/>
                 <w:szCs w:val="26"/>
+                <w:lang w:val="en-US"/>
               </w:rPr>
             </w:pPr>
             <w:r>
               <w:rPr>
-                <w:rFonts w:hint="default" w:ascii="Times New Roman" w:hAnsi="Times New Roman" w:cs="Times New Roman"/>
+                <w:rFonts w:hint="default" w:cs="Times New Roman"/>
                 <w:color w:val="auto"/>
                 <w:sz w:val="26"/>
                 <w:szCs w:val="26"/>
+                <w:lang w:val="en-US"/>
               </w:rPr>
-              <w:t>1.00</w:t>
+              <w:t>0.9952</w:t>
             </w:r>
           </w:p>
         </w:tc>
@@ -15482,7 +15718,7 @@
         </w:trPr>
         <w:tc>
           <w:tcPr>
-            <w:tcW w:w="1134" w:type="dxa"/>
+            <w:tcW w:w="1296" w:type="dxa"/>
             <w:shd w:val="clear" w:color="auto" w:fill="F9FAFB"/>
           </w:tcPr>
           <w:p>
@@ -15508,7 +15744,7 @@
         </w:tc>
         <w:tc>
           <w:tcPr>
-            <w:tcW w:w="1134" w:type="dxa"/>
+            <w:tcW w:w="927" w:type="dxa"/>
             <w:shd w:val="clear" w:color="auto" w:fill="F9FAFB"/>
           </w:tcPr>
           <w:p>
@@ -15534,7 +15770,7 @@
         </w:tc>
         <w:tc>
           <w:tcPr>
-            <w:tcW w:w="1134" w:type="dxa"/>
+            <w:tcW w:w="1063" w:type="dxa"/>
             <w:shd w:val="clear" w:color="auto" w:fill="F9FAFB"/>
           </w:tcPr>
           <w:p>
@@ -15560,7 +15796,7 @@
         </w:tc>
         <w:tc>
           <w:tcPr>
-            <w:tcW w:w="1134" w:type="dxa"/>
+            <w:tcW w:w="1147" w:type="dxa"/>
             <w:shd w:val="clear" w:color="auto" w:fill="F9FAFB"/>
           </w:tcPr>
           <w:p>
@@ -15586,7 +15822,7 @@
         </w:tc>
         <w:tc>
           <w:tcPr>
-            <w:tcW w:w="1134" w:type="dxa"/>
+            <w:tcW w:w="1284" w:type="dxa"/>
             <w:shd w:val="clear" w:color="auto" w:fill="F9FAFB"/>
           </w:tcPr>
           <w:p>
@@ -15612,7 +15848,7 @@
         </w:tc>
         <w:tc>
           <w:tcPr>
-            <w:tcW w:w="1134" w:type="dxa"/>
+            <w:tcW w:w="1316" w:type="dxa"/>
             <w:shd w:val="clear" w:color="auto" w:fill="F9FAFB"/>
           </w:tcPr>
           <w:p>
@@ -15638,7 +15874,7 @@
         </w:tc>
         <w:tc>
           <w:tcPr>
-            <w:tcW w:w="1134" w:type="dxa"/>
+            <w:tcW w:w="1327" w:type="dxa"/>
             <w:shd w:val="clear" w:color="auto" w:fill="F9FAFB"/>
           </w:tcPr>
           <w:p>
@@ -15664,7 +15900,7 @@
         </w:tc>
         <w:tc>
           <w:tcPr>
-            <w:tcW w:w="1134" w:type="dxa"/>
+            <w:tcW w:w="1084" w:type="dxa"/>
             <w:shd w:val="clear" w:color="auto" w:fill="F9FAFB"/>
           </w:tcPr>
           <w:p>
@@ -15675,16 +15911,18 @@
                 <w:color w:val="auto"/>
                 <w:sz w:val="26"/>
                 <w:szCs w:val="26"/>
+                <w:lang w:val="en-US"/>
               </w:rPr>
             </w:pPr>
             <w:r>
               <w:rPr>
-                <w:rFonts w:hint="default" w:ascii="Times New Roman" w:hAnsi="Times New Roman" w:cs="Times New Roman"/>
+                <w:rFonts w:hint="default" w:cs="Times New Roman"/>
                 <w:color w:val="auto"/>
                 <w:sz w:val="26"/>
                 <w:szCs w:val="26"/>
+                <w:lang w:val="en-US"/>
               </w:rPr>
-              <w:t>1.00</w:t>
+              <w:t>0.9955</w:t>
             </w:r>
           </w:p>
         </w:tc>
@@ -15851,6 +16089,7 @@
         <w:outlineLvl w:val="2"/>
         <w:rPr>
           <w:rFonts w:hint="default" w:ascii="Times New Roman" w:hAnsi="Times New Roman" w:cs="Times New Roman"/>
+          <w:b/>
           <w:i w:val="0"/>
           <w:iCs/>
           <w:color w:val="auto"/>
@@ -15901,9 +16140,9 @@
     <w:tbl>
       <w:tblPr>
         <w:tblStyle w:val="12"/>
-        <w:tblW w:w="0" w:type="auto"/>
+        <w:tblW w:w="9444" w:type="dxa"/>
         <w:jc w:val="center"/>
-        <w:tblLayout w:type="autofit"/>
+        <w:tblLayout w:type="fixed"/>
         <w:tblCellMar>
           <w:top w:w="0" w:type="dxa"/>
           <w:left w:w="108" w:type="dxa"/>
@@ -15912,14 +16151,14 @@
         </w:tblCellMar>
       </w:tblPr>
       <w:tblGrid>
-        <w:gridCol w:w="1343"/>
-        <w:gridCol w:w="1134"/>
-        <w:gridCol w:w="1134"/>
-        <w:gridCol w:w="1134"/>
-        <w:gridCol w:w="1134"/>
-        <w:gridCol w:w="1134"/>
-        <w:gridCol w:w="1134"/>
-        <w:gridCol w:w="1134"/>
+        <w:gridCol w:w="1296"/>
+        <w:gridCol w:w="927"/>
+        <w:gridCol w:w="1063"/>
+        <w:gridCol w:w="1147"/>
+        <w:gridCol w:w="1284"/>
+        <w:gridCol w:w="1316"/>
+        <w:gridCol w:w="1327"/>
+        <w:gridCol w:w="1084"/>
       </w:tblGrid>
       <w:tr>
         <w:tblPrEx>
@@ -15935,7 +16174,7 @@
         </w:trPr>
         <w:tc>
           <w:tcPr>
-            <w:tcW w:w="1134" w:type="dxa"/>
+            <w:tcW w:w="1296" w:type="dxa"/>
             <w:shd w:val="clear" w:color="auto" w:fill="1E3A8A"/>
           </w:tcPr>
           <w:p>
@@ -15962,7 +16201,7 @@
         </w:tc>
         <w:tc>
           <w:tcPr>
-            <w:tcW w:w="1134" w:type="dxa"/>
+            <w:tcW w:w="927" w:type="dxa"/>
             <w:shd w:val="clear" w:color="auto" w:fill="1E3A8A"/>
           </w:tcPr>
           <w:p>
@@ -15983,13 +16222,34 @@
                 <w:sz w:val="26"/>
                 <w:szCs w:val="26"/>
               </w:rPr>
-              <w:t>Sil ↑</w:t>
+              <w:t>Sil</w:t>
+            </w:r>
+            <w:r>
+              <w:rPr>
+                <w:rFonts w:hint="default" w:cs="Times New Roman"/>
+                <w:b/>
+                <w:color w:val="auto"/>
+                <w:sz w:val="26"/>
+                <w:szCs w:val="26"/>
+                <w:lang w:val="en-US"/>
+              </w:rPr>
+              <w:t>houette</w:t>
+            </w:r>
+            <w:r>
+              <w:rPr>
+                <w:rFonts w:hint="default" w:ascii="Times New Roman" w:hAnsi="Times New Roman" w:cs="Times New Roman"/>
+                <w:b/>
+                <w:color w:val="auto"/>
+                <w:sz w:val="26"/>
+                <w:szCs w:val="26"/>
+              </w:rPr>
+              <w:t xml:space="preserve"> ↑</w:t>
             </w:r>
           </w:p>
         </w:tc>
         <w:tc>
           <w:tcPr>
-            <w:tcW w:w="1134" w:type="dxa"/>
+            <w:tcW w:w="1063" w:type="dxa"/>
             <w:shd w:val="clear" w:color="auto" w:fill="1E3A8A"/>
           </w:tcPr>
           <w:p>
@@ -16010,13 +16270,34 @@
                 <w:sz w:val="26"/>
                 <w:szCs w:val="26"/>
               </w:rPr>
-              <w:t>Div ↑</w:t>
+              <w:t>Div</w:t>
+            </w:r>
+            <w:r>
+              <w:rPr>
+                <w:rFonts w:hint="default" w:cs="Times New Roman"/>
+                <w:b/>
+                <w:color w:val="auto"/>
+                <w:sz w:val="26"/>
+                <w:szCs w:val="26"/>
+                <w:lang w:val="en-US"/>
+              </w:rPr>
+              <w:t>ersity</w:t>
+            </w:r>
+            <w:r>
+              <w:rPr>
+                <w:rFonts w:hint="default" w:ascii="Times New Roman" w:hAnsi="Times New Roman" w:cs="Times New Roman"/>
+                <w:b/>
+                <w:color w:val="auto"/>
+                <w:sz w:val="26"/>
+                <w:szCs w:val="26"/>
+              </w:rPr>
+              <w:t xml:space="preserve"> ↑</w:t>
             </w:r>
           </w:p>
         </w:tc>
         <w:tc>
           <w:tcPr>
-            <w:tcW w:w="1134" w:type="dxa"/>
+            <w:tcW w:w="1147" w:type="dxa"/>
             <w:shd w:val="clear" w:color="auto" w:fill="1E3A8A"/>
           </w:tcPr>
           <w:p>
@@ -16037,13 +16318,34 @@
                 <w:sz w:val="26"/>
                 <w:szCs w:val="26"/>
               </w:rPr>
-              <w:t>Comp ↑</w:t>
+              <w:t>Comp</w:t>
+            </w:r>
+            <w:r>
+              <w:rPr>
+                <w:rFonts w:hint="default" w:cs="Times New Roman"/>
+                <w:b/>
+                <w:color w:val="auto"/>
+                <w:sz w:val="26"/>
+                <w:szCs w:val="26"/>
+                <w:lang w:val="en-US"/>
+              </w:rPr>
+              <w:t>ress (%)</w:t>
+            </w:r>
+            <w:r>
+              <w:rPr>
+                <w:rFonts w:hint="default" w:ascii="Times New Roman" w:hAnsi="Times New Roman" w:cs="Times New Roman"/>
+                <w:b/>
+                <w:color w:val="auto"/>
+                <w:sz w:val="26"/>
+                <w:szCs w:val="26"/>
+              </w:rPr>
+              <w:t xml:space="preserve"> ↑</w:t>
             </w:r>
           </w:p>
         </w:tc>
         <w:tc>
           <w:tcPr>
-            <w:tcW w:w="1134" w:type="dxa"/>
+            <w:tcW w:w="1284" w:type="dxa"/>
             <w:shd w:val="clear" w:color="auto" w:fill="1E3A8A"/>
           </w:tcPr>
           <w:p>
@@ -16064,13 +16366,55 @@
                 <w:sz w:val="26"/>
                 <w:szCs w:val="26"/>
               </w:rPr>
-              <w:t>R-1 ↑</w:t>
+              <w:t>R</w:t>
+            </w:r>
+            <w:r>
+              <w:rPr>
+                <w:rFonts w:hint="default" w:cs="Times New Roman"/>
+                <w:b/>
+                <w:color w:val="auto"/>
+                <w:sz w:val="26"/>
+                <w:szCs w:val="26"/>
+                <w:lang w:val="en-US"/>
+              </w:rPr>
+              <w:t>OUGE</w:t>
+            </w:r>
+            <w:r>
+              <w:rPr>
+                <w:rFonts w:hint="default" w:ascii="Times New Roman" w:hAnsi="Times New Roman" w:cs="Times New Roman"/>
+                <w:b/>
+                <w:color w:val="auto"/>
+                <w:sz w:val="26"/>
+                <w:szCs w:val="26"/>
+              </w:rPr>
+              <w:t>-1</w:t>
+            </w:r>
+            <w:r>
+              <w:rPr>
+                <w:rFonts w:hint="default" w:cs="Times New Roman"/>
+                <w:b/>
+                <w:color w:val="auto"/>
+                <w:sz w:val="26"/>
+                <w:szCs w:val="26"/>
+                <w:lang w:val="en-US"/>
+              </w:rPr>
+              <w:t xml:space="preserve"> (%)</w:t>
+            </w:r>
+            <w:r>
+              <w:rPr>
+                <w:rFonts w:hint="default" w:ascii="Times New Roman" w:hAnsi="Times New Roman" w:cs="Times New Roman"/>
+                <w:b/>
+                <w:color w:val="auto"/>
+                <w:sz w:val="26"/>
+                <w:szCs w:val="26"/>
+              </w:rPr>
+              <w:t xml:space="preserve"> ↑</w:t>
             </w:r>
           </w:p>
         </w:tc>
         <w:tc>
           <w:tcPr>
-            <w:tcW w:w="1134" w:type="dxa"/>
+            <w:tcW w:w="1316" w:type="dxa"/>
             <w:shd w:val="clear" w:color="auto" w:fill="1E3A8A"/>
           </w:tcPr>
           <w:p>
@@ -16091,13 +16435,55 @@
                 <w:sz w:val="26"/>
                 <w:szCs w:val="26"/>
               </w:rPr>
-              <w:t>R-2 ↑</w:t>
+              <w:t>R</w:t>
+            </w:r>
+            <w:r>
+              <w:rPr>
+                <w:rFonts w:hint="default" w:cs="Times New Roman"/>
+                <w:b/>
+                <w:color w:val="auto"/>
+                <w:sz w:val="26"/>
+                <w:szCs w:val="26"/>
+                <w:lang w:val="en-US"/>
+              </w:rPr>
+              <w:t>OUGE</w:t>
+            </w:r>
+            <w:r>
+              <w:rPr>
+                <w:rFonts w:hint="default" w:ascii="Times New Roman" w:hAnsi="Times New Roman" w:cs="Times New Roman"/>
+                <w:b/>
+                <w:color w:val="auto"/>
+                <w:sz w:val="26"/>
+                <w:szCs w:val="26"/>
+              </w:rPr>
+              <w:t>-2</w:t>
+            </w:r>
+            <w:r>
+              <w:rPr>
+                <w:rFonts w:hint="default" w:cs="Times New Roman"/>
+                <w:b/>
+                <w:color w:val="auto"/>
+                <w:sz w:val="26"/>
+                <w:szCs w:val="26"/>
+                <w:lang w:val="en-US"/>
+              </w:rPr>
+              <w:t xml:space="preserve"> (%)</w:t>
+            </w:r>
+            <w:r>
+              <w:rPr>
+                <w:rFonts w:hint="default" w:ascii="Times New Roman" w:hAnsi="Times New Roman" w:cs="Times New Roman"/>
+                <w:b/>
+                <w:color w:val="auto"/>
+                <w:sz w:val="26"/>
+                <w:szCs w:val="26"/>
+              </w:rPr>
+              <w:t xml:space="preserve"> ↑</w:t>
             </w:r>
           </w:p>
         </w:tc>
         <w:tc>
           <w:tcPr>
-            <w:tcW w:w="1134" w:type="dxa"/>
+            <w:tcW w:w="1327" w:type="dxa"/>
             <w:shd w:val="clear" w:color="auto" w:fill="1E3A8A"/>
           </w:tcPr>
           <w:p>
@@ -16118,13 +16504,55 @@
                 <w:sz w:val="26"/>
                 <w:szCs w:val="26"/>
               </w:rPr>
-              <w:t>R-L ↑</w:t>
+              <w:t>R</w:t>
+            </w:r>
+            <w:r>
+              <w:rPr>
+                <w:rFonts w:hint="default" w:cs="Times New Roman"/>
+                <w:b/>
+                <w:color w:val="auto"/>
+                <w:sz w:val="26"/>
+                <w:szCs w:val="26"/>
+                <w:lang w:val="en-US"/>
+              </w:rPr>
+              <w:t>OUGE</w:t>
+            </w:r>
+            <w:r>
+              <w:rPr>
+                <w:rFonts w:hint="default" w:ascii="Times New Roman" w:hAnsi="Times New Roman" w:cs="Times New Roman"/>
+                <w:b/>
+                <w:color w:val="auto"/>
+                <w:sz w:val="26"/>
+                <w:szCs w:val="26"/>
+              </w:rPr>
+              <w:t>-L</w:t>
+            </w:r>
+            <w:r>
+              <w:rPr>
+                <w:rFonts w:hint="default" w:cs="Times New Roman"/>
+                <w:b/>
+                <w:color w:val="auto"/>
+                <w:sz w:val="26"/>
+                <w:szCs w:val="26"/>
+                <w:lang w:val="en-US"/>
+              </w:rPr>
+              <w:t xml:space="preserve"> (%)</w:t>
+            </w:r>
+            <w:r>
+              <w:rPr>
+                <w:rFonts w:hint="default" w:ascii="Times New Roman" w:hAnsi="Times New Roman" w:cs="Times New Roman"/>
+                <w:b/>
+                <w:color w:val="auto"/>
+                <w:sz w:val="26"/>
+                <w:szCs w:val="26"/>
+              </w:rPr>
+              <w:t xml:space="preserve"> ↑</w:t>
             </w:r>
           </w:p>
         </w:tc>
         <w:tc>
           <w:tcPr>
-            <w:tcW w:w="1134" w:type="dxa"/>
+            <w:tcW w:w="1084" w:type="dxa"/>
             <w:shd w:val="clear" w:color="auto" w:fill="1E3A8A"/>
           </w:tcPr>
           <w:p>
@@ -16145,7 +16573,28 @@
                 <w:sz w:val="26"/>
                 <w:szCs w:val="26"/>
               </w:rPr>
-              <w:t>BERT ↑</w:t>
+              <w:t>BERT</w:t>
+            </w:r>
+            <w:r>
+              <w:rPr>
+                <w:rFonts w:hint="default" w:cs="Times New Roman"/>
+                <w:b/>
+                <w:color w:val="auto"/>
+                <w:sz w:val="26"/>
+                <w:szCs w:val="26"/>
+                <w:lang w:val="en-US"/>
+              </w:rPr>
+              <w:t>Score</w:t>
+            </w:r>
+            <w:r>
+              <w:rPr>
+                <w:rFonts w:hint="default" w:ascii="Times New Roman" w:hAnsi="Times New Roman" w:cs="Times New Roman"/>
+                <w:b/>
+                <w:color w:val="auto"/>
+                <w:sz w:val="26"/>
+                <w:szCs w:val="26"/>
+              </w:rPr>
+              <w:t xml:space="preserve"> ↑</w:t>
             </w:r>
           </w:p>
         </w:tc>
@@ -16164,8 +16613,9 @@
         </w:trPr>
         <w:tc>
           <w:tcPr>
-            <w:tcW w:w="1134" w:type="dxa"/>
+            <w:tcW w:w="1296" w:type="dxa"/>
             <w:shd w:val="clear" w:color="auto" w:fill="F9FAFB"/>
+            <w:vAlign w:val="top"/>
           </w:tcPr>
           <w:p>
             <w:pPr>
@@ -16190,8 +16640,9 @@
         </w:tc>
         <w:tc>
           <w:tcPr>
-            <w:tcW w:w="1134" w:type="dxa"/>
+            <w:tcW w:w="927" w:type="dxa"/>
             <w:shd w:val="clear" w:color="auto" w:fill="F9FAFB"/>
+            <w:vAlign w:val="top"/>
           </w:tcPr>
           <w:p>
             <w:pPr>
@@ -16216,8 +16667,9 @@
         </w:tc>
         <w:tc>
           <w:tcPr>
-            <w:tcW w:w="1134" w:type="dxa"/>
+            <w:tcW w:w="1063" w:type="dxa"/>
             <w:shd w:val="clear" w:color="auto" w:fill="F9FAFB"/>
+            <w:vAlign w:val="top"/>
           </w:tcPr>
           <w:p>
             <w:pPr>
@@ -16242,8 +16694,9 @@
         </w:tc>
         <w:tc>
           <w:tcPr>
-            <w:tcW w:w="1134" w:type="dxa"/>
+            <w:tcW w:w="1147" w:type="dxa"/>
             <w:shd w:val="clear" w:color="auto" w:fill="F9FAFB"/>
+            <w:vAlign w:val="top"/>
           </w:tcPr>
           <w:p>
             <w:pPr>
@@ -16268,8 +16721,9 @@
         </w:tc>
         <w:tc>
           <w:tcPr>
-            <w:tcW w:w="1134" w:type="dxa"/>
+            <w:tcW w:w="1284" w:type="dxa"/>
             <w:shd w:val="clear" w:color="auto" w:fill="F9FAFB"/>
+            <w:vAlign w:val="top"/>
           </w:tcPr>
           <w:p>
             <w:pPr>
@@ -16294,8 +16748,9 @@
         </w:tc>
         <w:tc>
           <w:tcPr>
-            <w:tcW w:w="1134" w:type="dxa"/>
+            <w:tcW w:w="1316" w:type="dxa"/>
             <w:shd w:val="clear" w:color="auto" w:fill="F9FAFB"/>
+            <w:vAlign w:val="top"/>
           </w:tcPr>
           <w:p>
             <w:pPr>
@@ -16320,8 +16775,9 @@
         </w:tc>
         <w:tc>
           <w:tcPr>
-            <w:tcW w:w="1134" w:type="dxa"/>
+            <w:tcW w:w="1327" w:type="dxa"/>
             <w:shd w:val="clear" w:color="auto" w:fill="F9FAFB"/>
+            <w:vAlign w:val="top"/>
           </w:tcPr>
           <w:p>
             <w:pPr>
@@ -16346,8 +16802,9 @@
         </w:tc>
         <w:tc>
           <w:tcPr>
-            <w:tcW w:w="1134" w:type="dxa"/>
+            <w:tcW w:w="1084" w:type="dxa"/>
             <w:shd w:val="clear" w:color="auto" w:fill="F9FAFB"/>
+            <w:vAlign w:val="top"/>
           </w:tcPr>
           <w:p>
             <w:pPr>
@@ -16357,6 +16814,7 @@
                 <w:color w:val="auto"/>
                 <w:sz w:val="26"/>
                 <w:szCs w:val="26"/>
+                <w:lang w:val="en-US"/>
               </w:rPr>
             </w:pPr>
             <w:r>
@@ -16385,8 +16843,9 @@
         </w:trPr>
         <w:tc>
           <w:tcPr>
-            <w:tcW w:w="1134" w:type="dxa"/>
+            <w:tcW w:w="1296" w:type="dxa"/>
             <w:shd w:val="clear" w:color="auto" w:fill="FFFFFF"/>
+            <w:vAlign w:val="top"/>
           </w:tcPr>
           <w:p>
             <w:pPr>
@@ -16411,8 +16870,9 @@
         </w:tc>
         <w:tc>
           <w:tcPr>
-            <w:tcW w:w="1134" w:type="dxa"/>
+            <w:tcW w:w="927" w:type="dxa"/>
             <w:shd w:val="clear" w:color="auto" w:fill="FFFFFF"/>
+            <w:vAlign w:val="top"/>
           </w:tcPr>
           <w:p>
             <w:pPr>
@@ -16437,8 +16897,9 @@
         </w:tc>
         <w:tc>
           <w:tcPr>
-            <w:tcW w:w="1134" w:type="dxa"/>
+            <w:tcW w:w="1063" w:type="dxa"/>
             <w:shd w:val="clear" w:color="auto" w:fill="FFFFFF"/>
+            <w:vAlign w:val="top"/>
           </w:tcPr>
           <w:p>
             <w:pPr>
@@ -16463,8 +16924,9 @@
         </w:tc>
         <w:tc>
           <w:tcPr>
-            <w:tcW w:w="1134" w:type="dxa"/>
+            <w:tcW w:w="1147" w:type="dxa"/>
             <w:shd w:val="clear" w:color="auto" w:fill="FFFFFF"/>
+            <w:vAlign w:val="top"/>
           </w:tcPr>
           <w:p>
             <w:pPr>
@@ -16489,8 +16951,9 @@
         </w:tc>
         <w:tc>
           <w:tcPr>
-            <w:tcW w:w="1134" w:type="dxa"/>
+            <w:tcW w:w="1284" w:type="dxa"/>
             <w:shd w:val="clear" w:color="auto" w:fill="FFFFFF"/>
+            <w:vAlign w:val="top"/>
           </w:tcPr>
           <w:p>
             <w:pPr>
@@ -16515,8 +16978,9 @@
         </w:tc>
         <w:tc>
           <w:tcPr>
-            <w:tcW w:w="1134" w:type="dxa"/>
+            <w:tcW w:w="1316" w:type="dxa"/>
             <w:shd w:val="clear" w:color="auto" w:fill="FFFFFF"/>
+            <w:vAlign w:val="top"/>
           </w:tcPr>
           <w:p>
             <w:pPr>
@@ -16541,8 +17005,9 @@
         </w:tc>
         <w:tc>
           <w:tcPr>
-            <w:tcW w:w="1134" w:type="dxa"/>
+            <w:tcW w:w="1327" w:type="dxa"/>
             <w:shd w:val="clear" w:color="auto" w:fill="FFFFFF"/>
+            <w:vAlign w:val="top"/>
           </w:tcPr>
           <w:p>
             <w:pPr>
@@ -16567,8 +17032,9 @@
         </w:tc>
         <w:tc>
           <w:tcPr>
-            <w:tcW w:w="1134" w:type="dxa"/>
+            <w:tcW w:w="1084" w:type="dxa"/>
             <w:shd w:val="clear" w:color="auto" w:fill="FFFFFF"/>
+            <w:vAlign w:val="top"/>
           </w:tcPr>
           <w:p>
             <w:pPr>
@@ -16606,8 +17072,9 @@
         </w:trPr>
         <w:tc>
           <w:tcPr>
-            <w:tcW w:w="1134" w:type="dxa"/>
+            <w:tcW w:w="1296" w:type="dxa"/>
             <w:shd w:val="clear" w:color="auto" w:fill="F9FAFB"/>
+            <w:vAlign w:val="top"/>
           </w:tcPr>
           <w:p>
             <w:pPr>
@@ -16632,8 +17099,9 @@
         </w:tc>
         <w:tc>
           <w:tcPr>
-            <w:tcW w:w="1134" w:type="dxa"/>
+            <w:tcW w:w="927" w:type="dxa"/>
             <w:shd w:val="clear" w:color="auto" w:fill="F9FAFB"/>
+            <w:vAlign w:val="top"/>
           </w:tcPr>
           <w:p>
             <w:pPr>
@@ -16658,8 +17126,9 @@
         </w:tc>
         <w:tc>
           <w:tcPr>
-            <w:tcW w:w="1134" w:type="dxa"/>
+            <w:tcW w:w="1063" w:type="dxa"/>
             <w:shd w:val="clear" w:color="auto" w:fill="F9FAFB"/>
+            <w:vAlign w:val="top"/>
           </w:tcPr>
           <w:p>
             <w:pPr>
@@ -16684,8 +17153,9 @@
         </w:tc>
         <w:tc>
           <w:tcPr>
-            <w:tcW w:w="1134" w:type="dxa"/>
+            <w:tcW w:w="1147" w:type="dxa"/>
             <w:shd w:val="clear" w:color="auto" w:fill="F9FAFB"/>
+            <w:vAlign w:val="top"/>
           </w:tcPr>
           <w:p>
             <w:pPr>
@@ -16710,8 +17180,9 @@
         </w:tc>
         <w:tc>
           <w:tcPr>
-            <w:tcW w:w="1134" w:type="dxa"/>
+            <w:tcW w:w="1284" w:type="dxa"/>
             <w:shd w:val="clear" w:color="auto" w:fill="F9FAFB"/>
+            <w:vAlign w:val="top"/>
           </w:tcPr>
           <w:p>
             <w:pPr>
@@ -16736,8 +17207,9 @@
         </w:tc>
         <w:tc>
           <w:tcPr>
-            <w:tcW w:w="1134" w:type="dxa"/>
+            <w:tcW w:w="1316" w:type="dxa"/>
             <w:shd w:val="clear" w:color="auto" w:fill="F9FAFB"/>
+            <w:vAlign w:val="top"/>
           </w:tcPr>
           <w:p>
             <w:pPr>
@@ -16762,8 +17234,9 @@
         </w:tc>
         <w:tc>
           <w:tcPr>
-            <w:tcW w:w="1134" w:type="dxa"/>
+            <w:tcW w:w="1327" w:type="dxa"/>
             <w:shd w:val="clear" w:color="auto" w:fill="F9FAFB"/>
+            <w:vAlign w:val="top"/>
           </w:tcPr>
           <w:p>
             <w:pPr>
@@ -16788,8 +17261,9 @@
         </w:tc>
         <w:tc>
           <w:tcPr>
-            <w:tcW w:w="1134" w:type="dxa"/>
+            <w:tcW w:w="1084" w:type="dxa"/>
             <w:shd w:val="clear" w:color="auto" w:fill="F9FAFB"/>
+            <w:vAlign w:val="top"/>
           </w:tcPr>
           <w:p>
             <w:pPr>
@@ -16799,6 +17273,7 @@
                 <w:color w:val="auto"/>
                 <w:sz w:val="26"/>
                 <w:szCs w:val="26"/>
+                <w:lang w:val="en-US"/>
               </w:rPr>
             </w:pPr>
             <w:r>
@@ -16827,8 +17302,9 @@
         </w:trPr>
         <w:tc>
           <w:tcPr>
-            <w:tcW w:w="1134" w:type="dxa"/>
+            <w:tcW w:w="1296" w:type="dxa"/>
             <w:shd w:val="clear" w:color="auto" w:fill="FFFFFF"/>
+            <w:vAlign w:val="top"/>
           </w:tcPr>
           <w:p>
             <w:pPr>
@@ -16853,8 +17329,9 @@
         </w:tc>
         <w:tc>
           <w:tcPr>
-            <w:tcW w:w="1134" w:type="dxa"/>
+            <w:tcW w:w="927" w:type="dxa"/>
             <w:shd w:val="clear" w:color="auto" w:fill="FFFFFF"/>
+            <w:vAlign w:val="top"/>
           </w:tcPr>
           <w:p>
             <w:pPr>
@@ -16879,8 +17356,9 @@
         </w:tc>
         <w:tc>
           <w:tcPr>
-            <w:tcW w:w="1134" w:type="dxa"/>
+            <w:tcW w:w="1063" w:type="dxa"/>
             <w:shd w:val="clear" w:color="auto" w:fill="FFFFFF"/>
+            <w:vAlign w:val="top"/>
           </w:tcPr>
           <w:p>
             <w:pPr>
@@ -16905,8 +17383,9 @@
         </w:tc>
         <w:tc>
           <w:tcPr>
-            <w:tcW w:w="1134" w:type="dxa"/>
+            <w:tcW w:w="1147" w:type="dxa"/>
             <w:shd w:val="clear" w:color="auto" w:fill="FFFFFF"/>
+            <w:vAlign w:val="top"/>
           </w:tcPr>
           <w:p>
             <w:pPr>
@@ -16931,8 +17410,9 @@
         </w:tc>
         <w:tc>
           <w:tcPr>
-            <w:tcW w:w="1134" w:type="dxa"/>
+            <w:tcW w:w="1284" w:type="dxa"/>
             <w:shd w:val="clear" w:color="auto" w:fill="FFFFFF"/>
+            <w:vAlign w:val="top"/>
           </w:tcPr>
           <w:p>
             <w:pPr>
@@ -16957,8 +17437,9 @@
         </w:tc>
         <w:tc>
           <w:tcPr>
-            <w:tcW w:w="1134" w:type="dxa"/>
+            <w:tcW w:w="1316" w:type="dxa"/>
             <w:shd w:val="clear" w:color="auto" w:fill="FFFFFF"/>
+            <w:vAlign w:val="top"/>
           </w:tcPr>
           <w:p>
             <w:pPr>
@@ -16983,8 +17464,9 @@
         </w:tc>
         <w:tc>
           <w:tcPr>
-            <w:tcW w:w="1134" w:type="dxa"/>
+            <w:tcW w:w="1327" w:type="dxa"/>
             <w:shd w:val="clear" w:color="auto" w:fill="FFFFFF"/>
+            <w:vAlign w:val="top"/>
           </w:tcPr>
           <w:p>
             <w:pPr>
@@ -17009,8 +17491,9 @@
         </w:tc>
         <w:tc>
           <w:tcPr>
-            <w:tcW w:w="1134" w:type="dxa"/>
+            <w:tcW w:w="1084" w:type="dxa"/>
             <w:shd w:val="clear" w:color="auto" w:fill="FFFFFF"/>
+            <w:vAlign w:val="top"/>
           </w:tcPr>
           <w:p>
             <w:pPr>
@@ -17020,6 +17503,7 @@
                 <w:color w:val="auto"/>
                 <w:sz w:val="26"/>
                 <w:szCs w:val="26"/>
+                <w:lang w:val="en-US"/>
               </w:rPr>
             </w:pPr>
             <w:r>
@@ -17048,8 +17532,9 @@
         </w:trPr>
         <w:tc>
           <w:tcPr>
-            <w:tcW w:w="1134" w:type="dxa"/>
+            <w:tcW w:w="1296" w:type="dxa"/>
             <w:shd w:val="clear" w:color="auto" w:fill="F9FAFB"/>
+            <w:vAlign w:val="top"/>
           </w:tcPr>
           <w:p>
             <w:pPr>
@@ -17074,8 +17559,9 @@
         </w:tc>
         <w:tc>
           <w:tcPr>
-            <w:tcW w:w="1134" w:type="dxa"/>
+            <w:tcW w:w="927" w:type="dxa"/>
             <w:shd w:val="clear" w:color="auto" w:fill="F9FAFB"/>
+            <w:vAlign w:val="top"/>
           </w:tcPr>
           <w:p>
             <w:pPr>
@@ -17100,8 +17586,9 @@
         </w:tc>
         <w:tc>
           <w:tcPr>
-            <w:tcW w:w="1134" w:type="dxa"/>
+            <w:tcW w:w="1063" w:type="dxa"/>
             <w:shd w:val="clear" w:color="auto" w:fill="F9FAFB"/>
+            <w:vAlign w:val="top"/>
           </w:tcPr>
           <w:p>
             <w:pPr>
@@ -17126,8 +17613,9 @@
         </w:tc>
         <w:tc>
           <w:tcPr>
-            <w:tcW w:w="1134" w:type="dxa"/>
+            <w:tcW w:w="1147" w:type="dxa"/>
             <w:shd w:val="clear" w:color="auto" w:fill="F9FAFB"/>
+            <w:vAlign w:val="top"/>
           </w:tcPr>
           <w:p>
             <w:pPr>
@@ -17152,8 +17640,9 @@
         </w:tc>
         <w:tc>
           <w:tcPr>
-            <w:tcW w:w="1134" w:type="dxa"/>
+            <w:tcW w:w="1284" w:type="dxa"/>
             <w:shd w:val="clear" w:color="auto" w:fill="F9FAFB"/>
+            <w:vAlign w:val="top"/>
           </w:tcPr>
           <w:p>
             <w:pPr>
@@ -17178,8 +17667,9 @@
         </w:tc>
         <w:tc>
           <w:tcPr>
-            <w:tcW w:w="1134" w:type="dxa"/>
+            <w:tcW w:w="1316" w:type="dxa"/>
             <w:shd w:val="clear" w:color="auto" w:fill="F9FAFB"/>
+            <w:vAlign w:val="top"/>
           </w:tcPr>
           <w:p>
             <w:pPr>
@@ -17204,8 +17694,9 @@
         </w:tc>
         <w:tc>
           <w:tcPr>
-            <w:tcW w:w="1134" w:type="dxa"/>
+            <w:tcW w:w="1327" w:type="dxa"/>
             <w:shd w:val="clear" w:color="auto" w:fill="F9FAFB"/>
+            <w:vAlign w:val="top"/>
           </w:tcPr>
           <w:p>
             <w:pPr>
@@ -17230,8 +17721,9 @@
         </w:tc>
         <w:tc>
           <w:tcPr>
-            <w:tcW w:w="1134" w:type="dxa"/>
+            <w:tcW w:w="1084" w:type="dxa"/>
             <w:shd w:val="clear" w:color="auto" w:fill="F9FAFB"/>
+            <w:vAlign w:val="top"/>
           </w:tcPr>
           <w:p>
             <w:pPr>
@@ -17241,6 +17733,7 @@
                 <w:color w:val="auto"/>
                 <w:sz w:val="26"/>
                 <w:szCs w:val="26"/>
+                <w:lang w:val="en-US"/>
               </w:rPr>
             </w:pPr>
             <w:r>
@@ -18076,59 +18569,39 @@
     </w:p>
     <w:p>
       <w:pPr>
-        <w:rPr>
-          <w:rFonts w:hint="default" w:ascii="Times New Roman" w:hAnsi="Times New Roman" w:cs="Times New Roman"/>
-          <w:i w:val="0"/>
-          <w:color w:val="auto"/>
-          <w:sz w:val="26"/>
-          <w:szCs w:val="26"/>
-        </w:rPr>
-      </w:pPr>
-    </w:p>
-    <w:p>
-      <w:pPr>
-        <w:rPr>
-          <w:rFonts w:hint="default" w:ascii="Times New Roman" w:hAnsi="Times New Roman" w:cs="Times New Roman"/>
-          <w:i w:val="0"/>
-          <w:color w:val="auto"/>
-          <w:sz w:val="26"/>
-          <w:szCs w:val="26"/>
-        </w:rPr>
-      </w:pPr>
-    </w:p>
-    <w:p>
-      <w:pPr>
-        <w:rPr>
-          <w:rFonts w:hint="default" w:ascii="Times New Roman" w:hAnsi="Times New Roman" w:cs="Times New Roman"/>
-          <w:i w:val="0"/>
-          <w:color w:val="auto"/>
-          <w:sz w:val="26"/>
-          <w:szCs w:val="26"/>
-        </w:rPr>
-      </w:pPr>
-    </w:p>
-    <w:p>
-      <w:pPr>
-        <w:rPr>
-          <w:rFonts w:hint="default" w:ascii="Times New Roman" w:hAnsi="Times New Roman" w:cs="Times New Roman"/>
-          <w:i w:val="0"/>
-          <w:color w:val="auto"/>
-          <w:sz w:val="26"/>
-          <w:szCs w:val="26"/>
-        </w:rPr>
-      </w:pPr>
-    </w:p>
-    <w:p>
-      <w:pPr>
         <w:outlineLvl w:val="0"/>
         <w:rPr>
           <w:rFonts w:hint="default" w:ascii="Times New Roman" w:hAnsi="Times New Roman" w:cs="Times New Roman"/>
+          <w:b/>
           <w:color w:val="auto"/>
           <w:sz w:val="26"/>
           <w:szCs w:val="26"/>
         </w:rPr>
       </w:pPr>
       <w:bookmarkStart w:id="35" w:name="_Toc30515"/>
+    </w:p>
+    <w:p>
+      <w:pPr>
+        <w:outlineLvl w:val="0"/>
+        <w:rPr>
+          <w:rFonts w:hint="default" w:ascii="Times New Roman" w:hAnsi="Times New Roman" w:cs="Times New Roman"/>
+          <w:b/>
+          <w:color w:val="auto"/>
+          <w:sz w:val="26"/>
+          <w:szCs w:val="26"/>
+        </w:rPr>
+      </w:pPr>
+    </w:p>
+    <w:p>
+      <w:pPr>
+        <w:outlineLvl w:val="0"/>
+        <w:rPr>
+          <w:rFonts w:hint="default" w:ascii="Times New Roman" w:hAnsi="Times New Roman" w:cs="Times New Roman"/>
+          <w:color w:val="auto"/>
+          <w:sz w:val="26"/>
+          <w:szCs w:val="26"/>
+        </w:rPr>
+      </w:pPr>
       <w:r>
         <w:rPr>
           <w:rFonts w:hint="default" w:ascii="Times New Roman" w:hAnsi="Times New Roman" w:cs="Times New Roman"/>
@@ -19628,6 +20101,23 @@
         </w:rPr>
         <w:t>Hình 6. Minh họa luồng xử lý tự động hóa: Hệ thống bóc tách dữ liệu bài báo trực tiếp từ URL và điều chỉnh số lượng câu trích xuất theo nhu cầu.</w:t>
       </w:r>
+    </w:p>
+    <w:p>
+      <w:pPr>
+        <w:pStyle w:val="24"/>
+        <w:numPr>
+          <w:ilvl w:val="0"/>
+          <w:numId w:val="0"/>
+        </w:numPr>
+        <w:spacing w:after="80" w:line="300" w:lineRule="auto"/>
+        <w:contextualSpacing/>
+        <w:jc w:val="center"/>
+        <w:rPr>
+          <w:rFonts w:hint="default"/>
+          <w:color w:val="auto"/>
+          <w:lang w:val="en-US"/>
+        </w:rPr>
+      </w:pPr>
     </w:p>
     <w:p>
       <w:pPr>
@@ -21782,9 +22272,9 @@
     <w:lsdException w:uiPriority="99" w:name="index 7"/>
     <w:lsdException w:uiPriority="99" w:name="index 8"/>
     <w:lsdException w:uiPriority="99" w:name="index 9"/>
-    <w:lsdException w:uiPriority="39" w:name="toc 1"/>
-    <w:lsdException w:uiPriority="39" w:name="toc 2"/>
-    <w:lsdException w:uiPriority="39" w:name="toc 3"/>
+    <w:lsdException w:qFormat="1" w:uiPriority="39" w:name="toc 1"/>
+    <w:lsdException w:qFormat="1" w:uiPriority="39" w:name="toc 2"/>
+    <w:lsdException w:qFormat="1" w:uiPriority="39" w:name="toc 3"/>
     <w:lsdException w:uiPriority="39" w:name="toc 4"/>
     <w:lsdException w:uiPriority="39" w:name="toc 5"/>
     <w:lsdException w:uiPriority="39" w:name="toc 6"/>
@@ -21794,7 +22284,7 @@
     <w:lsdException w:uiPriority="99" w:name="Normal Indent"/>
     <w:lsdException w:uiPriority="99" w:name="footnote text"/>
     <w:lsdException w:uiPriority="99" w:name="annotation text"/>
-    <w:lsdException w:uiPriority="99" w:semiHidden="0" w:name="header"/>
+    <w:lsdException w:qFormat="1" w:uiPriority="99" w:semiHidden="0" w:name="header"/>
     <w:lsdException w:qFormat="1" w:uiPriority="99" w:semiHidden="0" w:name="footer"/>
     <w:lsdException w:uiPriority="99" w:name="index heading"/>
     <w:lsdException w:qFormat="1" w:uiPriority="35" w:name="caption"/>
@@ -21808,17 +22298,17 @@
     <w:lsdException w:uiPriority="99" w:name="endnote reference"/>
     <w:lsdException w:uiPriority="99" w:name="endnote text"/>
     <w:lsdException w:uiPriority="99" w:name="table of authorities"/>
-    <w:lsdException w:uiPriority="99" w:semiHidden="0" w:name="macro"/>
+    <w:lsdException w:qFormat="1" w:uiPriority="99" w:semiHidden="0" w:name="macro"/>
     <w:lsdException w:uiPriority="99" w:name="toa heading"/>
     <w:lsdException w:qFormat="1" w:uiPriority="99" w:semiHidden="0" w:name="List"/>
     <w:lsdException w:qFormat="1" w:uiPriority="99" w:semiHidden="0" w:name="List Bullet"/>
     <w:lsdException w:qFormat="1" w:uiPriority="99" w:semiHidden="0" w:name="List Number"/>
-    <w:lsdException w:uiPriority="99" w:semiHidden="0" w:name="List 2"/>
+    <w:lsdException w:qFormat="1" w:uiPriority="99" w:semiHidden="0" w:name="List 2"/>
     <w:lsdException w:qFormat="1" w:uiPriority="99" w:semiHidden="0" w:name="List 3"/>
     <w:lsdException w:uiPriority="99" w:name="List 4"/>
     <w:lsdException w:uiPriority="99" w:name="List 5"/>
     <w:lsdException w:qFormat="1" w:uiPriority="99" w:semiHidden="0" w:name="List Bullet 2"/>
-    <w:lsdException w:uiPriority="99" w:semiHidden="0" w:name="List Bullet 3"/>
+    <w:lsdException w:qFormat="1" w:uiPriority="99" w:semiHidden="0" w:name="List Bullet 3"/>
     <w:lsdException w:uiPriority="99" w:name="List Bullet 4"/>
     <w:lsdException w:uiPriority="99" w:name="List Bullet 5"/>
     <w:lsdException w:qFormat="1" w:uiPriority="99" w:semiHidden="0" w:name="List Number 2"/>
@@ -21829,7 +22319,7 @@
     <w:lsdException w:uiPriority="99" w:name="Closing"/>
     <w:lsdException w:uiPriority="99" w:name="Signature"/>
     <w:lsdException w:uiPriority="1" w:name="Default Paragraph Font"/>
-    <w:lsdException w:uiPriority="99" w:semiHidden="0" w:name="Body Text"/>
+    <w:lsdException w:qFormat="1" w:uiPriority="99" w:semiHidden="0" w:name="Body Text"/>
     <w:lsdException w:uiPriority="99" w:name="Body Text Indent"/>
     <w:lsdException w:qFormat="1" w:uiPriority="99" w:semiHidden="0" w:name="List Continue"/>
     <w:lsdException w:qFormat="1" w:uiPriority="99" w:semiHidden="0" w:name="List Continue 2"/>
@@ -21843,12 +22333,12 @@
     <w:lsdException w:uiPriority="99" w:name="Body Text First Indent"/>
     <w:lsdException w:uiPriority="99" w:name="Body Text First Indent 2"/>
     <w:lsdException w:uiPriority="99" w:name="Note Heading"/>
-    <w:lsdException w:uiPriority="99" w:semiHidden="0" w:name="Body Text 2"/>
-    <w:lsdException w:uiPriority="99" w:semiHidden="0" w:name="Body Text 3"/>
+    <w:lsdException w:qFormat="1" w:uiPriority="99" w:semiHidden="0" w:name="Body Text 2"/>
+    <w:lsdException w:qFormat="1" w:uiPriority="99" w:semiHidden="0" w:name="Body Text 3"/>
     <w:lsdException w:uiPriority="99" w:name="Body Text Indent 2"/>
     <w:lsdException w:uiPriority="99" w:name="Body Text Indent 3"/>
     <w:lsdException w:uiPriority="99" w:name="Block Text"/>
-    <w:lsdException w:uiPriority="99" w:name="Hyperlink"/>
+    <w:lsdException w:qFormat="1" w:uiPriority="99" w:name="Hyperlink"/>
     <w:lsdException w:uiPriority="99" w:name="FollowedHyperlink"/>
     <w:lsdException w:qFormat="1" w:unhideWhenUsed="0" w:uiPriority="22" w:semiHidden="0" w:name="Strong"/>
     <w:lsdException w:qFormat="1" w:unhideWhenUsed="0" w:uiPriority="20" w:semiHidden="0" w:name="Emphasis"/>
@@ -21914,12 +22404,12 @@
     <w:lsdException w:qFormat="1" w:unhideWhenUsed="0" w:uiPriority="59" w:semiHidden="0" w:name="Table Grid"/>
     <w:lsdException w:uiPriority="99" w:name="Table Theme"/>
     <w:lsdException w:qFormat="1" w:unhideWhenUsed="0" w:uiPriority="1" w:semiHidden="0" w:name="No Spacing"/>
-    <w:lsdException w:unhideWhenUsed="0" w:uiPriority="60" w:semiHidden="0" w:name="Light Shading"/>
-    <w:lsdException w:unhideWhenUsed="0" w:uiPriority="61" w:semiHidden="0" w:name="Light List"/>
-    <w:lsdException w:unhideWhenUsed="0" w:uiPriority="62" w:semiHidden="0" w:name="Light Grid"/>
-    <w:lsdException w:unhideWhenUsed="0" w:uiPriority="63" w:semiHidden="0" w:name="Medium Shading 1"/>
-    <w:lsdException w:unhideWhenUsed="0" w:uiPriority="64" w:semiHidden="0" w:name="Medium Shading 2"/>
-    <w:lsdException w:unhideWhenUsed="0" w:uiPriority="65" w:semiHidden="0" w:name="Medium List 1"/>
+    <w:lsdException w:qFormat="1" w:unhideWhenUsed="0" w:uiPriority="60" w:semiHidden="0" w:name="Light Shading"/>
+    <w:lsdException w:qFormat="1" w:unhideWhenUsed="0" w:uiPriority="61" w:semiHidden="0" w:name="Light List"/>
+    <w:lsdException w:qFormat="1" w:unhideWhenUsed="0" w:uiPriority="62" w:semiHidden="0" w:name="Light Grid"/>
+    <w:lsdException w:qFormat="1" w:unhideWhenUsed="0" w:uiPriority="63" w:semiHidden="0" w:name="Medium Shading 1"/>
+    <w:lsdException w:qFormat="1" w:unhideWhenUsed="0" w:uiPriority="64" w:semiHidden="0" w:name="Medium Shading 2"/>
+    <w:lsdException w:qFormat="1" w:unhideWhenUsed="0" w:uiPriority="65" w:semiHidden="0" w:name="Medium List 1"/>
     <w:lsdException w:unhideWhenUsed="0" w:uiPriority="66" w:semiHidden="0" w:name="Medium List 2"/>
     <w:lsdException w:qFormat="1" w:unhideWhenUsed="0" w:uiPriority="67" w:semiHidden="0" w:name="Medium Grid 1"/>
     <w:lsdException w:qFormat="1" w:unhideWhenUsed="0" w:uiPriority="68" w:semiHidden="0" w:name="Medium Grid 2"/>
@@ -21931,41 +22421,41 @@
     <w:lsdException w:qFormat="1" w:unhideWhenUsed="0" w:uiPriority="60" w:semiHidden="0" w:name="Light Shading Accent 1"/>
     <w:lsdException w:qFormat="1" w:unhideWhenUsed="0" w:uiPriority="61" w:semiHidden="0" w:name="Light List Accent 1"/>
     <w:lsdException w:qFormat="1" w:unhideWhenUsed="0" w:uiPriority="62" w:semiHidden="0" w:name="Light Grid Accent 1"/>
-    <w:lsdException w:unhideWhenUsed="0" w:uiPriority="63" w:semiHidden="0" w:name="Medium Shading 1 Accent 1"/>
+    <w:lsdException w:qFormat="1" w:unhideWhenUsed="0" w:uiPriority="63" w:semiHidden="0" w:name="Medium Shading 1 Accent 1"/>
     <w:lsdException w:unhideWhenUsed="0" w:uiPriority="64" w:semiHidden="0" w:name="Medium Shading 2 Accent 1"/>
     <w:lsdException w:unhideWhenUsed="0" w:uiPriority="65" w:semiHidden="0" w:name="Medium List 1 Accent 1"/>
     <w:lsdException w:qFormat="1" w:unhideWhenUsed="0" w:uiPriority="34" w:semiHidden="0" w:name="List Paragraph"/>
     <w:lsdException w:qFormat="1" w:unhideWhenUsed="0" w:uiPriority="29" w:semiHidden="0" w:name="Quote"/>
     <w:lsdException w:qFormat="1" w:unhideWhenUsed="0" w:uiPriority="30" w:semiHidden="0" w:name="Intense Quote"/>
     <w:lsdException w:qFormat="1" w:unhideWhenUsed="0" w:uiPriority="66" w:semiHidden="0" w:name="Medium List 2 Accent 1"/>
-    <w:lsdException w:unhideWhenUsed="0" w:uiPriority="67" w:semiHidden="0" w:name="Medium Grid 1 Accent 1"/>
+    <w:lsdException w:qFormat="1" w:unhideWhenUsed="0" w:uiPriority="67" w:semiHidden="0" w:name="Medium Grid 1 Accent 1"/>
     <w:lsdException w:qFormat="1" w:unhideWhenUsed="0" w:uiPriority="68" w:semiHidden="0" w:name="Medium Grid 2 Accent 1"/>
     <w:lsdException w:qFormat="1" w:unhideWhenUsed="0" w:uiPriority="69" w:semiHidden="0" w:name="Medium Grid 3 Accent 1"/>
     <w:lsdException w:qFormat="1" w:unhideWhenUsed="0" w:uiPriority="70" w:semiHidden="0" w:name="Dark List Accent 1"/>
     <w:lsdException w:qFormat="1" w:unhideWhenUsed="0" w:uiPriority="71" w:semiHidden="0" w:name="Colorful Shading Accent 1"/>
     <w:lsdException w:qFormat="1" w:unhideWhenUsed="0" w:uiPriority="72" w:semiHidden="0" w:name="Colorful List Accent 1"/>
     <w:lsdException w:qFormat="1" w:unhideWhenUsed="0" w:uiPriority="73" w:semiHidden="0" w:name="Colorful Grid Accent 1"/>
-    <w:lsdException w:unhideWhenUsed="0" w:uiPriority="60" w:semiHidden="0" w:name="Light Shading Accent 2"/>
-    <w:lsdException w:unhideWhenUsed="0" w:uiPriority="61" w:semiHidden="0" w:name="Light List Accent 2"/>
-    <w:lsdException w:unhideWhenUsed="0" w:uiPriority="62" w:semiHidden="0" w:name="Light Grid Accent 2"/>
-    <w:lsdException w:unhideWhenUsed="0" w:uiPriority="63" w:semiHidden="0" w:name="Medium Shading 1 Accent 2"/>
-    <w:lsdException w:unhideWhenUsed="0" w:uiPriority="64" w:semiHidden="0" w:name="Medium Shading 2 Accent 2"/>
+    <w:lsdException w:qFormat="1" w:unhideWhenUsed="0" w:uiPriority="60" w:semiHidden="0" w:name="Light Shading Accent 2"/>
+    <w:lsdException w:qFormat="1" w:unhideWhenUsed="0" w:uiPriority="61" w:semiHidden="0" w:name="Light List Accent 2"/>
+    <w:lsdException w:qFormat="1" w:unhideWhenUsed="0" w:uiPriority="62" w:semiHidden="0" w:name="Light Grid Accent 2"/>
+    <w:lsdException w:qFormat="1" w:unhideWhenUsed="0" w:uiPriority="63" w:semiHidden="0" w:name="Medium Shading 1 Accent 2"/>
+    <w:lsdException w:qFormat="1" w:unhideWhenUsed="0" w:uiPriority="64" w:semiHidden="0" w:name="Medium Shading 2 Accent 2"/>
     <w:lsdException w:qFormat="1" w:unhideWhenUsed="0" w:uiPriority="65" w:semiHidden="0" w:name="Medium List 1 Accent 2"/>
     <w:lsdException w:unhideWhenUsed="0" w:uiPriority="66" w:semiHidden="0" w:name="Medium List 2 Accent 2"/>
-    <w:lsdException w:unhideWhenUsed="0" w:uiPriority="67" w:semiHidden="0" w:name="Medium Grid 1 Accent 2"/>
+    <w:lsdException w:qFormat="1" w:unhideWhenUsed="0" w:uiPriority="67" w:semiHidden="0" w:name="Medium Grid 1 Accent 2"/>
     <w:lsdException w:unhideWhenUsed="0" w:uiPriority="68" w:semiHidden="0" w:name="Medium Grid 2 Accent 2"/>
     <w:lsdException w:qFormat="1" w:unhideWhenUsed="0" w:uiPriority="69" w:semiHidden="0" w:name="Medium Grid 3 Accent 2"/>
     <w:lsdException w:qFormat="1" w:unhideWhenUsed="0" w:uiPriority="70" w:semiHidden="0" w:name="Dark List Accent 2"/>
     <w:lsdException w:qFormat="1" w:unhideWhenUsed="0" w:uiPriority="71" w:semiHidden="0" w:name="Colorful Shading Accent 2"/>
     <w:lsdException w:unhideWhenUsed="0" w:uiPriority="72" w:semiHidden="0" w:name="Colorful List Accent 2"/>
     <w:lsdException w:qFormat="1" w:unhideWhenUsed="0" w:uiPriority="73" w:semiHidden="0" w:name="Colorful Grid Accent 2"/>
-    <w:lsdException w:unhideWhenUsed="0" w:uiPriority="60" w:semiHidden="0" w:name="Light Shading Accent 3"/>
-    <w:lsdException w:unhideWhenUsed="0" w:uiPriority="61" w:semiHidden="0" w:name="Light List Accent 3"/>
+    <w:lsdException w:qFormat="1" w:unhideWhenUsed="0" w:uiPriority="60" w:semiHidden="0" w:name="Light Shading Accent 3"/>
+    <w:lsdException w:qFormat="1" w:unhideWhenUsed="0" w:uiPriority="61" w:semiHidden="0" w:name="Light List Accent 3"/>
     <w:lsdException w:qFormat="1" w:unhideWhenUsed="0" w:uiPriority="62" w:semiHidden="0" w:name="Light Grid Accent 3"/>
-    <w:lsdException w:unhideWhenUsed="0" w:uiPriority="63" w:semiHidden="0" w:name="Medium Shading 1 Accent 3"/>
+    <w:lsdException w:qFormat="1" w:unhideWhenUsed="0" w:uiPriority="63" w:semiHidden="0" w:name="Medium Shading 1 Accent 3"/>
     <w:lsdException w:unhideWhenUsed="0" w:uiPriority="64" w:semiHidden="0" w:name="Medium Shading 2 Accent 3"/>
     <w:lsdException w:qFormat="1" w:unhideWhenUsed="0" w:uiPriority="65" w:semiHidden="0" w:name="Medium List 1 Accent 3"/>
-    <w:lsdException w:unhideWhenUsed="0" w:uiPriority="66" w:semiHidden="0" w:name="Medium List 2 Accent 3"/>
+    <w:lsdException w:qFormat="1" w:unhideWhenUsed="0" w:uiPriority="66" w:semiHidden="0" w:name="Medium List 2 Accent 3"/>
     <w:lsdException w:qFormat="1" w:unhideWhenUsed="0" w:uiPriority="67" w:semiHidden="0" w:name="Medium Grid 1 Accent 3"/>
     <w:lsdException w:qFormat="1" w:unhideWhenUsed="0" w:uiPriority="68" w:semiHidden="0" w:name="Medium Grid 2 Accent 3"/>
     <w:lsdException w:qFormat="1" w:unhideWhenUsed="0" w:uiPriority="69" w:semiHidden="0" w:name="Medium Grid 3 Accent 3"/>
@@ -21975,9 +22465,9 @@
     <w:lsdException w:qFormat="1" w:unhideWhenUsed="0" w:uiPriority="73" w:semiHidden="0" w:name="Colorful Grid Accent 3"/>
     <w:lsdException w:qFormat="1" w:unhideWhenUsed="0" w:uiPriority="60" w:semiHidden="0" w:name="Light Shading Accent 4"/>
     <w:lsdException w:qFormat="1" w:unhideWhenUsed="0" w:uiPriority="61" w:semiHidden="0" w:name="Light List Accent 4"/>
-    <w:lsdException w:unhideWhenUsed="0" w:uiPriority="62" w:semiHidden="0" w:name="Light Grid Accent 4"/>
+    <w:lsdException w:qFormat="1" w:unhideWhenUsed="0" w:uiPriority="62" w:semiHidden="0" w:name="Light Grid Accent 4"/>
     <w:lsdException w:unhideWhenUsed="0" w:uiPriority="63" w:semiHidden="0" w:name="Medium Shading 1 Accent 4"/>
-    <w:lsdException w:unhideWhenUsed="0" w:uiPriority="64" w:semiHidden="0" w:name="Medium Shading 2 Accent 4"/>
+    <w:lsdException w:qFormat="1" w:unhideWhenUsed="0" w:uiPriority="64" w:semiHidden="0" w:name="Medium Shading 2 Accent 4"/>
     <w:lsdException w:qFormat="1" w:unhideWhenUsed="0" w:uiPriority="65" w:semiHidden="0" w:name="Medium List 1 Accent 4"/>
     <w:lsdException w:unhideWhenUsed="0" w:uiPriority="66" w:semiHidden="0" w:name="Medium List 2 Accent 4"/>
     <w:lsdException w:unhideWhenUsed="0" w:uiPriority="67" w:semiHidden="0" w:name="Medium Grid 1 Accent 4"/>
@@ -21987,28 +22477,28 @@
     <w:lsdException w:qFormat="1" w:unhideWhenUsed="0" w:uiPriority="71" w:semiHidden="0" w:name="Colorful Shading Accent 4"/>
     <w:lsdException w:qFormat="1" w:unhideWhenUsed="0" w:uiPriority="72" w:semiHidden="0" w:name="Colorful List Accent 4"/>
     <w:lsdException w:qFormat="1" w:unhideWhenUsed="0" w:uiPriority="73" w:semiHidden="0" w:name="Colorful Grid Accent 4"/>
-    <w:lsdException w:unhideWhenUsed="0" w:uiPriority="60" w:semiHidden="0" w:name="Light Shading Accent 5"/>
-    <w:lsdException w:unhideWhenUsed="0" w:uiPriority="61" w:semiHidden="0" w:name="Light List Accent 5"/>
-    <w:lsdException w:unhideWhenUsed="0" w:uiPriority="62" w:semiHidden="0" w:name="Light Grid Accent 5"/>
+    <w:lsdException w:qFormat="1" w:unhideWhenUsed="0" w:uiPriority="60" w:semiHidden="0" w:name="Light Shading Accent 5"/>
+    <w:lsdException w:qFormat="1" w:unhideWhenUsed="0" w:uiPriority="61" w:semiHidden="0" w:name="Light List Accent 5"/>
+    <w:lsdException w:qFormat="1" w:unhideWhenUsed="0" w:uiPriority="62" w:semiHidden="0" w:name="Light Grid Accent 5"/>
     <w:lsdException w:qFormat="1" w:unhideWhenUsed="0" w:uiPriority="63" w:semiHidden="0" w:name="Medium Shading 1 Accent 5"/>
-    <w:lsdException w:unhideWhenUsed="0" w:uiPriority="64" w:semiHidden="0" w:name="Medium Shading 2 Accent 5"/>
+    <w:lsdException w:qFormat="1" w:unhideWhenUsed="0" w:uiPriority="64" w:semiHidden="0" w:name="Medium Shading 2 Accent 5"/>
     <w:lsdException w:qFormat="1" w:unhideWhenUsed="0" w:uiPriority="65" w:semiHidden="0" w:name="Medium List 1 Accent 5"/>
     <w:lsdException w:unhideWhenUsed="0" w:uiPriority="66" w:semiHidden="0" w:name="Medium List 2 Accent 5"/>
-    <w:lsdException w:unhideWhenUsed="0" w:uiPriority="67" w:semiHidden="0" w:name="Medium Grid 1 Accent 5"/>
+    <w:lsdException w:qFormat="1" w:unhideWhenUsed="0" w:uiPriority="67" w:semiHidden="0" w:name="Medium Grid 1 Accent 5"/>
     <w:lsdException w:qFormat="1" w:unhideWhenUsed="0" w:uiPriority="68" w:semiHidden="0" w:name="Medium Grid 2 Accent 5"/>
     <w:lsdException w:qFormat="1" w:unhideWhenUsed="0" w:uiPriority="69" w:semiHidden="0" w:name="Medium Grid 3 Accent 5"/>
     <w:lsdException w:qFormat="1" w:unhideWhenUsed="0" w:uiPriority="70" w:semiHidden="0" w:name="Dark List Accent 5"/>
     <w:lsdException w:qFormat="1" w:unhideWhenUsed="0" w:uiPriority="71" w:semiHidden="0" w:name="Colorful Shading Accent 5"/>
     <w:lsdException w:qFormat="1" w:unhideWhenUsed="0" w:uiPriority="72" w:semiHidden="0" w:name="Colorful List Accent 5"/>
     <w:lsdException w:qFormat="1" w:unhideWhenUsed="0" w:uiPriority="73" w:semiHidden="0" w:name="Colorful Grid Accent 5"/>
-    <w:lsdException w:unhideWhenUsed="0" w:uiPriority="60" w:semiHidden="0" w:name="Light Shading Accent 6"/>
-    <w:lsdException w:unhideWhenUsed="0" w:uiPriority="61" w:semiHidden="0" w:name="Light List Accent 6"/>
-    <w:lsdException w:unhideWhenUsed="0" w:uiPriority="62" w:semiHidden="0" w:name="Light Grid Accent 6"/>
+    <w:lsdException w:qFormat="1" w:unhideWhenUsed="0" w:uiPriority="60" w:semiHidden="0" w:name="Light Shading Accent 6"/>
+    <w:lsdException w:qFormat="1" w:unhideWhenUsed="0" w:uiPriority="61" w:semiHidden="0" w:name="Light List Accent 6"/>
+    <w:lsdException w:qFormat="1" w:unhideWhenUsed="0" w:uiPriority="62" w:semiHidden="0" w:name="Light Grid Accent 6"/>
     <w:lsdException w:qFormat="1" w:unhideWhenUsed="0" w:uiPriority="63" w:semiHidden="0" w:name="Medium Shading 1 Accent 6"/>
-    <w:lsdException w:unhideWhenUsed="0" w:uiPriority="64" w:semiHidden="0" w:name="Medium Shading 2 Accent 6"/>
+    <w:lsdException w:qFormat="1" w:unhideWhenUsed="0" w:uiPriority="64" w:semiHidden="0" w:name="Medium Shading 2 Accent 6"/>
     <w:lsdException w:qFormat="1" w:unhideWhenUsed="0" w:uiPriority="65" w:semiHidden="0" w:name="Medium List 1 Accent 6"/>
     <w:lsdException w:qFormat="1" w:unhideWhenUsed="0" w:uiPriority="66" w:semiHidden="0" w:name="Medium List 2 Accent 6"/>
-    <w:lsdException w:unhideWhenUsed="0" w:uiPriority="67" w:semiHidden="0" w:name="Medium Grid 1 Accent 6"/>
+    <w:lsdException w:qFormat="1" w:unhideWhenUsed="0" w:uiPriority="67" w:semiHidden="0" w:name="Medium Grid 1 Accent 6"/>
     <w:lsdException w:qFormat="1" w:unhideWhenUsed="0" w:uiPriority="68" w:semiHidden="0" w:name="Medium Grid 2 Accent 6"/>
     <w:lsdException w:qFormat="1" w:unhideWhenUsed="0" w:uiPriority="69" w:semiHidden="0" w:name="Medium Grid 3 Accent 6"/>
     <w:lsdException w:qFormat="1" w:unhideWhenUsed="0" w:uiPriority="70" w:semiHidden="0" w:name="Dark List Accent 6"/>
@@ -22294,6 +22784,7 @@
     <w:basedOn w:val="1"/>
     <w:link w:val="148"/>
     <w:unhideWhenUsed/>
+    <w:qFormat/>
     <w:uiPriority w:val="99"/>
     <w:pPr>
       <w:spacing w:after="120"/>
@@ -22304,6 +22795,7 @@
     <w:basedOn w:val="1"/>
     <w:link w:val="149"/>
     <w:unhideWhenUsed/>
+    <w:qFormat/>
     <w:uiPriority w:val="99"/>
     <w:pPr>
       <w:spacing w:after="120" w:line="480" w:lineRule="auto"/>
@@ -22314,6 +22806,7 @@
     <w:basedOn w:val="1"/>
     <w:link w:val="150"/>
     <w:unhideWhenUsed/>
+    <w:qFormat/>
     <w:uiPriority w:val="99"/>
     <w:pPr>
       <w:spacing w:after="120"/>
@@ -22377,6 +22870,7 @@
     <w:basedOn w:val="1"/>
     <w:link w:val="139"/>
     <w:unhideWhenUsed/>
+    <w:qFormat/>
     <w:uiPriority w:val="99"/>
     <w:pPr>
       <w:tabs>
@@ -22391,6 +22885,7 @@
     <w:basedOn w:val="11"/>
     <w:semiHidden/>
     <w:unhideWhenUsed/>
+    <w:qFormat/>
     <w:uiPriority w:val="99"/>
     <w:rPr>
       <w:color w:val="0000FF"/>
@@ -22412,6 +22907,7 @@
     <w:name w:val="List 2"/>
     <w:basedOn w:val="1"/>
     <w:unhideWhenUsed/>
+    <w:qFormat/>
     <w:uiPriority w:val="99"/>
     <w:pPr>
       <w:ind w:left="720" w:hanging="360"/>
@@ -22461,6 +22957,7 @@
     <w:name w:val="List Bullet 3"/>
     <w:basedOn w:val="1"/>
     <w:unhideWhenUsed/>
+    <w:qFormat/>
     <w:uiPriority w:val="99"/>
     <w:pPr>
       <w:numPr>
@@ -22552,6 +23049,7 @@
     <w:name w:val="macro"/>
     <w:link w:val="151"/>
     <w:unhideWhenUsed/>
+    <w:qFormat/>
     <w:uiPriority w:val="99"/>
     <w:pPr>
       <w:tabs>
@@ -22658,6 +23156,7 @@
     <w:next w:val="1"/>
     <w:semiHidden/>
     <w:unhideWhenUsed/>
+    <w:qFormat/>
     <w:uiPriority w:val="39"/>
   </w:style>
   <w:style w:type="paragraph" w:styleId="39">
@@ -22666,6 +23165,7 @@
     <w:next w:val="1"/>
     <w:semiHidden/>
     <w:unhideWhenUsed/>
+    <w:qFormat/>
     <w:uiPriority w:val="39"/>
     <w:pPr>
       <w:ind w:left="420" w:leftChars="200"/>
@@ -22677,6 +23177,7 @@
     <w:next w:val="1"/>
     <w:semiHidden/>
     <w:unhideWhenUsed/>
+    <w:qFormat/>
     <w:uiPriority w:val="39"/>
     <w:pPr>
       <w:ind w:left="840" w:leftChars="400"/>
@@ -22685,6 +23186,7 @@
   <w:style w:type="table" w:styleId="41">
     <w:name w:val="Light Shading"/>
     <w:basedOn w:val="12"/>
+    <w:qFormat/>
     <w:uiPriority w:val="60"/>
     <w:pPr>
       <w:spacing w:after="0" w:line="240" w:lineRule="auto"/>
@@ -22884,6 +23386,7 @@
   <w:style w:type="table" w:styleId="43">
     <w:name w:val="Light Shading Accent 2"/>
     <w:basedOn w:val="12"/>
+    <w:qFormat/>
     <w:uiPriority w:val="60"/>
     <w:pPr>
       <w:spacing w:after="0" w:line="240" w:lineRule="auto"/>
@@ -22983,6 +23486,7 @@
   <w:style w:type="table" w:styleId="44">
     <w:name w:val="Light Shading Accent 3"/>
     <w:basedOn w:val="12"/>
+    <w:qFormat/>
     <w:uiPriority w:val="60"/>
     <w:pPr>
       <w:spacing w:after="0" w:line="240" w:lineRule="auto"/>
@@ -23182,6 +23686,7 @@
   <w:style w:type="table" w:styleId="46">
     <w:name w:val="Light Shading Accent 5"/>
     <w:basedOn w:val="12"/>
+    <w:qFormat/>
     <w:uiPriority w:val="60"/>
     <w:pPr>
       <w:spacing w:after="0" w:line="240" w:lineRule="auto"/>
@@ -23281,6 +23786,7 @@
   <w:style w:type="table" w:styleId="47">
     <w:name w:val="Light Shading Accent 6"/>
     <w:basedOn w:val="12"/>
+    <w:qFormat/>
     <w:uiPriority w:val="60"/>
     <w:pPr>
       <w:spacing w:after="0" w:line="240" w:lineRule="auto"/>
@@ -23380,6 +23886,7 @@
   <w:style w:type="table" w:styleId="48">
     <w:name w:val="Light List"/>
     <w:basedOn w:val="12"/>
+    <w:qFormat/>
     <w:uiPriority w:val="61"/>
     <w:pPr>
       <w:spacing w:after="0" w:line="240" w:lineRule="auto"/>
@@ -23567,6 +24074,7 @@
   <w:style w:type="table" w:styleId="50">
     <w:name w:val="Light List Accent 2"/>
     <w:basedOn w:val="12"/>
+    <w:qFormat/>
     <w:uiPriority w:val="61"/>
     <w:pPr>
       <w:spacing w:after="0" w:line="240" w:lineRule="auto"/>
@@ -23660,6 +24168,7 @@
   <w:style w:type="table" w:styleId="51">
     <w:name w:val="Light List Accent 3"/>
     <w:basedOn w:val="12"/>
+    <w:qFormat/>
     <w:uiPriority w:val="61"/>
     <w:pPr>
       <w:spacing w:after="0" w:line="240" w:lineRule="auto"/>
@@ -23847,6 +24356,7 @@
   <w:style w:type="table" w:styleId="53">
     <w:name w:val="Light List Accent 5"/>
     <w:basedOn w:val="12"/>
+    <w:qFormat/>
     <w:uiPriority w:val="61"/>
     <w:pPr>
       <w:spacing w:after="0" w:line="240" w:lineRule="auto"/>
@@ -23940,6 +24450,7 @@
   <w:style w:type="table" w:styleId="54">
     <w:name w:val="Light List Accent 6"/>
     <w:basedOn w:val="12"/>
+    <w:qFormat/>
     <w:uiPriority w:val="61"/>
     <w:pPr>
       <w:spacing w:after="0" w:line="240" w:lineRule="auto"/>
@@ -24033,6 +24544,7 @@
   <w:style w:type="table" w:styleId="55">
     <w:name w:val="Light Grid"/>
     <w:basedOn w:val="12"/>
+    <w:qFormat/>
     <w:uiPriority w:val="62"/>
     <w:pPr>
       <w:spacing w:after="0" w:line="240" w:lineRule="auto"/>
@@ -24286,6 +24798,7 @@
   <w:style w:type="table" w:styleId="57">
     <w:name w:val="Light Grid Accent 2"/>
     <w:basedOn w:val="12"/>
+    <w:qFormat/>
     <w:uiPriority w:val="62"/>
     <w:pPr>
       <w:spacing w:after="0" w:line="240" w:lineRule="auto"/>
@@ -24539,6 +25052,7 @@
   <w:style w:type="table" w:styleId="59">
     <w:name w:val="Light Grid Accent 4"/>
     <w:basedOn w:val="12"/>
+    <w:qFormat/>
     <w:uiPriority w:val="62"/>
     <w:pPr>
       <w:spacing w:after="0" w:line="240" w:lineRule="auto"/>
@@ -24665,6 +25179,7 @@
   <w:style w:type="table" w:styleId="60">
     <w:name w:val="Light Grid Accent 5"/>
     <w:basedOn w:val="12"/>
+    <w:qFormat/>
     <w:uiPriority w:val="62"/>
     <w:pPr>
       <w:spacing w:after="0" w:line="240" w:lineRule="auto"/>
@@ -24791,6 +25306,7 @@
   <w:style w:type="table" w:styleId="61">
     <w:name w:val="Light Grid Accent 6"/>
     <w:basedOn w:val="12"/>
+    <w:qFormat/>
     <w:uiPriority w:val="62"/>
     <w:pPr>
       <w:spacing w:after="0" w:line="240" w:lineRule="auto"/>
@@ -24917,6 +25433,7 @@
   <w:style w:type="table" w:styleId="62">
     <w:name w:val="Medium Shading 1"/>
     <w:basedOn w:val="12"/>
+    <w:qFormat/>
     <w:uiPriority w:val="63"/>
     <w:pPr>
       <w:spacing w:after="0" w:line="240" w:lineRule="auto"/>
@@ -25024,6 +25541,7 @@
   <w:style w:type="table" w:styleId="63">
     <w:name w:val="Medium Shading 1 Accent 1"/>
     <w:basedOn w:val="12"/>
+    <w:qFormat/>
     <w:uiPriority w:val="63"/>
     <w:pPr>
       <w:spacing w:after="0" w:line="240" w:lineRule="auto"/>
@@ -25131,6 +25649,7 @@
   <w:style w:type="table" w:styleId="64">
     <w:name w:val="Medium Shading 1 Accent 2"/>
     <w:basedOn w:val="12"/>
+    <w:qFormat/>
     <w:uiPriority w:val="63"/>
     <w:pPr>
       <w:spacing w:after="0" w:line="240" w:lineRule="auto"/>
@@ -25238,6 +25757,7 @@
   <w:style w:type="table" w:styleId="65">
     <w:name w:val="Medium Shading 1 Accent 3"/>
     <w:basedOn w:val="12"/>
+    <w:qFormat/>
     <w:uiPriority w:val="63"/>
     <w:pPr>
       <w:spacing w:after="0" w:line="240" w:lineRule="auto"/>
@@ -25668,6 +26188,7 @@
   <w:style w:type="table" w:styleId="69">
     <w:name w:val="Medium Shading 2"/>
     <w:basedOn w:val="12"/>
+    <w:qFormat/>
     <w:uiPriority w:val="64"/>
     <w:pPr>
       <w:spacing w:after="0" w:line="240" w:lineRule="auto"/>
@@ -25998,6 +26519,7 @@
   <w:style w:type="table" w:styleId="71">
     <w:name w:val="Medium Shading 2 Accent 2"/>
     <w:basedOn w:val="12"/>
+    <w:qFormat/>
     <w:uiPriority w:val="64"/>
     <w:pPr>
       <w:spacing w:after="0" w:line="240" w:lineRule="auto"/>
@@ -26328,6 +26850,7 @@
   <w:style w:type="table" w:styleId="73">
     <w:name w:val="Medium Shading 2 Accent 4"/>
     <w:basedOn w:val="12"/>
+    <w:qFormat/>
     <w:uiPriority w:val="64"/>
     <w:pPr>
       <w:spacing w:after="0" w:line="240" w:lineRule="auto"/>
@@ -26493,6 +27016,7 @@
   <w:style w:type="table" w:styleId="74">
     <w:name w:val="Medium Shading 2 Accent 5"/>
     <w:basedOn w:val="12"/>
+    <w:qFormat/>
     <w:uiPriority w:val="64"/>
     <w:pPr>
       <w:spacing w:after="0" w:line="240" w:lineRule="auto"/>
@@ -26658,6 +27182,7 @@
   <w:style w:type="table" w:styleId="75">
     <w:name w:val="Medium Shading 2 Accent 6"/>
     <w:basedOn w:val="12"/>
+    <w:qFormat/>
     <w:uiPriority w:val="64"/>
     <w:pPr>
       <w:spacing w:after="0" w:line="240" w:lineRule="auto"/>
@@ -26823,6 +27348,7 @@
   <w:style w:type="table" w:styleId="76">
     <w:name w:val="Medium List 1"/>
     <w:basedOn w:val="12"/>
+    <w:qFormat/>
     <w:uiPriority w:val="65"/>
     <w:pPr>
       <w:spacing w:after="0" w:line="240" w:lineRule="auto"/>
@@ -27846,6 +28372,7 @@
   <w:style w:type="table" w:styleId="86">
     <w:name w:val="Medium List 2 Accent 3"/>
     <w:basedOn w:val="12"/>
+    <w:qFormat/>
     <w:uiPriority w:val="66"/>
     <w:pPr>
       <w:spacing w:after="0" w:line="240" w:lineRule="auto"/>
@@ -28433,6 +28960,7 @@
   <w:style w:type="table" w:styleId="91">
     <w:name w:val="Medium Grid 1 Accent 1"/>
     <w:basedOn w:val="12"/>
+    <w:qFormat/>
     <w:uiPriority w:val="67"/>
     <w:pPr>
       <w:spacing w:after="0" w:line="240" w:lineRule="auto"/>
@@ -28502,6 +29030,7 @@
   <w:style w:type="table" w:styleId="92">
     <w:name w:val="Medium Grid 1 Accent 2"/>
     <w:basedOn w:val="12"/>
+    <w:qFormat/>
     <w:uiPriority w:val="67"/>
     <w:pPr>
       <w:spacing w:after="0" w:line="240" w:lineRule="auto"/>
@@ -28710,6 +29239,7 @@
   <w:style w:type="table" w:styleId="95">
     <w:name w:val="Medium Grid 1 Accent 5"/>
     <w:basedOn w:val="12"/>
+    <w:qFormat/>
     <w:uiPriority w:val="67"/>
     <w:pPr>
       <w:spacing w:after="0" w:line="240" w:lineRule="auto"/>
@@ -28779,6 +29309,7 @@
   <w:style w:type="table" w:styleId="96">
     <w:name w:val="Medium Grid 1 Accent 6"/>
     <w:basedOn w:val="12"/>
+    <w:qFormat/>
     <w:uiPriority w:val="67"/>
     <w:pPr>
       <w:spacing w:after="0" w:line="240" w:lineRule="auto"/>

--- a/docs/BaoCao_BTL.docx
+++ b/docs/BaoCao_BTL.docx
@@ -371,17 +371,7 @@
           <w:color w:val="auto"/>
           <w:lang w:val="en-US"/>
         </w:rPr>
-        <w:t>Trong kỷ nguyên bùng nổ thông tin, Tóm tắt văn bản tự động đóng vai trò quan trọng giúp con người tối ưu hóa thời gian</w:t>
-      </w:r>
-      <w:bookmarkStart w:id="47" w:name="_GoBack"/>
-      <w:bookmarkEnd w:id="47"/>
-      <w:r>
-        <w:rPr>
-          <w:rFonts w:hint="default"/>
-          <w:color w:val="auto"/>
-          <w:lang w:val="en-US"/>
-        </w:rPr>
-        <w:t xml:space="preserve"> tiếp thu tri thức. Tuy nhiên, các phương pháp Tóm tắt Trích xuất (Extractive Summarization) truyền thống như Lead-3 hay TextRank thường gặp phải hiện tượng thiên kiến vị trí (Lead-bias) hoặc thất bại trong việc thấu hiểu ngữ nghĩa sâu, trong khi các mô hình ngôn ngữ lớn (LLMs) lại tiêu tốn quá nhiều tài nguyên tính toán và tiềm ẩn rủi ro sinh "ảo giác" thông tin (Hallucination).</w:t>
+        <w:t>Trong kỷ nguyên bùng nổ thông tin, Tóm tắt văn bản tự động đóng vai trò quan trọng giúp con người tối ưu hóa thời gian tiếp thu tri thức. Tuy nhiên, các phương pháp Tóm tắt Trích xuất (Extractive Summarization) truyền thống như Lead-3 hay TextRank thường gặp phải hiện tượng thiên kiến vị trí (Lead-bias) hoặc thất bại trong việc thấu hiểu ngữ nghĩa sâu, trong khi các mô hình ngôn ngữ lớn (LLMs) lại tiêu tốn quá nhiều tài nguyên tính toán và tiềm ẩn rủi ro sinh "ảo giác" thông tin (Hallucination).</w:t>
       </w:r>
     </w:p>
     <w:p>
@@ -5132,6 +5122,8 @@
         <w:t>CHƯƠNG 1. GIỚI THIỆU ĐỀ TÀI</w:t>
       </w:r>
       <w:bookmarkEnd w:id="0"/>
+      <w:bookmarkStart w:id="47" w:name="_GoBack"/>
+      <w:bookmarkEnd w:id="47"/>
     </w:p>
     <w:p>
       <w:pPr>
@@ -14070,178 +14062,119 @@
     </w:p>
     <w:p>
       <w:pPr>
-        <w:rPr>
-          <w:rFonts w:hint="default" w:ascii="Times New Roman" w:hAnsi="Times New Roman" w:cs="Times New Roman"/>
-          <w:color w:val="auto"/>
-          <w:sz w:val="26"/>
-          <w:szCs w:val="26"/>
-          <w:lang w:val="en-US"/>
-        </w:rPr>
-      </w:pPr>
-      <w:r>
-        <w:rPr>
-          <w:rFonts w:hint="default" w:ascii="Times New Roman" w:hAnsi="Times New Roman" w:cs="Times New Roman"/>
-          <w:i w:val="0"/>
-          <w:color w:val="auto"/>
-          <w:sz w:val="26"/>
-          <w:szCs w:val="26"/>
-        </w:rPr>
-        <w:t xml:space="preserve">Cấu hình siêu tham số cố định cho </w:t>
-      </w:r>
-      <w:r>
-        <w:rPr>
-          <w:rFonts w:hint="default" w:cs="Times New Roman"/>
-          <w:i w:val="0"/>
-          <w:color w:val="auto"/>
-          <w:sz w:val="26"/>
-          <w:szCs w:val="26"/>
-          <w:lang w:val="en-US"/>
-        </w:rPr>
-        <w:t>mọi</w:t>
-      </w:r>
-      <w:r>
-        <w:rPr>
-          <w:rFonts w:hint="default" w:ascii="Times New Roman" w:hAnsi="Times New Roman" w:cs="Times New Roman"/>
-          <w:i w:val="0"/>
-          <w:color w:val="auto"/>
-          <w:sz w:val="26"/>
-          <w:szCs w:val="26"/>
-        </w:rPr>
-        <w:t xml:space="preserve"> mô hình tham gia</w:t>
-      </w:r>
-      <w:r>
-        <w:rPr>
-          <w:rFonts w:hint="default" w:cs="Times New Roman"/>
-          <w:i w:val="0"/>
-          <w:color w:val="auto"/>
-          <w:sz w:val="26"/>
-          <w:szCs w:val="26"/>
-          <w:lang w:val="en-US"/>
-        </w:rPr>
-        <w:t xml:space="preserve"> thử nghiệm:</w:t>
-      </w:r>
-    </w:p>
-    <w:p>
-      <w:pPr>
         <w:pStyle w:val="24"/>
+        <w:numPr>
+          <w:numId w:val="0"/>
+        </w:numPr>
         <w:spacing w:after="80" w:line="300" w:lineRule="auto"/>
+        <w:contextualSpacing/>
         <w:jc w:val="both"/>
         <w:rPr>
-          <w:rFonts w:hint="default" w:ascii="Times New Roman" w:hAnsi="Times New Roman" w:cs="Times New Roman"/>
-          <w:color w:val="auto"/>
-          <w:sz w:val="26"/>
-          <w:szCs w:val="26"/>
-        </w:rPr>
-      </w:pPr>
-      <w:r>
-        <w:rPr>
-          <w:rFonts w:hint="default" w:ascii="Times New Roman" w:hAnsi="Times New Roman" w:cs="Times New Roman"/>
-          <w:color w:val="auto"/>
-          <w:sz w:val="26"/>
-          <w:szCs w:val="26"/>
-        </w:rPr>
-        <w:t>alpha = 0.</w:t>
-      </w:r>
-      <w:r>
-        <w:rPr>
-          <w:rFonts w:hint="default" w:cs="Times New Roman"/>
-          <w:color w:val="auto"/>
-          <w:sz w:val="26"/>
-          <w:szCs w:val="26"/>
-          <w:lang w:val="en-US"/>
-        </w:rPr>
-        <w:t>15</w:t>
-      </w:r>
-      <w:r>
-        <w:rPr>
-          <w:rFonts w:hint="default" w:ascii="Times New Roman" w:hAnsi="Times New Roman" w:cs="Times New Roman"/>
-          <w:color w:val="auto"/>
-          <w:sz w:val="26"/>
-          <w:szCs w:val="26"/>
-        </w:rPr>
-        <w:t xml:space="preserve"> (Tỷ lệ nén câu cơ bản là </w:t>
-      </w:r>
-      <w:r>
-        <w:rPr>
-          <w:rFonts w:hint="default" w:cs="Times New Roman"/>
-          <w:color w:val="auto"/>
-          <w:sz w:val="26"/>
-          <w:szCs w:val="26"/>
-          <w:lang w:val="en-US"/>
-        </w:rPr>
-        <w:t>15</w:t>
-      </w:r>
-      <w:r>
-        <w:rPr>
-          <w:rFonts w:hint="default" w:ascii="Times New Roman" w:hAnsi="Times New Roman" w:cs="Times New Roman"/>
-          <w:color w:val="auto"/>
-          <w:sz w:val="26"/>
-          <w:szCs w:val="26"/>
-        </w:rPr>
-        <w:t>%).</w:t>
+          <w:rFonts w:hint="default" w:ascii="Times New Roman" w:hAnsi="Times New Roman"/>
+          <w:color w:val="auto"/>
+          <w:sz w:val="26"/>
+          <w:szCs w:val="26"/>
+        </w:rPr>
+      </w:pPr>
+      <w:r>
+        <w:rPr>
+          <w:rFonts w:hint="default" w:ascii="Times New Roman" w:hAnsi="Times New Roman"/>
+          <w:color w:val="auto"/>
+          <w:sz w:val="26"/>
+          <w:szCs w:val="26"/>
+        </w:rPr>
+        <w:t xml:space="preserve">Trong quá trình huấn luyện và thiết lập hệ thống, </w:t>
+      </w:r>
+      <w:r>
+        <w:rPr>
+          <w:rFonts w:hint="default"/>
+          <w:color w:val="auto"/>
+          <w:sz w:val="26"/>
+          <w:szCs w:val="26"/>
+          <w:lang w:val="en-US"/>
+        </w:rPr>
+        <w:t xml:space="preserve">nhóm đã tiến hành tinh chỉnh 2 siêu tham số </w:t>
+      </w:r>
+      <w:r>
+        <w:rPr>
+          <w:rFonts w:hint="default"/>
+        </w:rPr>
+        <w:t>α</w:t>
+      </w:r>
+      <w:r>
+        <w:rPr>
+          <w:rFonts w:hint="default"/>
+          <w:lang w:val="en-US"/>
+        </w:rPr>
+        <w:t xml:space="preserve"> và </w:t>
+      </w:r>
+      <w:r>
+        <w:rPr>
+          <w:rFonts w:hint="default"/>
+        </w:rPr>
+        <w:t>θ</w:t>
+      </w:r>
+      <w:r>
+        <w:rPr>
+          <w:rFonts w:hint="default"/>
+          <w:color w:val="auto"/>
+          <w:sz w:val="26"/>
+          <w:szCs w:val="26"/>
+          <w:lang w:val="en-US"/>
+        </w:rPr>
+        <w:t>:</w:t>
       </w:r>
     </w:p>
     <w:p>
       <w:pPr>
         <w:pStyle w:val="24"/>
-        <w:spacing w:after="80" w:line="300" w:lineRule="auto"/>
-        <w:jc w:val="both"/>
-        <w:rPr>
-          <w:rFonts w:hint="default" w:ascii="Times New Roman" w:hAnsi="Times New Roman" w:cs="Times New Roman"/>
-          <w:color w:val="auto"/>
-          <w:sz w:val="26"/>
-          <w:szCs w:val="26"/>
-        </w:rPr>
-      </w:pPr>
-      <w:r>
-        <w:rPr>
-          <w:rFonts w:hint="default" w:ascii="Times New Roman" w:hAnsi="Times New Roman" w:cs="Times New Roman"/>
-          <w:color w:val="auto"/>
-          <w:sz w:val="26"/>
-          <w:szCs w:val="26"/>
-        </w:rPr>
-        <w:t>theta = 0.8</w:t>
-      </w:r>
-      <w:r>
-        <w:rPr>
-          <w:rFonts w:hint="default" w:cs="Times New Roman"/>
-          <w:color w:val="auto"/>
-          <w:sz w:val="26"/>
-          <w:szCs w:val="26"/>
-          <w:lang w:val="en-US"/>
-        </w:rPr>
-        <w:t xml:space="preserve">0 </w:t>
-      </w:r>
-      <w:r>
-        <w:rPr>
-          <w:rFonts w:hint="default" w:ascii="Times New Roman" w:hAnsi="Times New Roman" w:cs="Times New Roman"/>
-          <w:color w:val="auto"/>
-          <w:sz w:val="26"/>
-          <w:szCs w:val="26"/>
-        </w:rPr>
-        <w:t>(Ngưỡng Post-Filtering chống lặp ý).</w:t>
+        <w:bidi w:val="0"/>
+        <w:ind w:left="360" w:leftChars="0" w:hanging="360" w:firstLineChars="0"/>
+        <w:rPr>
+          <w:rFonts w:hint="default"/>
+        </w:rPr>
+      </w:pPr>
+      <w:r>
+        <w:rPr>
+          <w:rFonts w:hint="default"/>
+        </w:rPr>
+        <w:t>Tỷ lệ nén câu (Alpha - α): Nhóm đã thực hiện thử sai (Trial and Error) và nhận thấy α=0.15 (nén 15%) là điểm cân bằng lý tưởng. Nếu đặt thấp hơn, bản tóm tắt bị hụt ý (Low Recall); nếu đặt cao hơn, bản tóm tắt quá dài và vi phạm Tỷ lệ nén</w:t>
+      </w:r>
+      <w:r>
+        <w:rPr>
+          <w:rFonts w:hint="default"/>
+          <w:lang w:val="en-US"/>
+        </w:rPr>
+        <w:t>.</w:t>
       </w:r>
     </w:p>
     <w:p>
       <w:pPr>
         <w:pStyle w:val="24"/>
-        <w:spacing w:after="80" w:line="300" w:lineRule="auto"/>
-        <w:jc w:val="both"/>
-        <w:rPr>
-          <w:rFonts w:hint="default" w:ascii="Times New Roman" w:hAnsi="Times New Roman" w:cs="Times New Roman"/>
-          <w:color w:val="auto"/>
-          <w:sz w:val="26"/>
-          <w:szCs w:val="26"/>
-        </w:rPr>
-      </w:pPr>
-      <w:r>
-        <w:rPr>
-          <w:rFonts w:hint="default" w:ascii="Times New Roman" w:hAnsi="Times New Roman" w:cs="Times New Roman"/>
-          <w:color w:val="auto"/>
-          <w:sz w:val="26"/>
-          <w:szCs w:val="26"/>
-        </w:rPr>
-        <w:t>lambda = 0.35 (Hệ số Position Bias trong Hybrid Centroid Scoring).</w:t>
+        <w:bidi w:val="0"/>
+        <w:ind w:left="360" w:leftChars="0" w:hanging="360" w:firstLineChars="0"/>
+        <w:rPr>
+          <w:rFonts w:hint="default"/>
+        </w:rPr>
+      </w:pPr>
+      <w:r>
+        <w:rPr>
+          <w:rFonts w:hint="default"/>
+        </w:rPr>
+        <w:t>Ngưỡng Khử trùng lặp (θ): Qua các lần chạy thử, nhóm đã tinh chỉnh và chốt ngưỡng θ=0.80. Ngưỡng này vừa đủ khắt khe để triệt tiêu các câu lặp lại nội dung</w:t>
+      </w:r>
+      <w:r>
+        <w:rPr>
+          <w:rFonts w:hint="default"/>
+          <w:lang w:val="en-US"/>
+        </w:rPr>
+        <w:t xml:space="preserve"> </w:t>
+      </w:r>
+      <w:r>
+        <w:rPr>
+          <w:rFonts w:hint="default"/>
+        </w:rPr>
+        <w:t>nhưng không quá gắt để vô tình xóa nhầm các câu mang ý nghĩa bổ sung.</w:t>
       </w:r>
     </w:p>
     <w:p>
@@ -15943,6 +15876,28 @@
       <w:pPr>
         <w:rPr>
           <w:rFonts w:hint="default" w:ascii="Times New Roman" w:hAnsi="Times New Roman" w:cs="Times New Roman"/>
+          <w:i w:val="0"/>
+          <w:color w:val="auto"/>
+          <w:sz w:val="26"/>
+          <w:szCs w:val="26"/>
+        </w:rPr>
+      </w:pPr>
+    </w:p>
+    <w:p>
+      <w:pPr>
+        <w:rPr>
+          <w:rFonts w:hint="default" w:ascii="Times New Roman" w:hAnsi="Times New Roman" w:cs="Times New Roman"/>
+          <w:i w:val="0"/>
+          <w:color w:val="auto"/>
+          <w:sz w:val="26"/>
+          <w:szCs w:val="26"/>
+        </w:rPr>
+      </w:pPr>
+    </w:p>
+    <w:p>
+      <w:pPr>
+        <w:rPr>
+          <w:rFonts w:hint="default" w:ascii="Times New Roman" w:hAnsi="Times New Roman" w:cs="Times New Roman"/>
           <w:color w:val="auto"/>
           <w:sz w:val="26"/>
           <w:szCs w:val="26"/>
@@ -16022,7 +15977,7 @@
           <w:sz w:val="26"/>
           <w:szCs w:val="26"/>
         </w:rPr>
-        <w:t xml:space="preserve">Cú bứt tốc ROUGE-1 ấn tượng: </w:t>
+        <w:t xml:space="preserve">ROUGE-1: </w:t>
       </w:r>
       <w:r>
         <w:rPr>
@@ -18054,22 +18009,6 @@
     </w:p>
     <w:p>
       <w:pPr>
-        <w:pStyle w:val="24"/>
-        <w:numPr>
-          <w:ilvl w:val="0"/>
-          <w:numId w:val="0"/>
-        </w:numPr>
-        <w:bidi w:val="0"/>
-        <w:ind w:leftChars="0"/>
-        <w:rPr>
-          <w:rFonts w:hint="default"/>
-          <w:color w:val="auto"/>
-          <w:lang w:val="en-US"/>
-        </w:rPr>
-      </w:pPr>
-    </w:p>
-    <w:p>
-      <w:pPr>
         <w:rPr>
           <w:rFonts w:hint="default" w:cs="Times New Roman"/>
           <w:i w:val="0"/>
@@ -18579,18 +18518,6 @@
         </w:rPr>
       </w:pPr>
       <w:bookmarkStart w:id="35" w:name="_Toc30515"/>
-    </w:p>
-    <w:p>
-      <w:pPr>
-        <w:outlineLvl w:val="0"/>
-        <w:rPr>
-          <w:rFonts w:hint="default" w:ascii="Times New Roman" w:hAnsi="Times New Roman" w:cs="Times New Roman"/>
-          <w:b/>
-          <w:color w:val="auto"/>
-          <w:sz w:val="26"/>
-          <w:szCs w:val="26"/>
-        </w:rPr>
-      </w:pPr>
     </w:p>
     <w:p>
       <w:pPr>
@@ -19445,12 +19372,7 @@
     <w:p>
       <w:pPr>
         <w:pStyle w:val="24"/>
-        <w:numPr>
-          <w:ilvl w:val="0"/>
-          <w:numId w:val="0"/>
-        </w:numPr>
         <w:spacing w:after="80" w:line="300" w:lineRule="auto"/>
-        <w:ind w:leftChars="0"/>
         <w:jc w:val="both"/>
         <w:rPr>
           <w:rFonts w:hint="default" w:ascii="Times New Roman" w:hAnsi="Times New Roman" w:cs="Times New Roman"/>
@@ -19459,6 +19381,60 @@
           <w:szCs w:val="26"/>
         </w:rPr>
       </w:pPr>
+      <w:r>
+        <w:rPr>
+          <w:rFonts w:hint="default" w:ascii="Times New Roman" w:hAnsi="Times New Roman" w:cs="Times New Roman"/>
+          <w:color w:val="auto"/>
+          <w:sz w:val="26"/>
+          <w:szCs w:val="26"/>
+        </w:rPr>
+        <w:t>POST /api/summarize/topic: Nhận vào Từ khóa. Kích hoạt DDGS để lấy danh sách top 5 URL báo chí trong 24h, tải nội dung từng trang, ghép lại thành một luồng siêu văn bản (Mega-document), và chạy thuật toán SBERT Tóm tắt Đa văn bản (Multi-Document Summarization).</w:t>
+      </w:r>
+    </w:p>
+    <w:p>
+      <w:pPr>
+        <w:keepNext/>
+        <w:spacing w:before="280" w:after="120"/>
+        <w:outlineLvl w:val="1"/>
+        <w:rPr>
+          <w:rFonts w:hint="default" w:ascii="Times New Roman" w:hAnsi="Times New Roman" w:cs="Times New Roman"/>
+          <w:color w:val="auto"/>
+          <w:sz w:val="26"/>
+          <w:szCs w:val="26"/>
+        </w:rPr>
+      </w:pPr>
+      <w:bookmarkStart w:id="40" w:name="_Toc32155"/>
+      <w:r>
+        <w:rPr>
+          <w:rFonts w:hint="default" w:ascii="Times New Roman" w:hAnsi="Times New Roman" w:cs="Times New Roman"/>
+          <w:b/>
+          <w:color w:val="auto"/>
+          <w:sz w:val="26"/>
+          <w:szCs w:val="26"/>
+        </w:rPr>
+        <w:t>6.5. Đóng gói Hệ thống bằng Công nghệ Container</w:t>
+      </w:r>
+      <w:bookmarkEnd w:id="40"/>
+    </w:p>
+    <w:p>
+      <w:pPr>
+        <w:rPr>
+          <w:rFonts w:hint="default" w:ascii="Times New Roman" w:hAnsi="Times New Roman" w:cs="Times New Roman"/>
+          <w:color w:val="auto"/>
+          <w:sz w:val="26"/>
+          <w:szCs w:val="26"/>
+        </w:rPr>
+      </w:pPr>
+      <w:r>
+        <w:rPr>
+          <w:rFonts w:hint="default" w:ascii="Times New Roman" w:hAnsi="Times New Roman" w:cs="Times New Roman"/>
+          <w:i w:val="0"/>
+          <w:color w:val="auto"/>
+          <w:sz w:val="26"/>
+          <w:szCs w:val="26"/>
+        </w:rPr>
+        <w:t>Triển khai phần mềm AI lên máy chủ VPS là cực kỳ phức tạp do xung đột phiên bản thư viện (Dependency Hell). Hệ thống được đóng gói hoàn toàn bằng Docker, bao gồm:</w:t>
+      </w:r>
     </w:p>
     <w:p>
       <w:pPr>
@@ -19479,52 +19455,7 @@
           <w:sz w:val="26"/>
           <w:szCs w:val="26"/>
         </w:rPr>
-        <w:t>POST /api/summarize/topic: Nhận vào Từ khóa. Kích hoạt DDGS để lấy danh sách top 5 URL báo chí trong 24h, tải nội dung từng trang, ghép lại thành một luồng siêu văn bản (Mega-document), và chạy thuật toán SBERT Tóm tắt Đa văn bản (Multi-Document Summarization).</w:t>
-      </w:r>
-    </w:p>
-    <w:p>
-      <w:pPr>
-        <w:keepNext/>
-        <w:spacing w:before="280" w:after="120"/>
-        <w:outlineLvl w:val="1"/>
-        <w:rPr>
-          <w:rFonts w:hint="default" w:ascii="Times New Roman" w:hAnsi="Times New Roman" w:cs="Times New Roman"/>
-          <w:color w:val="auto"/>
-          <w:sz w:val="26"/>
-          <w:szCs w:val="26"/>
-        </w:rPr>
-      </w:pPr>
-      <w:bookmarkStart w:id="40" w:name="_Toc32155"/>
-      <w:r>
-        <w:rPr>
-          <w:rFonts w:hint="default" w:ascii="Times New Roman" w:hAnsi="Times New Roman" w:cs="Times New Roman"/>
-          <w:b/>
-          <w:color w:val="auto"/>
-          <w:sz w:val="26"/>
-          <w:szCs w:val="26"/>
-        </w:rPr>
-        <w:t>6.5. Đóng gói Hệ thống bằng Công nghệ Container</w:t>
-      </w:r>
-      <w:bookmarkEnd w:id="40"/>
-    </w:p>
-    <w:p>
-      <w:pPr>
-        <w:rPr>
-          <w:rFonts w:hint="default" w:ascii="Times New Roman" w:hAnsi="Times New Roman" w:cs="Times New Roman"/>
-          <w:color w:val="auto"/>
-          <w:sz w:val="26"/>
-          <w:szCs w:val="26"/>
-        </w:rPr>
-      </w:pPr>
-      <w:r>
-        <w:rPr>
-          <w:rFonts w:hint="default" w:ascii="Times New Roman" w:hAnsi="Times New Roman" w:cs="Times New Roman"/>
-          <w:i w:val="0"/>
-          <w:color w:val="auto"/>
-          <w:sz w:val="26"/>
-          <w:szCs w:val="26"/>
-        </w:rPr>
-        <w:t>Triển khai phần mềm AI lên máy chủ VPS là cực kỳ phức tạp do xung đột phiên bản thư viện (Dependency Hell). Hệ thống được đóng gói hoàn toàn bằng Docker, bao gồm:</w:t>
+        <w:t>Dockerfile (Backend): Dựa trên image python:3.9-slim, cài đặt các thư viện cơ bản C/C++, pytorch, fastapi, và scikit-learn. Chạy bằng Uvicorn trên cổng 8000.</w:t>
       </w:r>
     </w:p>
     <w:p>
@@ -19546,7 +19477,7 @@
           <w:sz w:val="26"/>
           <w:szCs w:val="26"/>
         </w:rPr>
-        <w:t>Dockerfile (Backend): Dựa trên image python:3.9-slim, cài đặt các thư viện cơ bản C/C++, pytorch, fastapi, và scikit-learn. Chạy bằng Uvicorn trên cổng 8000.</w:t>
+        <w:t>Dockerfile (Frontend): Dựa trên node:18-alpine, build mã nguồn React Vite thành các file tĩnh HTML/JS/CSS, sau đó nạp vào máy chủ Nginx (Alpine) siêu nhẹ, chạy trên cổng 80.</w:t>
       </w:r>
     </w:p>
     <w:p>
@@ -19555,30 +19486,7 @@
         <w:spacing w:after="80" w:line="300" w:lineRule="auto"/>
         <w:jc w:val="both"/>
         <w:rPr>
-          <w:rFonts w:hint="default" w:ascii="Times New Roman" w:hAnsi="Times New Roman" w:cs="Times New Roman"/>
-          <w:color w:val="auto"/>
-          <w:sz w:val="26"/>
-          <w:szCs w:val="26"/>
-        </w:rPr>
-      </w:pPr>
-      <w:r>
-        <w:rPr>
-          <w:rFonts w:hint="default" w:ascii="Times New Roman" w:hAnsi="Times New Roman" w:cs="Times New Roman"/>
-          <w:color w:val="auto"/>
-          <w:sz w:val="26"/>
-          <w:szCs w:val="26"/>
-        </w:rPr>
-        <w:t>Dockerfile (Frontend): Dựa trên node:18-alpine, build mã nguồn React Vite thành các file tĩnh HTML/JS/CSS, sau đó nạp vào máy chủ Nginx (Alpine) siêu nhẹ, chạy trên cổng 80.</w:t>
-      </w:r>
-    </w:p>
-    <w:p>
-      <w:pPr>
-        <w:pStyle w:val="24"/>
-        <w:spacing w:after="80" w:line="300" w:lineRule="auto"/>
-        <w:jc w:val="both"/>
-        <w:rPr>
           <w:rFonts w:hint="default" w:cs="Times New Roman"/>
-          <w:b/>
           <w:color w:val="auto"/>
           <w:sz w:val="26"/>
           <w:szCs w:val="26"/>
@@ -19609,7 +19517,6 @@
       <w:pPr>
         <w:pStyle w:val="24"/>
         <w:numPr>
-          <w:ilvl w:val="0"/>
           <w:numId w:val="0"/>
         </w:numPr>
         <w:spacing w:after="80" w:line="300" w:lineRule="auto"/>
@@ -19698,27 +19605,7 @@
         </w:numPr>
         <w:spacing w:after="80" w:line="300" w:lineRule="auto"/>
         <w:ind w:leftChars="0"/>
-        <w:jc w:val="both"/>
-        <w:rPr>
-          <w:rFonts w:hint="default" w:cs="Times New Roman"/>
-          <w:b/>
-          <w:color w:val="auto"/>
-          <w:sz w:val="26"/>
-          <w:szCs w:val="26"/>
-          <w:lang w:val="en-US"/>
-        </w:rPr>
-      </w:pPr>
-    </w:p>
-    <w:p>
-      <w:pPr>
-        <w:pStyle w:val="24"/>
-        <w:numPr>
-          <w:ilvl w:val="0"/>
-          <w:numId w:val="0"/>
-        </w:numPr>
-        <w:spacing w:after="80" w:line="300" w:lineRule="auto"/>
-        <w:ind w:leftChars="0"/>
-        <w:jc w:val="both"/>
+        <w:jc w:val="center"/>
         <w:rPr>
           <w:color w:val="auto"/>
         </w:rPr>
@@ -19729,8 +19616,8 @@
         </w:rPr>
         <w:drawing>
           <wp:inline distT="0" distB="0" distL="114300" distR="114300">
-            <wp:extent cx="5575935" cy="3303905"/>
-            <wp:effectExtent l="0" t="0" r="1905" b="3175"/>
+            <wp:extent cx="5274945" cy="3125470"/>
+            <wp:effectExtent l="0" t="0" r="13335" b="13970"/>
             <wp:docPr id="20" name="Picture 2"/>
             <wp:cNvGraphicFramePr>
               <a:graphicFrameLocks xmlns:a="http://schemas.openxmlformats.org/drawingml/2006/main" noChangeAspect="1"/>
@@ -19753,7 +19640,7 @@
                   <pic:spPr>
                     <a:xfrm>
                       <a:off x="0" y="0"/>
-                      <a:ext cx="5575935" cy="3303905"/>
+                      <a:ext cx="5274945" cy="3125470"/>
                     </a:xfrm>
                     <a:prstGeom prst="rect">
                       <a:avLst/>
@@ -21025,7 +20912,7 @@
           <w:sz w:val="26"/>
           <w:szCs w:val="26"/>
         </w:rPr>
-        <w:t xml:space="preserve">Điểm yếu Tương đồng của SOTA: Theo bài báo gốc, BERTSumExt [3] chỉ được thử nghiệm trên 3 tập báo chí (CNN/DM, NYT, XSum). Trong khi đó, MatchSum [4] có tham vọng đa lĩnh vực và đã thử nghiệm trên cả PubMed (Y tế) hay Reddit. TUY NHIÊN, để làm được điều đó, tác giả MatchSum phải huấn luyện lại mô hình bằng các tập dữ liệu Y tế/Mạng xã hội khổng lồ có sẵn nhãn của tiếng Anh. Đối với tiếng Việt, chúng ta hoàn toàn không có dữ liệu có nhãn cho các lĩnh vực này. Nếu ép các mô hình Học có giám sát mạnh (Strong Supervised Learning) như MatchSum học trên báo VietNews rồi áp dụng dự đoán Hợp đồng pháp lý (Zero-shot Cross-domain), chúng sẽ thất bại nặng nề do bị </w:t>
+        <w:t xml:space="preserve">Điểm yếu Tương đồng của SOTA: Theo bài báo gốc, BERTSumExt [3] chỉ được thử nghiệm trên 3 tập báo chí (CNN/DM, NYT, XSum). Trong khi đó, MatchSum [4] có tham vọng đa lĩnh vực và đã thử nghiệm trên cả PubMed (Y tế) hay Reddit. TUY NHIÊN, để làm được điều đó, tác giả MatchSum phải huấn luyện lại mô hình bằng các tập dữ liệu Y tế/Mạng xã hội khổng lồ có sẵn nhãn của tiếng Anh. Đối với tiếng Việt, chúng ta hoàn toàn không có dữ liệu có nhãn cho các lĩnh vực này. Nếu ép các mô hình Học có giám sát mạnh như MatchSum học trên báo VietNews rồi áp dụng dự đoán Hợp đồng pháp lý (Zero-shot Cross-domain), chúng sẽ thất bại nặng nề do bị </w:t>
       </w:r>
       <w:r>
         <w:rPr>

--- a/docs/BaoCao_BTL.docx
+++ b/docs/BaoCao_BTL.docx
@@ -8056,19 +8056,7 @@
           <w:sz w:val="26"/>
           <w:szCs w:val="26"/>
         </w:rPr>
-        <w:t xml:space="preserve"> (Cross-Encoder), BERT cho độ chính xác cực cao nhưng cực kỳ chậm. Nếu đem N=10,000 câu đi so</w:t>
-      </w:r>
-      <w:bookmarkStart w:id="47" w:name="_GoBack"/>
-      <w:bookmarkEnd w:id="47"/>
-      <w:r>
-        <w:rPr>
-          <w:rFonts w:hint="default" w:ascii="Times New Roman" w:hAnsi="Times New Roman" w:cs="Times New Roman"/>
-          <w:i w:val="0"/>
-          <w:color w:val="auto"/>
-          <w:sz w:val="26"/>
-          <w:szCs w:val="26"/>
-        </w:rPr>
-        <w:t xml:space="preserve"> sánh với nhau, BERT phải chạy qua </w:t>
+        <w:t xml:space="preserve"> (Cross-Encoder), BERT cho độ chính xác cực cao nhưng cực kỳ chậm. Nếu đem N=10,000 câu đi so sánh với nhau, BERT phải chạy qua </w:t>
       </w:r>
       <w:r>
         <w:rPr>
@@ -9852,16 +9840,54 @@
       </w:r>
       <w:r>
         <w:rPr>
-          <w:color w:val="auto"/>
-        </w:rPr>
-        <w:t xml:space="preserve">ROUGE (Recall-Oriented Understudy for Gisting Evaluation) [9]: </w:t>
+          <w:b/>
+          <w:bCs/>
+          <w:color w:val="auto"/>
+        </w:rPr>
+        <w:t xml:space="preserve">ROUGE </w:t>
+      </w:r>
+      <w:r>
+        <w:rPr>
+          <w:color w:val="auto"/>
+        </w:rPr>
+        <w:t xml:space="preserve">(Recall-Oriented Understudy for Gisting Evaluation) [9]: </w:t>
+      </w:r>
+      <w:r>
+        <w:rPr>
+          <w:color w:val="auto"/>
+          <w:lang w:val="en-US"/>
+        </w:rPr>
+        <w:t>đ</w:t>
       </w:r>
       <w:r>
         <w:rPr>
           <w:rFonts w:hint="default"/>
           <w:color w:val="auto"/>
-        </w:rPr>
-        <w:t>Đánh giá độ trùng lặp n-gram thông qua 3 thước đo: ROUGE-1 (Unigram), ROUGE-2 (Bigram), và ROUGE-L (LCS - Chuỗi con chung dài nhất). Trong mã nguồn, nhóm sử dụng hàm fmeasure để lấy điểm ROUGE-F1 làm tiêu chuẩn đánh giá trung hòa</w:t>
+          <w:lang w:val="en-US"/>
+        </w:rPr>
+        <w:t>o lường tỷ lệ trùng khớp của các N-gram (từ đơn, cụm 2 từ) và chuỗi con dài nhất giữa bản tóm tắt của mô hình và bản mẫu của con người</w:t>
+      </w:r>
+      <w:r>
+        <w:rPr>
+          <w:rFonts w:hint="default"/>
+          <w:color w:val="auto"/>
+        </w:rPr>
+        <w:t xml:space="preserve">: ROUGE-1 (Unigram), ROUGE-2 (Bigram), và ROUGE-L (LCS - Chuỗi con chung dài nhất). </w:t>
+      </w:r>
+      <w:r>
+        <w:rPr>
+          <w:rFonts w:hint="default"/>
+          <w:color w:val="auto"/>
+          <w:lang w:val="en-US"/>
+        </w:rPr>
+        <w:t>ROUGE có nhược điểm lớn nhất là chỉ dựa trên việc só khớp ký tự chứ không hiểu được từ đồng nghĩa. N</w:t>
+      </w:r>
+      <w:r>
+        <w:rPr>
+          <w:rFonts w:hint="default"/>
+          <w:color w:val="auto"/>
+        </w:rPr>
+        <w:t>hóm sử dụng hàm fmeasure để lấy điểm ROUGE-F1 làm tiêu chuẩn đánh giá trung hòa</w:t>
       </w:r>
       <w:r>
         <w:rPr>
@@ -9941,16 +9967,13 @@
       <w:pPr>
         <w:pStyle w:val="24"/>
         <w:numPr>
-          <w:ilvl w:val="0"/>
           <w:numId w:val="0"/>
         </w:numPr>
         <w:spacing w:after="80" w:line="300" w:lineRule="auto"/>
-        <w:ind w:leftChars="0"/>
-        <w:jc w:val="center"/>
-        <w:rPr>
-          <w:rFonts w:hint="default"/>
-          <w:color w:val="auto"/>
-          <w:lang w:val="en-US"/>
+        <w:contextualSpacing/>
+        <w:jc w:val="both"/>
+        <w:rPr>
+          <w:color w:val="auto"/>
         </w:rPr>
       </w:pPr>
     </w:p>
@@ -9965,42 +9988,13 @@
       </w:pPr>
       <w:r>
         <w:rPr>
+          <w:rFonts w:hint="default"/>
           <w:b/>
-          <w:color w:val="auto"/>
-        </w:rPr>
-        <w:t xml:space="preserve">Chỉ số Ngoại tại (Extrinsic): </w:t>
-      </w:r>
-      <w:r>
-        <w:rPr>
-          <w:color w:val="auto"/>
-        </w:rPr>
-        <w:t xml:space="preserve">Semantic BERTScore [10]: Đo lường độ tương đồng ngữ nghĩa cấp độ vector, khắc phục nhược điểm </w:t>
-      </w:r>
-      <w:r>
-        <w:rPr>
-          <w:color w:val="auto"/>
-          <w:lang w:val="en-US"/>
-        </w:rPr>
-        <w:t>"</w:t>
-      </w:r>
-      <w:r>
-        <w:rPr>
-          <w:color w:val="auto"/>
-        </w:rPr>
-        <w:t>học vẹt</w:t>
-      </w:r>
-      <w:r>
-        <w:rPr>
-          <w:color w:val="auto"/>
-          <w:lang w:val="en-US"/>
-        </w:rPr>
-        <w:t>"</w:t>
-      </w:r>
-      <w:r>
-        <w:rPr>
-          <w:color w:val="auto"/>
-        </w:rPr>
-        <w:t xml:space="preserve"> từ vựng của ROUGE. Nhóm lập trình hàm tính toán bằng cách trích xuất Vector của toàn bộ Bản tóm tắt và Bản gốc thông qua SBERT Fine-Tuned, sau đó tính khoảng cách góc</w:t>
+          <w:bCs/>
+          <w:color w:val="auto"/>
+          <w:lang w:val="en-US"/>
+        </w:rPr>
+        <w:t>Chỉ số Ngoại tại (Extrinsic): SBert Cosine</w:t>
       </w:r>
       <w:r>
         <w:rPr>
@@ -10008,7 +10002,35 @@
           <w:color w:val="auto"/>
           <w:lang w:val="en-US"/>
         </w:rPr>
-        <w:t>:</w:t>
+        <w:t xml:space="preserve">: </w:t>
+      </w:r>
+      <w:r>
+        <w:rPr>
+          <w:color w:val="auto"/>
+        </w:rPr>
+        <w:t xml:space="preserve">Nhóm lập trình hàm tính toán bằng cách trích xuất Vector của toàn bộ Bản tóm tắt và Bản gốc thông qua </w:t>
+      </w:r>
+      <w:r>
+        <w:rPr>
+          <w:rFonts w:hint="default"/>
+          <w:color w:val="auto"/>
+          <w:lang w:val="en-US"/>
+        </w:rPr>
+        <w:t>SBERT gốc chưa qua finetune (Pretrained SBERT)</w:t>
+      </w:r>
+      <w:r>
+        <w:rPr>
+          <w:color w:val="auto"/>
+        </w:rPr>
+        <w:t>, sau đó tính khoảng cách góc</w:t>
+      </w:r>
+      <w:r>
+        <w:rPr>
+          <w:rFonts w:hint="default"/>
+          <w:color w:val="auto"/>
+          <w:lang w:val="en-US"/>
+        </w:rPr>
+        <w:t xml:space="preserve"> - gom cả đoạn tóm tắt thành 01 vector. SBERT Cosine không quan tâm đến từng từ cụ thể mà chỉ quan tâm người đọc sau khi đọc xong 2 bản tóm tắt thì có rút ra được cùng một thông điệp hay không:</w:t>
       </w:r>
     </w:p>
     <w:p>
@@ -10035,9 +10057,9 @@
         </w:rPr>
         <w:drawing>
           <wp:inline distT="0" distB="0" distL="114300" distR="114300">
-            <wp:extent cx="3648075" cy="376555"/>
-            <wp:effectExtent l="0" t="0" r="9525" b="4445"/>
-            <wp:docPr id="6" name="2384804F-3998-4D57-9195-F3826E402611-3" descr="wps"/>
+            <wp:extent cx="3673475" cy="380365"/>
+            <wp:effectExtent l="0" t="0" r="14605" b="635"/>
+            <wp:docPr id="6" name="2384804F-3998-4D57-9195-F3826E402611-15" descr="C:/Users/trang/AppData/Local/Temp/wps.ktpidtwps"/>
             <wp:cNvGraphicFramePr>
               <a:graphicFrameLocks xmlns:a="http://schemas.openxmlformats.org/drawingml/2006/main" noChangeAspect="1"/>
             </wp:cNvGraphicFramePr>
@@ -10045,7 +10067,7 @@
               <a:graphicData uri="http://schemas.openxmlformats.org/drawingml/2006/picture">
                 <pic:pic xmlns:pic="http://schemas.openxmlformats.org/drawingml/2006/picture">
                   <pic:nvPicPr>
-                    <pic:cNvPr id="6" name="2384804F-3998-4D57-9195-F3826E402611-3" descr="wps"/>
+                    <pic:cNvPr id="6" name="2384804F-3998-4D57-9195-F3826E402611-15" descr="C:/Users/trang/AppData/Local/Temp/wps.ktpidtwps"/>
                     <pic:cNvPicPr>
                       <a:picLocks noChangeAspect="1"/>
                     </pic:cNvPicPr>
@@ -10065,7 +10087,7 @@
                   <pic:spPr>
                     <a:xfrm>
                       <a:off x="0" y="0"/>
-                      <a:ext cx="3648075" cy="376555"/>
+                      <a:ext cx="3673704" cy="380289"/>
                     </a:xfrm>
                     <a:prstGeom prst="rect">
                       <a:avLst/>
@@ -10087,7 +10109,416 @@
         </w:numPr>
         <w:spacing w:after="80" w:line="300" w:lineRule="auto"/>
         <w:ind w:leftChars="0"/>
+        <w:jc w:val="both"/>
+        <w:rPr>
+          <w:rFonts w:hint="default"/>
+          <w:color w:val="auto"/>
+          <w:lang w:val="en-US"/>
+        </w:rPr>
+      </w:pPr>
+      <w:r>
+        <w:rPr>
+          <w:rFonts w:hint="default"/>
+          <w:color w:val="auto"/>
+          <w:lang w:val="en-US"/>
+        </w:rPr>
+        <w:tab/>
+        <w:t xml:space="preserve">(cụ thể, nhóm dùng bkai-foundation-models/vietnamese-bi-encoder cho Tiếng Việt </w:t>
+      </w:r>
+      <w:r>
+        <w:rPr>
+          <w:rFonts w:hint="default"/>
+          <w:color w:val="auto"/>
+          <w:lang w:val="en-US"/>
+        </w:rPr>
+        <w:tab/>
+        <w:t>và sentence-transformers/all-mpnet-base-v2 cho Tiếng Anh)</w:t>
+      </w:r>
+    </w:p>
+    <w:p>
+      <w:pPr>
+        <w:pStyle w:val="24"/>
+        <w:numPr>
+          <w:ilvl w:val="0"/>
+          <w:numId w:val="0"/>
+        </w:numPr>
+        <w:spacing w:after="80" w:line="300" w:lineRule="auto"/>
+        <w:ind w:leftChars="0"/>
+        <w:jc w:val="both"/>
+        <w:rPr>
+          <w:rFonts w:hint="default"/>
+          <w:color w:val="auto"/>
+          <w:lang w:val="en-US"/>
+        </w:rPr>
+      </w:pPr>
+    </w:p>
+    <w:p>
+      <w:pPr>
+        <w:pStyle w:val="24"/>
+        <w:spacing w:after="80" w:line="300" w:lineRule="auto"/>
+        <w:jc w:val="both"/>
+        <w:rPr>
+          <w:color w:val="auto"/>
+        </w:rPr>
+      </w:pPr>
+      <w:r>
+        <w:rPr>
+          <w:b/>
+          <w:color w:val="auto"/>
+        </w:rPr>
+        <w:t xml:space="preserve">Chỉ số Ngoại tại (Extrinsic): </w:t>
+      </w:r>
+      <w:r>
+        <w:rPr>
+          <w:b/>
+          <w:bCs/>
+          <w:color w:val="auto"/>
+        </w:rPr>
+        <w:t xml:space="preserve">BERTScore </w:t>
+      </w:r>
+      <w:r>
+        <w:rPr>
+          <w:color w:val="auto"/>
+        </w:rPr>
+        <w:t xml:space="preserve">[10]: </w:t>
+      </w:r>
+      <w:r>
+        <w:rPr>
+          <w:rFonts w:hint="default"/>
+          <w:color w:val="auto"/>
+          <w:lang w:val="en-US"/>
+        </w:rPr>
+        <w:t>Tách bản tóm tắt ra thành từng token. Ứng với mỗi token, tạo ra 1 vector (contextual embedding). Đem so sánh vector của token đầu tiên trong bản tóm tắt của mô hình với từng chữ trong bản tóm tắt gốc xem giống với token nào nhất (so sánh bằng Cosine). Làm như vậy cho toàn bộ các chữ để tìm ra ma trận tương đồng tốt nhất. Sau khi so khớp toàn bộ các token, BERTScore tính trung bình để đưa ra 3 chỉ số Precision, Recall và F1-Score.</w:t>
+      </w:r>
+      <w:r>
+        <w:rPr>
+          <w:color w:val="auto"/>
+        </w:rPr>
+        <w:t xml:space="preserve"> </w:t>
+      </w:r>
+      <w:r>
+        <w:rPr>
+          <w:rFonts w:hint="default"/>
+          <w:color w:val="auto"/>
+          <w:lang w:val="en-US"/>
+        </w:rPr>
+        <w:t>Nhóm dùng bert-base-multilingual-cased (mBERT) cho Tiếng Việt và roberta-large cho Tiếng Anh. BERTScore sinh ra để đo lường khả năng diễn đạt đồng nghĩa cho mô hình thay vì chỉ chấm thông qua đếm từ như ROUGE. Hiện tại, nhóm đang đánh giá BERTScore thông qua chỉ số F1-Score:</w:t>
+      </w:r>
+    </w:p>
+    <w:p>
+      <w:pPr>
+        <w:pStyle w:val="24"/>
+        <w:numPr>
+          <w:ilvl w:val="0"/>
+          <w:numId w:val="0"/>
+        </w:numPr>
+        <w:spacing w:after="80" w:line="300" w:lineRule="auto"/>
+        <w:ind w:leftChars="0"/>
+        <w:jc w:val="both"/>
+        <w:rPr>
+          <w:rFonts w:hint="default"/>
+          <w:color w:val="auto"/>
+          <w:lang w:val="en-US"/>
+        </w:rPr>
+      </w:pPr>
+    </w:p>
+    <w:p>
+      <w:pPr>
+        <w:pStyle w:val="24"/>
+        <w:numPr>
+          <w:ilvl w:val="0"/>
+          <w:numId w:val="0"/>
+        </w:numPr>
+        <w:spacing w:after="80" w:line="300" w:lineRule="auto"/>
+        <w:ind w:leftChars="0"/>
         <w:jc w:val="center"/>
+        <w:rPr>
+          <w:rFonts w:hint="default"/>
+          <w:color w:val="auto"/>
+          <w:lang w:val="en-US"/>
+        </w:rPr>
+      </w:pPr>
+      <w:r>
+        <w:rPr>
+          <w:rFonts w:hint="default"/>
+          <w:color w:val="auto"/>
+          <w:lang w:val="en-US"/>
+        </w:rPr>
+        <w:drawing>
+          <wp:inline distT="0" distB="0" distL="114300" distR="114300">
+            <wp:extent cx="2059940" cy="476250"/>
+            <wp:effectExtent l="0" t="0" r="12700" b="11430"/>
+            <wp:docPr id="26" name="2384804F-3998-4D57-9195-F3826E402611-17" descr="wps"/>
+            <wp:cNvGraphicFramePr>
+              <a:graphicFrameLocks xmlns:a="http://schemas.openxmlformats.org/drawingml/2006/main" noChangeAspect="1"/>
+            </wp:cNvGraphicFramePr>
+            <a:graphic xmlns:a="http://schemas.openxmlformats.org/drawingml/2006/main">
+              <a:graphicData uri="http://schemas.openxmlformats.org/drawingml/2006/picture">
+                <pic:pic xmlns:pic="http://schemas.openxmlformats.org/drawingml/2006/picture">
+                  <pic:nvPicPr>
+                    <pic:cNvPr id="26" name="2384804F-3998-4D57-9195-F3826E402611-17" descr="wps"/>
+                    <pic:cNvPicPr>
+                      <a:picLocks noChangeAspect="1"/>
+                    </pic:cNvPicPr>
+                  </pic:nvPicPr>
+                  <pic:blipFill>
+                    <a:blip r:embed="rId17">
+                      <a:extLst>
+                        <a:ext uri="{96DAC541-7B7A-43D3-8B79-37D633B846F1}">
+                          <asvg:svgBlip xmlns:asvg="http://schemas.microsoft.com/office/drawing/2016/SVG/main" r:embed="rId18"/>
+                        </a:ext>
+                      </a:extLst>
+                    </a:blip>
+                    <a:stretch>
+                      <a:fillRect/>
+                    </a:stretch>
+                  </pic:blipFill>
+                  <pic:spPr>
+                    <a:xfrm>
+                      <a:off x="0" y="0"/>
+                      <a:ext cx="2059940" cy="476250"/>
+                    </a:xfrm>
+                    <a:prstGeom prst="rect">
+                      <a:avLst/>
+                    </a:prstGeom>
+                  </pic:spPr>
+                </pic:pic>
+              </a:graphicData>
+            </a:graphic>
+          </wp:inline>
+        </w:drawing>
+      </w:r>
+    </w:p>
+    <w:p>
+      <w:pPr>
+        <w:pStyle w:val="24"/>
+        <w:numPr>
+          <w:ilvl w:val="0"/>
+          <w:numId w:val="0"/>
+        </w:numPr>
+        <w:spacing w:after="80" w:line="300" w:lineRule="auto"/>
+        <w:ind w:leftChars="0"/>
+        <w:jc w:val="center"/>
+        <w:rPr>
+          <w:rFonts w:hint="default"/>
+          <w:color w:val="auto"/>
+          <w:lang w:val="en-US"/>
+        </w:rPr>
+      </w:pPr>
+    </w:p>
+    <w:p>
+      <w:pPr>
+        <w:pStyle w:val="24"/>
+        <w:numPr>
+          <w:ilvl w:val="0"/>
+          <w:numId w:val="0"/>
+        </w:numPr>
+        <w:spacing w:after="80" w:line="300" w:lineRule="auto"/>
+        <w:ind w:leftChars="0"/>
+        <w:jc w:val="center"/>
+        <w:rPr>
+          <w:rFonts w:hint="default"/>
+          <w:color w:val="auto"/>
+          <w:lang w:val="en-US"/>
+        </w:rPr>
+      </w:pPr>
+      <w:r>
+        <w:rPr>
+          <w:rFonts w:hint="default"/>
+          <w:color w:val="auto"/>
+          <w:lang w:val="en-US"/>
+        </w:rPr>
+        <w:drawing>
+          <wp:inline distT="0" distB="0" distL="114300" distR="114300">
+            <wp:extent cx="2089150" cy="455295"/>
+            <wp:effectExtent l="0" t="0" r="13970" b="1905"/>
+            <wp:docPr id="16" name="2384804F-3998-4D57-9195-F3826E402611-19" descr="wps"/>
+            <wp:cNvGraphicFramePr>
+              <a:graphicFrameLocks xmlns:a="http://schemas.openxmlformats.org/drawingml/2006/main" noChangeAspect="1"/>
+            </wp:cNvGraphicFramePr>
+            <a:graphic xmlns:a="http://schemas.openxmlformats.org/drawingml/2006/main">
+              <a:graphicData uri="http://schemas.openxmlformats.org/drawingml/2006/picture">
+                <pic:pic xmlns:pic="http://schemas.openxmlformats.org/drawingml/2006/picture">
+                  <pic:nvPicPr>
+                    <pic:cNvPr id="16" name="2384804F-3998-4D57-9195-F3826E402611-19" descr="wps"/>
+                    <pic:cNvPicPr>
+                      <a:picLocks noChangeAspect="1"/>
+                    </pic:cNvPicPr>
+                  </pic:nvPicPr>
+                  <pic:blipFill>
+                    <a:blip r:embed="rId19">
+                      <a:extLst>
+                        <a:ext uri="{96DAC541-7B7A-43D3-8B79-37D633B846F1}">
+                          <asvg:svgBlip xmlns:asvg="http://schemas.microsoft.com/office/drawing/2016/SVG/main" r:embed="rId20"/>
+                        </a:ext>
+                      </a:extLst>
+                    </a:blip>
+                    <a:stretch>
+                      <a:fillRect/>
+                    </a:stretch>
+                  </pic:blipFill>
+                  <pic:spPr>
+                    <a:xfrm>
+                      <a:off x="0" y="0"/>
+                      <a:ext cx="2089150" cy="455295"/>
+                    </a:xfrm>
+                    <a:prstGeom prst="rect">
+                      <a:avLst/>
+                    </a:prstGeom>
+                  </pic:spPr>
+                </pic:pic>
+              </a:graphicData>
+            </a:graphic>
+          </wp:inline>
+        </w:drawing>
+      </w:r>
+    </w:p>
+    <w:p>
+      <w:pPr>
+        <w:pStyle w:val="24"/>
+        <w:numPr>
+          <w:ilvl w:val="0"/>
+          <w:numId w:val="0"/>
+        </w:numPr>
+        <w:spacing w:after="80" w:line="300" w:lineRule="auto"/>
+        <w:ind w:leftChars="0"/>
+        <w:jc w:val="center"/>
+        <w:rPr>
+          <w:rFonts w:hint="default"/>
+          <w:color w:val="auto"/>
+          <w:lang w:val="en-US"/>
+        </w:rPr>
+      </w:pPr>
+    </w:p>
+    <w:p>
+      <w:pPr>
+        <w:pStyle w:val="24"/>
+        <w:numPr>
+          <w:ilvl w:val="0"/>
+          <w:numId w:val="0"/>
+        </w:numPr>
+        <w:spacing w:after="80" w:line="300" w:lineRule="auto"/>
+        <w:ind w:leftChars="0"/>
+        <w:jc w:val="center"/>
+        <w:rPr>
+          <w:rFonts w:hint="default"/>
+          <w:color w:val="auto"/>
+          <w:lang w:val="en-US"/>
+        </w:rPr>
+      </w:pPr>
+      <w:r>
+        <w:rPr>
+          <w:rFonts w:hint="default"/>
+          <w:color w:val="auto"/>
+          <w:lang w:val="en-US"/>
+        </w:rPr>
+        <w:drawing>
+          <wp:inline distT="0" distB="0" distL="114300" distR="114300">
+            <wp:extent cx="2150110" cy="391795"/>
+            <wp:effectExtent l="0" t="0" r="13970" b="4445"/>
+            <wp:docPr id="27" name="2384804F-3998-4D57-9195-F3826E402611-18" descr="wps"/>
+            <wp:cNvGraphicFramePr>
+              <a:graphicFrameLocks xmlns:a="http://schemas.openxmlformats.org/drawingml/2006/main" noChangeAspect="1"/>
+            </wp:cNvGraphicFramePr>
+            <a:graphic xmlns:a="http://schemas.openxmlformats.org/drawingml/2006/main">
+              <a:graphicData uri="http://schemas.openxmlformats.org/drawingml/2006/picture">
+                <pic:pic xmlns:pic="http://schemas.openxmlformats.org/drawingml/2006/picture">
+                  <pic:nvPicPr>
+                    <pic:cNvPr id="27" name="2384804F-3998-4D57-9195-F3826E402611-18" descr="wps"/>
+                    <pic:cNvPicPr>
+                      <a:picLocks noChangeAspect="1"/>
+                    </pic:cNvPicPr>
+                  </pic:nvPicPr>
+                  <pic:blipFill>
+                    <a:blip r:embed="rId21">
+                      <a:extLst>
+                        <a:ext uri="{96DAC541-7B7A-43D3-8B79-37D633B846F1}">
+                          <asvg:svgBlip xmlns:asvg="http://schemas.microsoft.com/office/drawing/2016/SVG/main" r:embed="rId22"/>
+                        </a:ext>
+                      </a:extLst>
+                    </a:blip>
+                    <a:stretch>
+                      <a:fillRect/>
+                    </a:stretch>
+                  </pic:blipFill>
+                  <pic:spPr>
+                    <a:xfrm>
+                      <a:off x="0" y="0"/>
+                      <a:ext cx="2150110" cy="391795"/>
+                    </a:xfrm>
+                    <a:prstGeom prst="rect">
+                      <a:avLst/>
+                    </a:prstGeom>
+                  </pic:spPr>
+                </pic:pic>
+              </a:graphicData>
+            </a:graphic>
+          </wp:inline>
+        </w:drawing>
+      </w:r>
+    </w:p>
+    <w:p>
+      <w:pPr>
+        <w:pStyle w:val="24"/>
+        <w:numPr>
+          <w:ilvl w:val="0"/>
+          <w:numId w:val="0"/>
+        </w:numPr>
+        <w:spacing w:after="80" w:line="300" w:lineRule="auto"/>
+        <w:ind w:leftChars="0"/>
+        <w:jc w:val="center"/>
+        <w:rPr>
+          <w:rFonts w:hint="default"/>
+          <w:color w:val="auto"/>
+          <w:lang w:val="en-US"/>
+        </w:rPr>
+      </w:pPr>
+    </w:p>
+    <w:p>
+      <w:pPr>
+        <w:pStyle w:val="24"/>
+        <w:numPr>
+          <w:ilvl w:val="0"/>
+          <w:numId w:val="0"/>
+        </w:numPr>
+        <w:spacing w:after="80" w:line="300" w:lineRule="auto"/>
+        <w:ind w:leftChars="0"/>
+        <w:jc w:val="both"/>
+        <w:rPr>
+          <w:rFonts w:hint="default"/>
+          <w:color w:val="auto"/>
+          <w:lang w:val="en-US"/>
+        </w:rPr>
+      </w:pPr>
+      <w:r>
+        <w:rPr>
+          <w:rFonts w:hint="default"/>
+          <w:color w:val="auto"/>
+          <w:lang w:val="en-US"/>
+        </w:rPr>
+        <w:tab/>
+        <w:t xml:space="preserve">(Trong đó, x là danh sách các token của bản gốc, y là danh sách các token  của bản </w:t>
+      </w:r>
+      <w:r>
+        <w:rPr>
+          <w:rFonts w:hint="default"/>
+          <w:color w:val="auto"/>
+          <w:lang w:val="en-US"/>
+        </w:rPr>
+        <w:tab/>
+        <w:t>tóm tắt sinh ra.)</w:t>
+      </w:r>
+    </w:p>
+    <w:p>
+      <w:pPr>
+        <w:pStyle w:val="24"/>
+        <w:numPr>
+          <w:ilvl w:val="0"/>
+          <w:numId w:val="0"/>
+        </w:numPr>
+        <w:spacing w:after="80" w:line="300" w:lineRule="auto"/>
+        <w:ind w:leftChars="0"/>
+        <w:jc w:val="both"/>
         <w:rPr>
           <w:rFonts w:hint="default"/>
           <w:color w:val="auto"/>
@@ -10158,10 +10589,10 @@
                     </pic:cNvPicPr>
                   </pic:nvPicPr>
                   <pic:blipFill>
-                    <a:blip r:embed="rId17">
+                    <a:blip r:embed="rId23">
                       <a:extLst>
                         <a:ext uri="{96DAC541-7B7A-43D3-8B79-37D633B846F1}">
-                          <asvg:svgBlip xmlns:asvg="http://schemas.microsoft.com/office/drawing/2016/SVG/main" r:embed="rId18"/>
+                          <asvg:svgBlip xmlns:asvg="http://schemas.microsoft.com/office/drawing/2016/SVG/main" r:embed="rId24"/>
                         </a:ext>
                       </a:extLst>
                     </a:blip>
@@ -10197,6 +10628,8 @@
         <w:jc w:val="center"/>
         <w:rPr>
           <w:rFonts w:hint="default"/>
+          <w:b/>
+          <w:bCs/>
           <w:color w:val="auto"/>
           <w:lang w:val="en-US"/>
         </w:rPr>
@@ -10265,10 +10698,10 @@
                     </pic:cNvPicPr>
                   </pic:nvPicPr>
                   <pic:blipFill>
-                    <a:blip r:embed="rId19">
+                    <a:blip r:embed="rId25">
                       <a:extLst>
                         <a:ext uri="{96DAC541-7B7A-43D3-8B79-37D633B846F1}">
-                          <asvg:svgBlip xmlns:asvg="http://schemas.microsoft.com/office/drawing/2016/SVG/main" r:embed="rId20"/>
+                          <asvg:svgBlip xmlns:asvg="http://schemas.microsoft.com/office/drawing/2016/SVG/main" r:embed="rId26"/>
                         </a:ext>
                       </a:extLst>
                     </a:blip>
@@ -10372,10 +10805,10 @@
                     </pic:cNvPicPr>
                   </pic:nvPicPr>
                   <pic:blipFill>
-                    <a:blip r:embed="rId21">
+                    <a:blip r:embed="rId27">
                       <a:extLst>
                         <a:ext uri="{96DAC541-7B7A-43D3-8B79-37D633B846F1}">
-                          <asvg:svgBlip xmlns:asvg="http://schemas.microsoft.com/office/drawing/2016/SVG/main" r:embed="rId22"/>
+                          <asvg:svgBlip xmlns:asvg="http://schemas.microsoft.com/office/drawing/2016/SVG/main" r:embed="rId28"/>
                         </a:ext>
                       </a:extLst>
                     </a:blip>
@@ -11797,10 +12230,10 @@
                     </pic:cNvPicPr>
                   </pic:nvPicPr>
                   <pic:blipFill>
-                    <a:blip r:embed="rId23">
+                    <a:blip r:embed="rId29">
                       <a:extLst>
                         <a:ext uri="{96DAC541-7B7A-43D3-8B79-37D633B846F1}">
-                          <asvg:svgBlip xmlns:asvg="http://schemas.microsoft.com/office/drawing/2016/SVG/main" r:embed="rId24"/>
+                          <asvg:svgBlip xmlns:asvg="http://schemas.microsoft.com/office/drawing/2016/SVG/main" r:embed="rId30"/>
                         </a:ext>
                       </a:extLst>
                     </a:blip>
@@ -11884,10 +12317,10 @@
                     </pic:cNvPicPr>
                   </pic:nvPicPr>
                   <pic:blipFill>
-                    <a:blip r:embed="rId25">
+                    <a:blip r:embed="rId31">
                       <a:extLst>
                         <a:ext uri="{96DAC541-7B7A-43D3-8B79-37D633B846F1}">
-                          <asvg:svgBlip xmlns:asvg="http://schemas.microsoft.com/office/drawing/2016/SVG/main" r:embed="rId26"/>
+                          <asvg:svgBlip xmlns:asvg="http://schemas.microsoft.com/office/drawing/2016/SVG/main" r:embed="rId32"/>
                         </a:ext>
                       </a:extLst>
                     </a:blip>
@@ -11984,10 +12417,10 @@
                     </pic:cNvPicPr>
                   </pic:nvPicPr>
                   <pic:blipFill>
-                    <a:blip r:embed="rId27">
+                    <a:blip r:embed="rId33">
                       <a:extLst>
                         <a:ext uri="{96DAC541-7B7A-43D3-8B79-37D633B846F1}">
-                          <asvg:svgBlip xmlns:asvg="http://schemas.microsoft.com/office/drawing/2016/SVG/main" r:embed="rId28"/>
+                          <asvg:svgBlip xmlns:asvg="http://schemas.microsoft.com/office/drawing/2016/SVG/main" r:embed="rId34"/>
                         </a:ext>
                       </a:extLst>
                     </a:blip>
@@ -12999,10 +13432,10 @@
                     </pic:cNvPicPr>
                   </pic:nvPicPr>
                   <pic:blipFill>
-                    <a:blip r:embed="rId29">
+                    <a:blip r:embed="rId35">
                       <a:extLst>
                         <a:ext uri="{96DAC541-7B7A-43D3-8B79-37D633B846F1}">
-                          <asvg:svgBlip xmlns:asvg="http://schemas.microsoft.com/office/drawing/2016/SVG/main" r:embed="rId30"/>
+                          <asvg:svgBlip xmlns:asvg="http://schemas.microsoft.com/office/drawing/2016/SVG/main" r:embed="rId36"/>
                         </a:ext>
                       </a:extLst>
                     </a:blip>
@@ -13117,10 +13550,10 @@
                     </pic:cNvPicPr>
                   </pic:nvPicPr>
                   <pic:blipFill>
-                    <a:blip r:embed="rId31">
+                    <a:blip r:embed="rId37">
                       <a:extLst>
                         <a:ext uri="{96DAC541-7B7A-43D3-8B79-37D633B846F1}">
-                          <asvg:svgBlip xmlns:asvg="http://schemas.microsoft.com/office/drawing/2016/SVG/main" r:embed="rId32"/>
+                          <asvg:svgBlip xmlns:asvg="http://schemas.microsoft.com/office/drawing/2016/SVG/main" r:embed="rId38"/>
                         </a:ext>
                       </a:extLst>
                     </a:blip>
@@ -13179,10 +13612,10 @@
                     </pic:cNvPicPr>
                   </pic:nvPicPr>
                   <pic:blipFill>
-                    <a:blip r:embed="rId33">
+                    <a:blip r:embed="rId39">
                       <a:extLst>
                         <a:ext uri="{96DAC541-7B7A-43D3-8B79-37D633B846F1}">
-                          <asvg:svgBlip xmlns:asvg="http://schemas.microsoft.com/office/drawing/2016/SVG/main" r:embed="rId34"/>
+                          <asvg:svgBlip xmlns:asvg="http://schemas.microsoft.com/office/drawing/2016/SVG/main" r:embed="rId40"/>
                         </a:ext>
                       </a:extLst>
                     </a:blip>
@@ -13323,10 +13756,10 @@
                     </pic:cNvPicPr>
                   </pic:nvPicPr>
                   <pic:blipFill>
-                    <a:blip r:embed="rId35">
+                    <a:blip r:embed="rId41">
                       <a:extLst>
                         <a:ext uri="{96DAC541-7B7A-43D3-8B79-37D633B846F1}">
-                          <asvg:svgBlip xmlns:asvg="http://schemas.microsoft.com/office/drawing/2016/SVG/main" r:embed="rId36"/>
+                          <asvg:svgBlip xmlns:asvg="http://schemas.microsoft.com/office/drawing/2016/SVG/main" r:embed="rId42"/>
                         </a:ext>
                       </a:extLst>
                     </a:blip>
@@ -13605,10 +14038,10 @@
                     </pic:cNvPicPr>
                   </pic:nvPicPr>
                   <pic:blipFill>
-                    <a:blip r:embed="rId37">
+                    <a:blip r:embed="rId43">
                       <a:extLst>
                         <a:ext uri="{96DAC541-7B7A-43D3-8B79-37D633B846F1}">
-                          <asvg:svgBlip xmlns:asvg="http://schemas.microsoft.com/office/drawing/2016/SVG/main" r:embed="rId38"/>
+                          <asvg:svgBlip xmlns:asvg="http://schemas.microsoft.com/office/drawing/2016/SVG/main" r:embed="rId44"/>
                         </a:ext>
                       </a:extLst>
                     </a:blip>
@@ -13807,7 +14240,7 @@
                     </pic:cNvPicPr>
                   </pic:nvPicPr>
                   <pic:blipFill>
-                    <a:blip r:embed="rId39"/>
+                    <a:blip r:embed="rId45"/>
                     <a:stretch>
                       <a:fillRect/>
                     </a:stretch>
@@ -14238,7 +14671,21 @@
           <w:szCs w:val="26"/>
           <w:lang w:val="en-US"/>
         </w:rPr>
-        <w:t>(Chú thích: Ký hiệu ↑ biểu thị các chỉ số có giá trị càng cao càng tốt)</w:t>
+        <w:t>(Chú thích: Ký hiệu ↑ biểu thị các chỉ số có giá trị càng cao càng tốt</w:t>
+      </w:r>
+      <w:bookmarkStart w:id="47" w:name="_GoBack"/>
+      <w:bookmarkEnd w:id="47"/>
+      <w:r>
+        <w:rPr>
+          <w:rFonts w:hint="default" w:ascii="Times New Roman" w:hAnsi="Times New Roman" w:cs="Times New Roman"/>
+          <w:b w:val="0"/>
+          <w:bCs/>
+          <w:color w:val="auto"/>
+          <w:sz w:val="26"/>
+          <w:szCs w:val="26"/>
+          <w:lang w:val="en-US"/>
+        </w:rPr>
+        <w:t>)</w:t>
       </w:r>
     </w:p>
     <w:p>
@@ -14869,7 +15316,7 @@
                 <w:sz w:val="26"/>
                 <w:szCs w:val="26"/>
               </w:rPr>
-              <w:t>77.37%</w:t>
+              <w:t>77.37</w:t>
             </w:r>
           </w:p>
         </w:tc>
@@ -14895,7 +15342,7 @@
                 <w:sz w:val="26"/>
                 <w:szCs w:val="26"/>
               </w:rPr>
-              <w:t>48.77%</w:t>
+              <w:t>48.77</w:t>
             </w:r>
           </w:p>
         </w:tc>
@@ -14921,7 +15368,7 @@
                 <w:sz w:val="26"/>
                 <w:szCs w:val="26"/>
               </w:rPr>
-              <w:t>22.92%</w:t>
+              <w:t>22.92</w:t>
             </w:r>
           </w:p>
         </w:tc>
@@ -14947,7 +15394,7 @@
                 <w:sz w:val="26"/>
                 <w:szCs w:val="26"/>
               </w:rPr>
-              <w:t>29.96%</w:t>
+              <w:t>29.96</w:t>
             </w:r>
           </w:p>
         </w:tc>
@@ -15092,7 +15539,7 @@
                 <w:sz w:val="26"/>
                 <w:szCs w:val="26"/>
               </w:rPr>
-              <w:t>77.37%</w:t>
+              <w:t>77.37</w:t>
             </w:r>
           </w:p>
         </w:tc>
@@ -15118,7 +15565,7 @@
                 <w:sz w:val="26"/>
                 <w:szCs w:val="26"/>
               </w:rPr>
-              <w:t>48.77%</w:t>
+              <w:t>48.77</w:t>
             </w:r>
           </w:p>
         </w:tc>
@@ -15144,7 +15591,7 @@
                 <w:sz w:val="26"/>
                 <w:szCs w:val="26"/>
               </w:rPr>
-              <w:t>22.92%</w:t>
+              <w:t>22.92</w:t>
             </w:r>
           </w:p>
         </w:tc>
@@ -15170,7 +15617,7 @@
                 <w:sz w:val="26"/>
                 <w:szCs w:val="26"/>
               </w:rPr>
-              <w:t>29.96%</w:t>
+              <w:t>29.96</w:t>
             </w:r>
           </w:p>
         </w:tc>
@@ -15314,7 +15761,7 @@
                 <w:sz w:val="26"/>
                 <w:szCs w:val="26"/>
               </w:rPr>
-              <w:t>73.93%</w:t>
+              <w:t>73.93</w:t>
             </w:r>
           </w:p>
         </w:tc>
@@ -15340,7 +15787,7 @@
                 <w:sz w:val="26"/>
                 <w:szCs w:val="26"/>
               </w:rPr>
-              <w:t>42.14%</w:t>
+              <w:t>42.14</w:t>
             </w:r>
           </w:p>
         </w:tc>
@@ -15366,7 +15813,7 @@
                 <w:sz w:val="26"/>
                 <w:szCs w:val="26"/>
               </w:rPr>
-              <w:t>21.31%</w:t>
+              <w:t>21.31</w:t>
             </w:r>
           </w:p>
         </w:tc>
@@ -15392,7 +15839,7 @@
                 <w:sz w:val="26"/>
                 <w:szCs w:val="26"/>
               </w:rPr>
-              <w:t>26.98%</w:t>
+              <w:t>26.98</w:t>
             </w:r>
           </w:p>
         </w:tc>
@@ -15537,7 +15984,7 @@
                 <w:sz w:val="26"/>
                 <w:szCs w:val="26"/>
               </w:rPr>
-              <w:t>72.99%</w:t>
+              <w:t>72.99</w:t>
             </w:r>
           </w:p>
         </w:tc>
@@ -15563,7 +16010,7 @@
                 <w:sz w:val="26"/>
                 <w:szCs w:val="26"/>
               </w:rPr>
-              <w:t>40.77%</w:t>
+              <w:t>40.77</w:t>
             </w:r>
           </w:p>
         </w:tc>
@@ -15589,7 +16036,7 @@
                 <w:sz w:val="26"/>
                 <w:szCs w:val="26"/>
               </w:rPr>
-              <w:t>20.65%</w:t>
+              <w:t>20.65</w:t>
             </w:r>
           </w:p>
         </w:tc>
@@ -15615,7 +16062,7 @@
                 <w:sz w:val="26"/>
                 <w:szCs w:val="26"/>
               </w:rPr>
-              <w:t>26.33%</w:t>
+              <w:t>26.33</w:t>
             </w:r>
           </w:p>
         </w:tc>
@@ -15760,7 +16207,7 @@
                 <w:sz w:val="26"/>
                 <w:szCs w:val="26"/>
               </w:rPr>
-              <w:t>79.12%</w:t>
+              <w:t>79.12</w:t>
             </w:r>
           </w:p>
         </w:tc>
@@ -15786,7 +16233,7 @@
                 <w:sz w:val="26"/>
                 <w:szCs w:val="26"/>
               </w:rPr>
-              <w:t>47.00%</w:t>
+              <w:t>47.00</w:t>
             </w:r>
           </w:p>
         </w:tc>
@@ -15812,7 +16259,7 @@
                 <w:sz w:val="26"/>
                 <w:szCs w:val="26"/>
               </w:rPr>
-              <w:t>21.98%</w:t>
+              <w:t>21.98</w:t>
             </w:r>
           </w:p>
         </w:tc>
@@ -15838,7 +16285,7 @@
                 <w:sz w:val="26"/>
                 <w:szCs w:val="26"/>
               </w:rPr>
-              <w:t>28.87%</w:t>
+              <w:t>28.87</w:t>
             </w:r>
           </w:p>
         </w:tc>
@@ -17873,6 +18320,46 @@
     </w:p>
     <w:p>
       <w:pPr>
+        <w:keepNext/>
+        <w:spacing w:before="280" w:after="120"/>
+        <w:outlineLvl w:val="1"/>
+        <w:rPr>
+          <w:rFonts w:hint="default" w:cs="Times New Roman"/>
+          <w:b w:val="0"/>
+          <w:bCs/>
+          <w:color w:val="auto"/>
+          <w:sz w:val="26"/>
+          <w:szCs w:val="26"/>
+          <w:lang w:val="en-US"/>
+        </w:rPr>
+      </w:pPr>
+      <w:r>
+        <w:rPr>
+          <w:rFonts w:hint="default"/>
+          <w:b/>
+          <w:bCs w:val="0"/>
+          <w:color w:val="auto"/>
+          <w:sz w:val="26"/>
+          <w:szCs w:val="26"/>
+          <w:lang w:val="en-US"/>
+        </w:rPr>
+        <w:t>Điểm Silhouette</w:t>
+      </w:r>
+      <w:r>
+        <w:rPr>
+          <w:rFonts w:hint="default"/>
+          <w:b w:val="0"/>
+          <w:bCs/>
+          <w:color w:val="auto"/>
+          <w:sz w:val="26"/>
+          <w:szCs w:val="26"/>
+          <w:lang w:val="en-US"/>
+        </w:rPr>
+        <w:t>: Nhóm nhận thấy điểm Silhouette của cả 2 ngôn ngữ đều nằm ở mức rất thấp. Tuy nhiên, đây không phải là lỗi của mô hình mà xuất phát từ bản chất hình học không gian của bài toán Tóm tắt đơn văn bản. Các câu trong cùng một bài báo xoay quanh một chủ đề thống nhất, tạo thành một không gian ngữ nghĩa liên tục (continuous semantic space). Việc K-Means phân vùng không gian này sẽ tạo ra các cụm nằm sát ranh giới nhau, khiến điểm Silhouette không thể cao như trong các bài toán phân loại thông thường.</w:t>
+      </w:r>
+    </w:p>
+    <w:p>
+      <w:pPr>
         <w:rPr>
           <w:rFonts w:hint="default" w:ascii="Times New Roman" w:hAnsi="Times New Roman" w:cs="Times New Roman"/>
           <w:b/>
@@ -19644,7 +20131,7 @@
                     </pic:cNvPicPr>
                   </pic:nvPicPr>
                   <pic:blipFill>
-                    <a:blip r:embed="rId40"/>
+                    <a:blip r:embed="rId46"/>
                     <a:stretch>
                       <a:fillRect/>
                     </a:stretch>
@@ -19785,7 +20272,7 @@
                     </pic:cNvPicPr>
                   </pic:nvPicPr>
                   <pic:blipFill>
-                    <a:blip r:embed="rId41"/>
+                    <a:blip r:embed="rId47"/>
                     <a:stretch>
                       <a:fillRect/>
                     </a:stretch>
@@ -19848,7 +20335,7 @@
                     </pic:cNvPicPr>
                   </pic:nvPicPr>
                   <pic:blipFill>
-                    <a:blip r:embed="rId42"/>
+                    <a:blip r:embed="rId48"/>
                     <a:stretch>
                       <a:fillRect/>
                     </a:stretch>
@@ -19951,7 +20438,7 @@
                     </pic:cNvPicPr>
                   </pic:nvPicPr>
                   <pic:blipFill>
-                    <a:blip r:embed="rId43"/>
+                    <a:blip r:embed="rId49"/>
                     <a:stretch>
                       <a:fillRect/>
                     </a:stretch>
@@ -20071,7 +20558,7 @@
                     </pic:cNvPicPr>
                   </pic:nvPicPr>
                   <pic:blipFill>
-                    <a:blip r:embed="rId44"/>
+                    <a:blip r:embed="rId50"/>
                     <a:stretch>
                       <a:fillRect/>
                     </a:stretch>
@@ -20157,7 +20644,7 @@
                     </pic:cNvPicPr>
                   </pic:nvPicPr>
                   <pic:blipFill>
-                    <a:blip r:embed="rId45"/>
+                    <a:blip r:embed="rId51"/>
                     <a:stretch>
                       <a:fillRect/>
                     </a:stretch>
@@ -35397,8 +35884,17 @@
     <extobj name="2384804F-3998-4D57-9195-F3826E402611-2">
       <extobjdata type="2384804F-3998-4D57-9195-F3826E402611" data="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"/>
     </extobj>
-    <extobj name="2384804F-3998-4D57-9195-F3826E402611-3">
-      <extobjdata type="2384804F-3998-4D57-9195-F3826E402611" data="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"/>
+    <extobj name="2384804F-3998-4D57-9195-F3826E402611-15">
+      <extobjdata type="2384804F-3998-4D57-9195-F3826E402611" data="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"/>
+    </extobj>
+    <extobj name="2384804F-3998-4D57-9195-F3826E402611-17">
+      <extobjdata type="2384804F-3998-4D57-9195-F3826E402611" data="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"/>
+    </extobj>
+    <extobj name="2384804F-3998-4D57-9195-F3826E402611-19">
+      <extobjdata type="2384804F-3998-4D57-9195-F3826E402611" data="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"/>
+    </extobj>
+    <extobj name="2384804F-3998-4D57-9195-F3826E402611-18">
+      <extobjdata type="2384804F-3998-4D57-9195-F3826E402611" data="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"/>
     </extobj>
     <extobj name="2384804F-3998-4D57-9195-F3826E402611-4">
       <extobjdata type="2384804F-3998-4D57-9195-F3826E402611" data="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"/>
